--- a/explaination.docx
+++ b/explaination.docx
@@ -13,12 +13,12 @@
           <w:color w:val="0F172A"/>
           <w:sz w:val="48"/>
         </w:rPr>
-        <w:t>AUTONOMOUS AIOPS SELF-HEALING PLATFORM</w:t>
+        <w:t>AUTONOMOUS DOMAIN-AGNOSTIC AIOPS PLATFORM</w:t>
       </w:r>
     </w:p>
     <w:p>
       <w:pPr>
-        <w:spacing w:after="300"/>
+        <w:spacing w:after="240"/>
         <w:jc w:val="center"/>
       </w:pPr>
       <w:r>
@@ -26,11 +26,11 @@
           <w:rFonts w:ascii="Calibri" w:hAnsi="Calibri"/>
           <w:i/>
           <w:color w:val="0284C7"/>
-          <w:sz w:val="24"/>
-        </w:rPr>
-        <w:t>Complete Project Blueprint, Operational Mechanics, and Integrated Team File Breakdown</w:t>
+          <w:sz w:val="23"/>
+        </w:rPr>
+        <w:t>Complete Project Blueprint, Operational Mechanics, Chronological Sub-Phase Breakdown,</w:t>
         <w:br/>
-        <w:t>From Foundation Bootstrap to Phase P3 Production Readiness</w:t>
+        <w:t>and Integrated Team File Engineering Guide (Phase P0 to Phase P3 Complete)</w:t>
       </w:r>
     </w:p>
     <w:tbl>
@@ -56,7 +56,7 @@
           </w:tcPr>
           <w:p>
             <w:pPr>
-              <w:spacing w:before="100" w:after="100"/>
+              <w:spacing w:before="120" w:after="120"/>
             </w:pPr>
             <w:r>
               <w:rPr>
@@ -65,7 +65,7 @@
                 <w:color w:val="0284C7"/>
                 <w:sz w:val="21"/>
               </w:rPr>
-              <w:t>[EXECUTIVE PROJECT METRICS]</w:t>
+              <w:t>[EXECUTIVE SYSTEM METRICS]</w:t>
               <w:br/>
             </w:r>
             <w:r>
@@ -74,11 +74,13 @@
                 <w:color w:val="1E293B"/>
                 <w:sz w:val="20"/>
               </w:rPr>
-              <w:t>Project Status: Phase P3 Verified &amp; Complete | Total Tests: 31/31 Passed (100% Green)</w:t>
+              <w:t>Current Repository Status: Phase P3 Verified &amp; Complete | Total Tests: 31/31 Passed (100% Green)</w:t>
               <w:br/>
-              <w:t>Active Branch: feat/saurav-p2-contracts-draft | Cloud Infrastructure Cost: $0.00</w:t>
+              <w:t>Active Branch: feat/saurav-p2-contracts-draft | Git Working Tree: Clean &amp; Fully Synchronized with GitHub</w:t>
               <w:br/>
-              <w:t>Team Leads: Taranay (Backend), Rudra (AI/RAG), Vivek (Frontend), Saurav (DevOps &amp; Integration)</w:t>
+              <w:t>Infrastructure Cost: $0.00 Cloud Spend (Local Vector Store, PostgreSQL 16 &amp; Redis 7 Dockerized)</w:t>
+              <w:br/>
+              <w:t>Core Engineering Leads: Taranay (Backend), Rudra (AI/RAG), Vivek (Frontend), Saurav (DevOps &amp; Integration)</w:t>
             </w:r>
           </w:p>
         </w:tc>
@@ -97,7 +99,7 @@
           <w:color w:val="0F172A"/>
           <w:sz w:val="32"/>
         </w:rPr>
-        <w:t>1. Comprehensive Project Overview &amp; Architecture</w:t>
+        <w:t>1. Comprehensive Project Mechanics &amp; Architecture</w:t>
       </w:r>
     </w:p>
     <w:p>
@@ -112,7 +114,7 @@
           <w:color w:val="0284C7"/>
           <w:sz w:val="26"/>
         </w:rPr>
-        <w:t>1.1 What Is the Autonomous AIOps Platform?</w:t>
+        <w:t>1.1 Executive Summary &amp; The Problem It Solves</w:t>
       </w:r>
     </w:p>
     <w:p>
@@ -125,7 +127,7 @@
           <w:color w:val="334155"/>
           <w:sz w:val="21"/>
         </w:rPr>
-        <w:t>Modern cloud systems run across hundreds of microservices, databases, and containers. When a service crashes or slows down at 3:00 AM, human Site Reliability Engineers (SREs) are awakened by alert pagers. The engineers spend hours manually combing through gigabytes of logs, querying metrics, locating outdated internal runbook documents, and cautiously attempting to patch or restart the system. This manual incident resolution cycle leads to high downtime, human fatigue, and massive financial loss.</w:t>
+        <w:t>Modern cloud applications run across distributed microservices, databases, caches, and containers. When an error or outage occurs—such as a database connection pool freeze or an out-of-memory container crash at 3:00 AM—traditional IT operations rely heavily on manual human intervention. Human Site Reliability Engineers (SREs) are woken up by automated pagers. They spend hours manually searching through scattered logs across different machines, trying to locate outdated internal wiki runbooks, guessing the root cause, and cautiously attempting manual shell commands to recover the system. This manual incident response process leads to prolonged downtime, human alert fatigue, and millions of dollars in enterprise downtime losses.</w:t>
       </w:r>
     </w:p>
     <w:p>
@@ -138,7 +140,7 @@
           <w:color w:val="334155"/>
           <w:sz w:val="21"/>
         </w:rPr>
-        <w:t>The Autonomous AIOps Self-Healing Platform is an intelligent operations platform designed to eliminate manual downtime. It acts as a continuous, 24x7 automated emergency response system. It ingests telemetry signals from running cloud services, correlates anomalies into formal incidents, uses a Retrieval-Augmented Generation (RAG) AI engine to diagnose root causes against verified engineering runbooks, formulates a precise remediation plan, and presents it to human operators in an interactive web cockpit with an 'Approve &amp; Heal' one-click safety gate.</w:t>
+        <w:t>The Autonomous Domain-Agnostic AIOps Self-Healing Platform solves this crisis by introducing a closed-loop, automated, intelligent incident response system. It operates continuously 24 hours a day, 7 days a week. It automatically ingests telemetry signals from running cloud applications, correlates raw anomalies into structured Incident tickets, utilizes a Retrieval-Augmented Generation (RAG) AI engine to diagnose root causes by matching symptoms against verified operational runbooks, drafts an ordered, executable remediation plan, and presents it to human operators on an interactive Next.js 14 web cockpit with an 'Approve &amp; Heal' safety gate. When approved, the fix executes, post-remediation telemetry confirms system recovery, and the incident is marked resolved—collapsing incident resolution time (MTTR) from hours to seconds.</w:t>
       </w:r>
     </w:p>
     <w:p>
@@ -153,7 +155,7 @@
           <w:color w:val="0284C7"/>
           <w:sz w:val="26"/>
         </w:rPr>
-        <w:t>1.2 The End-to-End Operational Lifecycle (How Our SaaS Web App Works)</w:t>
+        <w:t>1.2 The Complete 6-Stage Autonomous Lifecycle (How Our SaaS Web App Works)</w:t>
       </w:r>
     </w:p>
     <w:p>
@@ -166,7 +168,7 @@
           <w:color w:val="334155"/>
           <w:sz w:val="21"/>
         </w:rPr>
-        <w:t>The platform executes an end-to-end autonomous healing cycle in six distinct stages:</w:t>
+        <w:t>The entire platform functions as a seamless, reactive autonomous loop spanning six core stages:</w:t>
       </w:r>
     </w:p>
     <w:tbl>
@@ -194,7 +196,7 @@
                 <w:color w:val="FFFFFF"/>
                 <w:sz w:val="20"/>
               </w:rPr>
-              <w:t>Stage</w:t>
+              <w:t>Stage #</w:t>
             </w:r>
           </w:p>
         </w:tc>
@@ -228,7 +230,7 @@
                 <w:color w:val="FFFFFF"/>
                 <w:sz w:val="20"/>
               </w:rPr>
-              <w:t>Operational Mechanism &amp; Action</w:t>
+              <w:t>Detailed Operational Mechanism &amp; Action Flow</w:t>
             </w:r>
           </w:p>
         </w:tc>
@@ -245,7 +247,7 @@
                 <w:color w:val="1E293B"/>
                 <w:sz w:val="19"/>
               </w:rPr>
-              <w:t>1</w:t>
+              <w:t>Stage 1</w:t>
             </w:r>
           </w:p>
         </w:tc>
@@ -275,7 +277,7 @@
                 <w:color w:val="1E293B"/>
                 <w:sz w:val="19"/>
               </w:rPr>
-              <w:t>External microservices emit HTTP failure signals, log events, or metric anomalies to the API gateway (POST /api/v1/events). All payloads are validated against strict contracts.</w:t>
+              <w:t>External client applications and infrastructure agents send HTTP failure payloads, log streams, or metric alerts to the API gateway (POST /api/v1/events). Taranay's API validates the payload against P2 contracts and stores it in PostgreSQL while enqueueing into Redis.</w:t>
             </w:r>
           </w:p>
         </w:tc>
@@ -292,7 +294,7 @@
                 <w:color w:val="1E293B"/>
                 <w:sz w:val="19"/>
               </w:rPr>
-              <w:t>2</w:t>
+              <w:t>Stage 2</w:t>
             </w:r>
           </w:p>
         </w:tc>
@@ -307,7 +309,7 @@
                 <w:color w:val="1E293B"/>
                 <w:sz w:val="19"/>
               </w:rPr>
-              <w:t>Incident Correlation</w:t>
+              <w:t>Incident Correlation &amp; Evidence Gathering</w:t>
             </w:r>
           </w:p>
         </w:tc>
@@ -322,7 +324,7 @@
                 <w:color w:val="1E293B"/>
                 <w:sz w:val="19"/>
               </w:rPr>
-              <w:t>The system groups incoming raw telemetry events into a contextual Incident ticket, gathering related logs, metrics, and stack traces into an Evidence bundle.</w:t>
+              <w:t>The ingestion pipeline groups related events into an Incident ticket. It gathers related log lines, metric spikes, and stack traces into an Evidence bundle, assigning unique UUIDs to every evidence artefact.</w:t>
             </w:r>
           </w:p>
         </w:tc>
@@ -339,7 +341,7 @@
                 <w:color w:val="1E293B"/>
                 <w:sz w:val="19"/>
               </w:rPr>
-              <w:t>3</w:t>
+              <w:t>Stage 3</w:t>
             </w:r>
           </w:p>
         </w:tc>
@@ -354,7 +356,7 @@
                 <w:color w:val="1E293B"/>
                 <w:sz w:val="19"/>
               </w:rPr>
-              <w:t>RAG AI Diagnosis</w:t>
+              <w:t>RAG AI Root-Cause Diagnosis</w:t>
             </w:r>
           </w:p>
         </w:tc>
@@ -369,7 +371,7 @@
                 <w:color w:val="1E293B"/>
                 <w:sz w:val="19"/>
               </w:rPr>
-              <w:t>The AI Diagnostic Engine searches an in-memory Vector Runbook Store using TF-IDF cosine similarity, grounds the symptoms against verified operational runbooks, and calculates a calibrated confidence score (0.0 to 1.0).</w:t>
+              <w:t>Rudra's AI Diagnostic Worker receives the incident and evidence. It performs a TF-IDF cosine similarity search across an in-memory vector store of certified engineering runbooks, feeds the grounded context into a LangChain prompt, and outputs a Diagnosis with a calibrated confidence score (0.0 to 1.0) and supporting evidence citations.</w:t>
             </w:r>
           </w:p>
         </w:tc>
@@ -386,7 +388,7 @@
                 <w:color w:val="1E293B"/>
                 <w:sz w:val="19"/>
               </w:rPr>
-              <w:t>4</w:t>
+              <w:t>Stage 4</w:t>
             </w:r>
           </w:p>
         </w:tc>
@@ -416,7 +418,7 @@
                 <w:color w:val="1E293B"/>
                 <w:sz w:val="19"/>
               </w:rPr>
-              <w:t>The AI drafts a structured RemediationPlan containing ordered actions (e.g., config updates, container restarts, or traffic throttling). The plan remains in 'DRAFTED' status for safety.</w:t>
+              <w:t>The AI worker generates an ordered RemediationPlan containing concrete actions (e.g., config_update to increase DB pool size, or container_restart). Crucially, the plan is initialized in 'DRAFTED' status—it is never executed autonomously without authorization.</w:t>
             </w:r>
           </w:p>
         </w:tc>
@@ -433,7 +435,7 @@
                 <w:color w:val="1E293B"/>
                 <w:sz w:val="19"/>
               </w:rPr>
-              <w:t>5</w:t>
+              <w:t>Stage 5</w:t>
             </w:r>
           </w:p>
         </w:tc>
@@ -463,7 +465,7 @@
                 <w:color w:val="1E293B"/>
                 <w:sz w:val="19"/>
               </w:rPr>
-              <w:t>The Next.js Developer Cockpit highlights the incident. The human SRE reviews the telemetry evidence, reads the AI's root cause rationale, and clicks 'Approve &amp; Heal'.</w:t>
+              <w:t>Vivek's Next.js Developer Cockpit highlights the active incident in real time. The on-call SRE inspects the Evidence Room, reviews the AI's diagnostic rationale and confidence bar, and clicks the prominent 'Approve &amp; Heal' button to authorize the fix.</w:t>
             </w:r>
           </w:p>
         </w:tc>
@@ -480,7 +482,7 @@
                 <w:color w:val="1E293B"/>
                 <w:sz w:val="19"/>
               </w:rPr>
-              <w:t>6</w:t>
+              <w:t>Stage 6</w:t>
             </w:r>
           </w:p>
         </w:tc>
@@ -510,7 +512,7 @@
                 <w:color w:val="1E293B"/>
                 <w:sz w:val="19"/>
               </w:rPr>
-              <w:t>The remediation action executes, the system captures post-remediation metrics to verify recovery, and marks the incident as 'RESOLVED' with an automatic timestamp.</w:t>
+              <w:t>The approved remediation plan executes. The platform monitors recovery metrics (Verification contract), confirms error rates have normalized, updates the incident status to 'RESOLVED', and records an automatic UTC resolution timestamp.</w:t>
             </w:r>
           </w:p>
         </w:tc>
@@ -542,7 +544,7 @@
           <w:color w:val="334155"/>
           <w:sz w:val="21"/>
         </w:rPr>
-        <w:t>The platform monitors critical infrastructure and application telemetry across multiple failure vectors. It currently provides automated diagnosis and self-healing runbooks for five primary failure categories:</w:t>
+        <w:t>The platform continuously monitors telemetry across multiple infrastructure and application failure vectors. It currently provides automated detection, runbook diagnosis, and remediation templates for five critical production failure scenarios:</w:t>
       </w:r>
     </w:p>
     <w:tbl>
@@ -570,7 +572,7 @@
                 <w:color w:val="FFFFFF"/>
                 <w:sz w:val="20"/>
               </w:rPr>
-              <w:t>Monitored Category</w:t>
+              <w:t>Monitored Scenario</w:t>
             </w:r>
           </w:p>
         </w:tc>
@@ -587,7 +589,7 @@
                 <w:color w:val="FFFFFF"/>
                 <w:sz w:val="20"/>
               </w:rPr>
-              <w:t>Real-World Failure Symptoms</w:t>
+              <w:t>Symptom &amp; Metric Trigger Received</w:t>
             </w:r>
           </w:p>
         </w:tc>
@@ -604,7 +606,7 @@
                 <w:color w:val="FFFFFF"/>
                 <w:sz w:val="20"/>
               </w:rPr>
-              <w:t>Automated Diagnosis &amp; Healing Action</w:t>
+              <w:t>Autonomous RAG Diagnosis &amp; Self-Healing Action</w:t>
             </w:r>
           </w:p>
         </w:tc>
@@ -621,7 +623,7 @@
                 <w:color w:val="1E293B"/>
                 <w:sz w:val="19"/>
               </w:rPr>
-              <w:t>Database Connection Pool Exhaustion</w:t>
+              <w:t>1. Database Connection Pool Exhaustion</w:t>
             </w:r>
           </w:p>
         </w:tc>
@@ -636,7 +638,7 @@
                 <w:color w:val="1E293B"/>
                 <w:sz w:val="19"/>
               </w:rPr>
-              <w:t>QueuePool limit size=10, overflow=20 exhausted; API endpoints reporting 500 Connection Timeout.</w:t>
+              <w:t>SQLAlchemy QueuePool limit size=10, overflow=20 exhausted. Endpoints failing with HTTP 500 Connection Timeout.</w:t>
             </w:r>
           </w:p>
         </w:tc>
@@ -651,7 +653,7 @@
                 <w:color w:val="1E293B"/>
                 <w:sz w:val="19"/>
               </w:rPr>
-              <w:t>AI retrieves Runbook RB-001, diagnoses unclosed sessions or undersized pool, generates RemediationPlan with config_update (pool_size=20, pool_pre_ping=true).</w:t>
+              <w:t>AI retrieves Runbook RB-001. Identifies unclosed connections or undersized pool. Formulates RemediationPlan with config_update (pool_size=20, pool_pre_ping=true).</w:t>
             </w:r>
           </w:p>
         </w:tc>
@@ -668,7 +670,7 @@
                 <w:color w:val="1E293B"/>
                 <w:sz w:val="19"/>
               </w:rPr>
-              <w:t>Memory Leaks &amp; Out-Of-Memory (OOM) Kills</w:t>
+              <w:t>2. Container Memory Leak &amp; OOM Kill</w:t>
             </w:r>
           </w:p>
         </w:tc>
@@ -683,7 +685,7 @@
                 <w:color w:val="1E293B"/>
                 <w:sz w:val="19"/>
               </w:rPr>
-              <w:t>Container terminated with OS exit code 137; memory utilization climbing linearly without garbage collection.</w:t>
+              <w:t>Linux kernel terminates container with OS Exit Code 137 (Out-Of-Memory). Memory usage rises monotonically.</w:t>
             </w:r>
           </w:p>
         </w:tc>
@@ -698,7 +700,7 @@
                 <w:color w:val="1E293B"/>
                 <w:sz w:val="19"/>
               </w:rPr>
-              <w:t>AI retrieves Runbook RB-002, diagnoses unreleased object references, generates container_restart action with adjusted heap memory thresholds.</w:t>
+              <w:t>AI retrieves Runbook RB-002. Identifies unreleased heap memory leak. Formulates container_restart action with increased heap limit thresholds.</w:t>
             </w:r>
           </w:p>
         </w:tc>
@@ -715,7 +717,7 @@
                 <w:color w:val="1E293B"/>
                 <w:sz w:val="19"/>
               </w:rPr>
-              <w:t>CPU Saturation &amp; Thread Starvation</w:t>
+              <w:t>3. CPU Saturation &amp; Thread Starvation</w:t>
             </w:r>
           </w:p>
         </w:tc>
@@ -730,7 +732,7 @@
                 <w:color w:val="1E293B"/>
                 <w:sz w:val="19"/>
               </w:rPr>
-              <w:t>Host CPU utilization sustained &gt;95% for over 3 minutes; worker threads blocked on synchronous I/O.</w:t>
+              <w:t>Host CPU utilization sustained &gt;95% for over 3 minutes. Worker threads blocked waiting on synchronous I/O.</w:t>
             </w:r>
           </w:p>
         </w:tc>
@@ -745,7 +747,7 @@
                 <w:color w:val="1E293B"/>
                 <w:sz w:val="19"/>
               </w:rPr>
-              <w:t>AI retrieves Runbook RB-003, diagnoses thread starvation, generates scale_service action to add worker replicas and rebalance load.</w:t>
+              <w:t>AI retrieves Runbook RB-003. Identifies thread pool starvation. Formulates scale_service action to add worker replicas and rebalance load.</w:t>
             </w:r>
           </w:p>
         </w:tc>
@@ -762,7 +764,7 @@
                 <w:color w:val="1E293B"/>
                 <w:sz w:val="19"/>
               </w:rPr>
-              <w:t>API Latency Degradation &amp; Cascading Timeouts</w:t>
+              <w:t>4. API Latency Degradation &amp; Cascading Timeouts</w:t>
             </w:r>
           </w:p>
         </w:tc>
@@ -777,7 +779,7 @@
                 <w:color w:val="1E293B"/>
                 <w:sz w:val="19"/>
               </w:rPr>
-              <w:t>P99 latency spiking from 120ms to &gt;10,000ms; downstream microservices experiencing cascading HTTP 504 timeouts.</w:t>
+              <w:t>P99 response latency degrades from 120ms to &gt;10,000ms. Upstream callers experiencing cascading HTTP 504 timeouts.</w:t>
             </w:r>
           </w:p>
         </w:tc>
@@ -792,7 +794,7 @@
                 <w:color w:val="1E293B"/>
                 <w:sz w:val="19"/>
               </w:rPr>
-              <w:t>AI retrieves Runbook RB-004, identifies bottlenecked dependency, generates config_update to trip circuit breakers and shed non-critical traffic.</w:t>
+              <w:t>AI retrieves Runbook RB-004. Identifies degraded downstream dependency. Formulates config_update to trip circuit breaker and throttle non-critical calls.</w:t>
             </w:r>
           </w:p>
         </w:tc>
@@ -809,7 +811,7 @@
                 <w:color w:val="1E293B"/>
                 <w:sz w:val="19"/>
               </w:rPr>
-              <w:t>Bad Deployment &amp; Health Probe Failures</w:t>
+              <w:t>5. CI/CD Deployment Failure &amp; Probe Crash</w:t>
             </w:r>
           </w:p>
         </w:tc>
@@ -824,7 +826,7 @@
                 <w:color w:val="1E293B"/>
                 <w:sz w:val="19"/>
               </w:rPr>
-              <w:t>New container release fails readiness/liveness probes 5 consecutive times after CI/CD deployment.</w:t>
+              <w:t>Newly deployed container revision fails Kubernetes liveness/readiness probes 5 consecutive times on startup.</w:t>
             </w:r>
           </w:p>
         </w:tc>
@@ -839,7 +841,7 @@
                 <w:color w:val="1E293B"/>
                 <w:sz w:val="19"/>
               </w:rPr>
-              <w:t>AI retrieves Runbook RB-005, diagnoses startup regression, generates rollback action to immediately restore the last known-good build.</w:t>
+              <w:t>AI retrieves Runbook RB-005. Identifies startup initialization failure or configuration regression. Formulates rollback action to last known-good image build.</w:t>
             </w:r>
           </w:p>
         </w:tc>
@@ -871,7 +873,7 @@
           <w:color w:val="334155"/>
           <w:sz w:val="21"/>
         </w:rPr>
-        <w:t>A central architectural rule of this repository is Domain-Agnosticity. The platform core is completely decoupled from any specific commercial business domain. Whether the software being monitored is an e-commerce store, a financial trading desk, a hospital patient registry, or an IoT fleet, the platform core treats all signals uniformly through generic abstractions: Event, Incident, Evidence, Diagnosis, RemediationAction, and Verification.</w:t>
+        <w:t>A foundational invariant enforced across the repository is Domain-Agnosticity. The core platform is completely decoupled from any business vertical. The platform core has no understanding of e-commerce, banking, logistics, or healthcare. It does not contain concepts like 'order_id', 'cart_id', 'payment_status', or 'inventory_count'.</w:t>
       </w:r>
     </w:p>
     <w:tbl>
@@ -897,7 +899,7 @@
           </w:tcPr>
           <w:p>
             <w:pPr>
-              <w:spacing w:before="100" w:after="100"/>
+              <w:spacing w:before="120" w:after="120"/>
             </w:pPr>
             <w:r>
               <w:rPr>
@@ -906,7 +908,7 @@
                 <w:color w:val="0284C7"/>
                 <w:sz w:val="21"/>
               </w:rPr>
-              <w:t>[DOMAIN-AGNOSTICITY DIRECTIVE]</w:t>
+              <w:t>[THE DOMAIN-AGNOSTIC DATA INVARIANT]</w:t>
               <w:br/>
             </w:r>
             <w:r>
@@ -915,7 +917,23 @@
                 <w:color w:val="1E293B"/>
                 <w:sz w:val="20"/>
               </w:rPr>
-              <w:t>Rule: Domain-specific attributes such as 'order_id', 'cart_id', 'payment_status', or 'inventory_count' are strictly forbidden from entering the platform core models. If an external client attempts to send these fields to the API, the Pydantic contracts enforce extra='forbid' and reject the request immediately with an HTTP 422 Unprocessable Entity error.</w:t>
+              <w:t>Domain-Agnosticity Test: The platform core operates strictly on generic systems engineering primitives:</w:t>
+              <w:br/>
+              <w:t>• Event: A standardized telemetry signal.</w:t>
+              <w:br/>
+              <w:t>• Incident: An operational outage or anomaly state.</w:t>
+              <w:br/>
+              <w:t>• Evidence: Verifiable log entries, stack traces, and metric readings.</w:t>
+              <w:br/>
+              <w:t>• Diagnosis: A grounded root-cause finding with supporting evidence citations.</w:t>
+              <w:br/>
+              <w:t>• RemediationAction &amp; Plan: Structured infrastructure operations (restart, scale, reconfigure).</w:t>
+              <w:br/>
+              <w:t>• Approval: An auditable human governance decision.</w:t>
+              <w:br/>
+              <w:t>• Verification: Empirical post-remediation metrics.</w:t>
+              <w:br/>
+              <w:t>Any payload attempting to pass unauthorized domain-specific fields into core models is automatically rejected with HTTP 422.</w:t>
             </w:r>
           </w:p>
         </w:tc>
@@ -939,7 +957,7 @@
           <w:color w:val="0F172A"/>
           <w:sz w:val="32"/>
         </w:rPr>
-        <w:t>2. Chronological Development Evolution (Phase P0 to Phase P3)</w:t>
+        <w:t>2. Chronological Phase-by-Phase Evolution &amp; Detailed Sub-Phases</w:t>
       </w:r>
     </w:p>
     <w:p>
@@ -952,263 +970,509 @@
           <w:color w:val="334155"/>
           <w:sz w:val="21"/>
         </w:rPr>
-        <w:t>The project was executed with strict phase gating. Each phase had to be completely implemented, verified with automated test suites, and audited before progressing to subsequent phases:</w:t>
+        <w:t>The project followed a rigorous phase-gated engineering methodology. No phase was allowed to begin until the previous phase had passed all automated tests, architectural audits, and governance checks. Below is the detailed breakdown of every phase and sub-phase from day one to the completion of Phase P3:</w:t>
       </w:r>
     </w:p>
-    <w:tbl>
-      <w:tblPr>
-        <w:tblW w:type="auto" w:w="0"/>
-        <w:jc w:val="center"/>
-        <w:tblLook w:firstColumn="1" w:firstRow="1" w:lastColumn="0" w:lastRow="0" w:noHBand="0" w:noVBand="1" w:val="04A0"/>
-      </w:tblPr>
-      <w:tblGrid>
-        <w:gridCol w:w="3120"/>
-        <w:gridCol w:w="3120"/>
-        <w:gridCol w:w="3120"/>
-      </w:tblGrid>
-      <w:tr>
-        <w:tc>
-          <w:tcPr>
-            <w:tcW w:type="dxa" w:w="3120"/>
-            <w:shd w:fill="0F172A"/>
-          </w:tcPr>
-          <w:p>
-            <w:r>
-              <w:rPr>
-                <w:rFonts w:ascii="Calibri" w:hAnsi="Calibri"/>
-                <w:b/>
-                <w:color w:val="FFFFFF"/>
-                <w:sz w:val="20"/>
-              </w:rPr>
-              <w:t>Phase</w:t>
-            </w:r>
-          </w:p>
-        </w:tc>
-        <w:tc>
-          <w:tcPr>
-            <w:tcW w:type="dxa" w:w="3120"/>
-            <w:shd w:fill="0F172A"/>
-          </w:tcPr>
-          <w:p>
-            <w:r>
-              <w:rPr>
-                <w:rFonts w:ascii="Calibri" w:hAnsi="Calibri"/>
-                <w:b/>
-                <w:color w:val="FFFFFF"/>
-                <w:sz w:val="20"/>
-              </w:rPr>
-              <w:t>Milestone Title</w:t>
-            </w:r>
-          </w:p>
-        </w:tc>
-        <w:tc>
-          <w:tcPr>
-            <w:tcW w:type="dxa" w:w="3120"/>
-            <w:shd w:fill="0F172A"/>
-          </w:tcPr>
-          <w:p>
-            <w:r>
-              <w:rPr>
-                <w:rFonts w:ascii="Calibri" w:hAnsi="Calibri"/>
-                <w:b/>
-                <w:color w:val="FFFFFF"/>
-                <w:sz w:val="20"/>
-              </w:rPr>
-              <w:t>Core Accomplishments &amp; Deliverables</w:t>
-            </w:r>
-          </w:p>
-        </w:tc>
-      </w:tr>
-      <w:tr>
-        <w:tc>
-          <w:tcPr>
-            <w:tcW w:type="dxa" w:w="3120"/>
-          </w:tcPr>
-          <w:p>
-            <w:r>
-              <w:rPr>
-                <w:rFonts w:ascii="Calibri" w:hAnsi="Calibri"/>
-                <w:color w:val="1E293B"/>
-                <w:sz w:val="19"/>
-              </w:rPr>
-              <w:t>Phase P0</w:t>
-            </w:r>
-          </w:p>
-        </w:tc>
-        <w:tc>
-          <w:tcPr>
-            <w:tcW w:type="dxa" w:w="3120"/>
-          </w:tcPr>
-          <w:p>
-            <w:r>
-              <w:rPr>
-                <w:rFonts w:ascii="Calibri" w:hAnsi="Calibri"/>
-                <w:color w:val="1E293B"/>
-                <w:sz w:val="19"/>
-              </w:rPr>
-              <w:t>Repository Governance &amp; Architectural Directives</w:t>
-            </w:r>
-          </w:p>
-        </w:tc>
-        <w:tc>
-          <w:tcPr>
-            <w:tcW w:type="dxa" w:w="3120"/>
-          </w:tcPr>
-          <w:p>
-            <w:r>
-              <w:rPr>
-                <w:rFonts w:ascii="Calibri" w:hAnsi="Calibri"/>
-                <w:color w:val="1E293B"/>
-                <w:sz w:val="19"/>
-              </w:rPr>
-              <w:t>Created AGENTS.md, Rules.md, PRD.md, and Phases.md. Assigned 4 subsystem lead boundaries (Taranay, Rudra, Vivek, Saurav). Codified the domain-agnosticity test and zero-cost local architecture.</w:t>
-            </w:r>
-          </w:p>
-        </w:tc>
-      </w:tr>
-      <w:tr>
-        <w:tc>
-          <w:tcPr>
-            <w:tcW w:type="dxa" w:w="3120"/>
-          </w:tcPr>
-          <w:p>
-            <w:r>
-              <w:rPr>
-                <w:rFonts w:ascii="Calibri" w:hAnsi="Calibri"/>
-                <w:color w:val="1E293B"/>
-                <w:sz w:val="19"/>
-              </w:rPr>
-              <w:t>Phase P1</w:t>
-            </w:r>
-          </w:p>
-        </w:tc>
-        <w:tc>
-          <w:tcPr>
-            <w:tcW w:type="dxa" w:w="3120"/>
-          </w:tcPr>
-          <w:p>
-            <w:r>
-              <w:rPr>
-                <w:rFonts w:ascii="Calibri" w:hAnsi="Calibri"/>
-                <w:color w:val="1E293B"/>
-                <w:sz w:val="19"/>
-              </w:rPr>
-              <w:t>Technical Foundation &amp; Container Orchestration</w:t>
-            </w:r>
-          </w:p>
-        </w:tc>
-        <w:tc>
-          <w:tcPr>
-            <w:tcW w:type="dxa" w:w="3120"/>
-          </w:tcPr>
-          <w:p>
-            <w:r>
-              <w:rPr>
-                <w:rFonts w:ascii="Calibri" w:hAnsi="Calibri"/>
-                <w:color w:val="1E293B"/>
-                <w:sz w:val="19"/>
-              </w:rPr>
-              <w:t>Bootstrapped 4 clean microservice skeletons (apps/api, apps/worker, apps/ai-worker, apps/web). Built docker-compose.yml for PostgreSQL 16 and Redis 7. Verified all services start and connect on the local network.</w:t>
-            </w:r>
-          </w:p>
-        </w:tc>
-      </w:tr>
-      <w:tr>
-        <w:tc>
-          <w:tcPr>
-            <w:tcW w:type="dxa" w:w="3120"/>
-          </w:tcPr>
-          <w:p>
-            <w:r>
-              <w:rPr>
-                <w:rFonts w:ascii="Calibri" w:hAnsi="Calibri"/>
-                <w:color w:val="1E293B"/>
-                <w:sz w:val="19"/>
-              </w:rPr>
-              <w:t>Phase P2</w:t>
-            </w:r>
-          </w:p>
-        </w:tc>
-        <w:tc>
-          <w:tcPr>
-            <w:tcW w:type="dxa" w:w="3120"/>
-          </w:tcPr>
-          <w:p>
-            <w:r>
-              <w:rPr>
-                <w:rFonts w:ascii="Calibri" w:hAnsi="Calibri"/>
-                <w:color w:val="1E293B"/>
-                <w:sz w:val="19"/>
-              </w:rPr>
-              <w:t>Shared Contracts &amp; Data Treaty</w:t>
-            </w:r>
-          </w:p>
-        </w:tc>
-        <w:tc>
-          <w:tcPr>
-            <w:tcW w:type="dxa" w:w="3120"/>
-          </w:tcPr>
-          <w:p>
-            <w:r>
-              <w:rPr>
-                <w:rFonts w:ascii="Calibri" w:hAnsi="Calibri"/>
-                <w:color w:val="1E293B"/>
-                <w:sz w:val="19"/>
-              </w:rPr>
-              <w:t>Constructed packages/contracts/aiops_contracts with 8 immutable Pydantic models (Event, Incident, Evidence, Diagnosis, RemediationAction, RemediationPlan, Approval, Verification). Configured extra='forbid'. Verified with 15 automated unit tests.</w:t>
-            </w:r>
-          </w:p>
-        </w:tc>
-      </w:tr>
-      <w:tr>
-        <w:tc>
-          <w:tcPr>
-            <w:tcW w:type="dxa" w:w="3120"/>
-          </w:tcPr>
-          <w:p>
-            <w:r>
-              <w:rPr>
-                <w:rFonts w:ascii="Calibri" w:hAnsi="Calibri"/>
-                <w:color w:val="1E293B"/>
-                <w:sz w:val="19"/>
-              </w:rPr>
-              <w:t>Phase P3</w:t>
-            </w:r>
-          </w:p>
-        </w:tc>
-        <w:tc>
-          <w:tcPr>
-            <w:tcW w:type="dxa" w:w="3120"/>
-          </w:tcPr>
-          <w:p>
-            <w:r>
-              <w:rPr>
-                <w:rFonts w:ascii="Calibri" w:hAnsi="Calibri"/>
-                <w:color w:val="1E293B"/>
-                <w:sz w:val="19"/>
-              </w:rPr>
-              <w:t>Parallel Component Construction &amp; Full Integration</w:t>
-            </w:r>
-          </w:p>
-        </w:tc>
-        <w:tc>
-          <w:tcPr>
-            <w:tcW w:type="dxa" w:w="3120"/>
-          </w:tcPr>
-          <w:p>
-            <w:r>
-              <w:rPr>
-                <w:rFonts w:ascii="Calibri" w:hAnsi="Calibri"/>
-                <w:color w:val="1E293B"/>
-                <w:sz w:val="19"/>
-              </w:rPr>
-              <w:t>Taranay built the API backend with connection pooling and relational models. Rudra built the TF-IDF vector runbook store and LangChain RAG diagnosis engine. Vivek built the 3D skeuomorphic Next.js Developer Cockpit. Saurav built the multi-service E2E pipeline, failure simulator CLI, and SaaS compliance guide. 31/31 tests passing!</w:t>
-            </w:r>
-          </w:p>
-        </w:tc>
-      </w:tr>
-    </w:tbl>
-    <w:p/>
+    <w:p>
+      <w:pPr>
+        <w:keepNext/>
+        <w:spacing w:before="280" w:after="80"/>
+      </w:pPr>
+      <w:r>
+        <w:rPr>
+          <w:rFonts w:ascii="Calibri" w:hAnsi="Calibri"/>
+          <w:b/>
+          <w:color w:val="0284C7"/>
+          <w:sz w:val="26"/>
+        </w:rPr>
+        <w:t>2.1 Phase P0: Governance Bootstrap &amp; Architectural Directives</w:t>
+      </w:r>
+    </w:p>
+    <w:p>
+      <w:pPr>
+        <w:spacing w:before="40" w:after="80" w:line="276" w:lineRule="auto"/>
+      </w:pPr>
+      <w:r>
+        <w:rPr>
+          <w:rFonts w:ascii="Calibri" w:hAnsi="Calibri"/>
+          <w:color w:val="334155"/>
+          <w:sz w:val="21"/>
+        </w:rPr>
+        <w:t>Objective: Establish the repository governance, subsystem boundaries, domain-agnostic invariants, and phase roadmap before writing any application code.</w:t>
+      </w:r>
+    </w:p>
+    <w:p>
+      <w:pPr>
+        <w:keepNext/>
+        <w:spacing w:before="200" w:after="60"/>
+      </w:pPr>
+      <w:r>
+        <w:rPr>
+          <w:rFonts w:ascii="Calibri" w:hAnsi="Calibri"/>
+          <w:b/>
+          <w:color w:val="1E293B"/>
+          <w:sz w:val="23"/>
+        </w:rPr>
+        <w:t>Sub-phases of Phase P0:</w:t>
+      </w:r>
+    </w:p>
+    <w:p>
+      <w:pPr>
+        <w:spacing w:before="40" w:after="80" w:line="276" w:lineRule="auto"/>
+      </w:pPr>
+      <w:r>
+        <w:rPr>
+          <w:rFonts w:ascii="Calibri" w:hAnsi="Calibri"/>
+          <w:color w:val="334155"/>
+          <w:sz w:val="21"/>
+        </w:rPr>
+        <w:t>• Sub-phase P0.1 (AI Coding Directives &amp; Rule Enforcement): Created AGENTS.md and Rules.md. Codified the binding operating principles for AI assistants and engineers: Inspect Before Modifying, Strict Phase Discipline, Subsystem Ownership, Shared Contracts Inviolability, Avoid Blind Rewrites, and Empirical Verification After Changes.</w:t>
+      </w:r>
+    </w:p>
+    <w:p>
+      <w:pPr>
+        <w:spacing w:before="40" w:after="80" w:line="276" w:lineRule="auto"/>
+      </w:pPr>
+      <w:r>
+        <w:rPr>
+          <w:rFonts w:ascii="Calibri" w:hAnsi="Calibri"/>
+          <w:color w:val="334155"/>
+          <w:sz w:val="21"/>
+        </w:rPr>
+        <w:t>• Sub-phase P0.2 (Product Requirements &amp; Phase Gating Plan): Authored PRD.md and Phases.md. Defined the core product scope (autonomous incident detection, RAG diagnosis, human governance, remediation execution) and outlined the five-phase roadmap (P0: Governance -&gt; P1: Foundation -&gt; P2: Contracts -&gt; P3: Parallel Components -&gt; P4: Real Webhooks).</w:t>
+      </w:r>
+    </w:p>
+    <w:p>
+      <w:pPr>
+        <w:spacing w:before="40" w:after="80" w:line="276" w:lineRule="auto"/>
+      </w:pPr>
+      <w:r>
+        <w:rPr>
+          <w:rFonts w:ascii="Calibri" w:hAnsi="Calibri"/>
+          <w:color w:val="334155"/>
+          <w:sz w:val="21"/>
+        </w:rPr>
+        <w:t>• Sub-phase P0.3 (Architectural Specification &amp; System Design): Authored architecture.md and design.md. Specified the microservice topology (apps/api, apps/worker, apps/ai-worker, apps/web), the multi-tenant architecture, and the database schemas for PostgreSQL 16 and Redis 7.</w:t>
+      </w:r>
+    </w:p>
+    <w:p>
+      <w:pPr>
+        <w:spacing w:before="40" w:after="80" w:line="276" w:lineRule="auto"/>
+      </w:pPr>
+      <w:r>
+        <w:rPr>
+          <w:rFonts w:ascii="Calibri" w:hAnsi="Calibri"/>
+          <w:color w:val="334155"/>
+          <w:sz w:val="21"/>
+        </w:rPr>
+        <w:t>• Sub-phase P0.4 (Subsystem Ownership Assignment): Formally partitioned engineering responsibilities among the four leads:</w:t>
+        <w:br/>
+        <w:t xml:space="preserve">  - Taranay: Backend, API Gateway, and Relational Storage (apps/api)</w:t>
+        <w:br/>
+        <w:t xml:space="preserve">  - Rudra: AI Diagnostic Engine, Vector Runbook Store, and LangChain (apps/ai-worker)</w:t>
+        <w:br/>
+        <w:t xml:space="preserve">  - Vivek: SRE Developer Cockpit, UI/UX, and Human-in-the-Loop Console (apps/web)</w:t>
+        <w:br/>
+        <w:t xml:space="preserve">  - Saurav: Shared Contracts, DevOps, Multi-Service Integration, Testing &amp; Compliance</w:t>
+      </w:r>
+    </w:p>
+    <w:p>
+      <w:pPr>
+        <w:keepNext/>
+        <w:spacing w:before="280" w:after="80"/>
+      </w:pPr>
+      <w:r>
+        <w:rPr>
+          <w:rFonts w:ascii="Calibri" w:hAnsi="Calibri"/>
+          <w:b/>
+          <w:color w:val="0284C7"/>
+          <w:sz w:val="26"/>
+        </w:rPr>
+        <w:t>2.2 Phase P1: Microservices Foundation &amp; Docker Orchestration</w:t>
+      </w:r>
+    </w:p>
+    <w:p>
+      <w:pPr>
+        <w:spacing w:before="40" w:after="80" w:line="276" w:lineRule="auto"/>
+      </w:pPr>
+      <w:r>
+        <w:rPr>
+          <w:rFonts w:ascii="Calibri" w:hAnsi="Calibri"/>
+          <w:color w:val="334155"/>
+          <w:sz w:val="21"/>
+        </w:rPr>
+        <w:t>Objective: Build clean, bootable microservice skeletons for all four subsystems and verify that they can communicate locally within an isolated container network with $0.00 cloud spend.</w:t>
+      </w:r>
+    </w:p>
+    <w:p>
+      <w:pPr>
+        <w:keepNext/>
+        <w:spacing w:before="200" w:after="60"/>
+      </w:pPr>
+      <w:r>
+        <w:rPr>
+          <w:rFonts w:ascii="Calibri" w:hAnsi="Calibri"/>
+          <w:b/>
+          <w:color w:val="1E293B"/>
+          <w:sz w:val="23"/>
+        </w:rPr>
+        <w:t>Sub-phases of Phase P1:</w:t>
+      </w:r>
+    </w:p>
+    <w:p>
+      <w:pPr>
+        <w:spacing w:before="40" w:after="80" w:line="276" w:lineRule="auto"/>
+      </w:pPr>
+      <w:r>
+        <w:rPr>
+          <w:rFonts w:ascii="Calibri" w:hAnsi="Calibri"/>
+          <w:color w:val="334155"/>
+          <w:sz w:val="21"/>
+        </w:rPr>
+        <w:t>• Sub-phase P1.1 (Multi-Container Infrastructure): Built docker-compose.yml. Configured persistent PostgreSQL 16 and Redis 7 Alpine containers connected via an isolated bridge network (aiops-network) with health-checks.</w:t>
+      </w:r>
+    </w:p>
+    <w:p>
+      <w:pPr>
+        <w:spacing w:before="40" w:after="80" w:line="276" w:lineRule="auto"/>
+      </w:pPr>
+      <w:r>
+        <w:rPr>
+          <w:rFonts w:ascii="Calibri" w:hAnsi="Calibri"/>
+          <w:color w:val="334155"/>
+          <w:sz w:val="21"/>
+        </w:rPr>
+        <w:t>• Sub-phase P1.2 (FastAPI Backend Skeleton): Created the initial apps/api skeleton with Uvicorn server, configuration loading, and baseline /health and /ready probe endpoints.</w:t>
+      </w:r>
+    </w:p>
+    <w:p>
+      <w:pPr>
+        <w:spacing w:before="40" w:after="80" w:line="276" w:lineRule="auto"/>
+      </w:pPr>
+      <w:r>
+        <w:rPr>
+          <w:rFonts w:ascii="Calibri" w:hAnsi="Calibri"/>
+          <w:color w:val="334155"/>
+          <w:sz w:val="21"/>
+        </w:rPr>
+        <w:t>• Sub-phase P1.3 (Background Worker Skeleton): Created apps/worker utilizing Redis Queue (RQ) for asynchronous event processing, job retries, and worker process lifecycle.</w:t>
+      </w:r>
+    </w:p>
+    <w:p>
+      <w:pPr>
+        <w:spacing w:before="40" w:after="80" w:line="276" w:lineRule="auto"/>
+      </w:pPr>
+      <w:r>
+        <w:rPr>
+          <w:rFonts w:ascii="Calibri" w:hAnsi="Calibri"/>
+          <w:color w:val="334155"/>
+          <w:sz w:val="21"/>
+        </w:rPr>
+        <w:t>• Sub-phase P1.4 (AI Diagnostic Worker Skeleton): Created apps/ai-worker with FastAPI, integrating baseline LangChain stubs and local model invocation capabilities.</w:t>
+      </w:r>
+    </w:p>
+    <w:p>
+      <w:pPr>
+        <w:spacing w:before="40" w:after="80" w:line="276" w:lineRule="auto"/>
+      </w:pPr>
+      <w:r>
+        <w:rPr>
+          <w:rFonts w:ascii="Calibri" w:hAnsi="Calibri"/>
+          <w:color w:val="334155"/>
+          <w:sz w:val="21"/>
+        </w:rPr>
+        <w:t>• Sub-phase P1.5 (Frontend Skeleton): Bootstrapped apps/web using Next.js 14 App Router, TypeScript, and initial layout structure.</w:t>
+      </w:r>
+    </w:p>
+    <w:p>
+      <w:pPr>
+        <w:spacing w:before="40" w:after="80" w:line="276" w:lineRule="auto"/>
+      </w:pPr>
+      <w:r>
+        <w:rPr>
+          <w:rFonts w:ascii="Calibri" w:hAnsi="Calibri"/>
+          <w:color w:val="334155"/>
+          <w:sz w:val="21"/>
+        </w:rPr>
+        <w:t>• Sub-phase P1.6 (Foundation Test Suite): Created tests/foundation/ with automated tests verifying that the API, AI-worker, and background worker can start and connect to PostgreSQL and Redis without errors.</w:t>
+      </w:r>
+    </w:p>
+    <w:p>
+      <w:pPr>
+        <w:keepNext/>
+        <w:spacing w:before="280" w:after="80"/>
+      </w:pPr>
+      <w:r>
+        <w:rPr>
+          <w:rFonts w:ascii="Calibri" w:hAnsi="Calibri"/>
+          <w:b/>
+          <w:color w:val="0284C7"/>
+          <w:sz w:val="26"/>
+        </w:rPr>
+        <w:t>2.3 Phase P2: Shared Contracts Package &amp; Data Treaty</w:t>
+      </w:r>
+    </w:p>
+    <w:p>
+      <w:pPr>
+        <w:spacing w:before="40" w:after="80" w:line="276" w:lineRule="auto"/>
+      </w:pPr>
+      <w:r>
+        <w:rPr>
+          <w:rFonts w:ascii="Calibri" w:hAnsi="Calibri"/>
+          <w:color w:val="334155"/>
+          <w:sz w:val="21"/>
+        </w:rPr>
+        <w:t>Objective: Construct the shared contracts package (packages/contracts/aiops_contracts) that serves as the single source of truth for data exchanged across all microservices, rigorously enforcing the domain-agnosticity invariant.</w:t>
+      </w:r>
+    </w:p>
+    <w:p>
+      <w:pPr>
+        <w:keepNext/>
+        <w:spacing w:before="200" w:after="60"/>
+      </w:pPr>
+      <w:r>
+        <w:rPr>
+          <w:rFonts w:ascii="Calibri" w:hAnsi="Calibri"/>
+          <w:b/>
+          <w:color w:val="1E293B"/>
+          <w:sz w:val="23"/>
+        </w:rPr>
+        <w:t>Sub-phases of Phase P2:</w:t>
+      </w:r>
+    </w:p>
+    <w:p>
+      <w:pPr>
+        <w:spacing w:before="40" w:after="80" w:line="276" w:lineRule="auto"/>
+      </w:pPr>
+      <w:r>
+        <w:rPr>
+          <w:rFonts w:ascii="Calibri" w:hAnsi="Calibri"/>
+          <w:color w:val="334155"/>
+          <w:sz w:val="21"/>
+        </w:rPr>
+        <w:t>• Sub-phase P2.1 (Base Contract &amp; Domain Invariant): Created common.py defining ContractModel with Pydantic v2 model_config = ConfigDict(extra='forbid'). Implemented new_id() (UUID4 string generator) and utc_now() (timezone-aware UTC datetime).</w:t>
+      </w:r>
+    </w:p>
+    <w:p>
+      <w:pPr>
+        <w:spacing w:before="40" w:after="80" w:line="276" w:lineRule="auto"/>
+      </w:pPr>
+      <w:r>
+        <w:rPr>
+          <w:rFonts w:ascii="Calibri" w:hAnsi="Calibri"/>
+          <w:color w:val="334155"/>
+          <w:sz w:val="21"/>
+        </w:rPr>
+        <w:t>• Sub-phase P2.2 (Telemetry Ingestion Contract): Created event.py defining the Event model and EventType enum (telemetry, pipeline_run, deployment, external). Enforces strict required attributes for all incoming signals.</w:t>
+      </w:r>
+    </w:p>
+    <w:p>
+      <w:pPr>
+        <w:spacing w:before="40" w:after="80" w:line="276" w:lineRule="auto"/>
+      </w:pPr>
+      <w:r>
+        <w:rPr>
+          <w:rFonts w:ascii="Calibri" w:hAnsi="Calibri"/>
+          <w:color w:val="334155"/>
+          <w:sz w:val="21"/>
+        </w:rPr>
+        <w:t>• Sub-phase P2.3 (Incident Lifecycle Contract): Created incident.py defining the Incident model, Severity enum (critical, high, medium, low), and IncidentStatus enum (open, diagnosing, awaiting_approval, executing, verifying, resolved, closed).</w:t>
+      </w:r>
+    </w:p>
+    <w:p>
+      <w:pPr>
+        <w:spacing w:before="40" w:after="80" w:line="276" w:lineRule="auto"/>
+      </w:pPr>
+      <w:r>
+        <w:rPr>
+          <w:rFonts w:ascii="Calibri" w:hAnsi="Calibri"/>
+          <w:color w:val="334155"/>
+          <w:sz w:val="21"/>
+        </w:rPr>
+        <w:t>• Sub-phase P2.4 (Telemetry Evidence Contract): Created evidence.py defining the Evidence model and EvidenceKind enum (log, metric, stack_trace, config_snapshot, deployment_event) ensuring structured, verifiable proof for every incident.</w:t>
+      </w:r>
+    </w:p>
+    <w:p>
+      <w:pPr>
+        <w:spacing w:before="40" w:after="80" w:line="276" w:lineRule="auto"/>
+      </w:pPr>
+      <w:r>
+        <w:rPr>
+          <w:rFonts w:ascii="Calibri" w:hAnsi="Calibri"/>
+          <w:color w:val="334155"/>
+          <w:sz w:val="21"/>
+        </w:rPr>
+        <w:t>• Sub-phase P2.5 (Root Cause Diagnosis Contract): Created diagnosis.py defining the Diagnosis model. Enforces bounded confidence (float 0.0 to 1.0) and supporting/contradicting evidence ID citations.</w:t>
+      </w:r>
+    </w:p>
+    <w:p>
+      <w:pPr>
+        <w:spacing w:before="40" w:after="80" w:line="276" w:lineRule="auto"/>
+      </w:pPr>
+      <w:r>
+        <w:rPr>
+          <w:rFonts w:ascii="Calibri" w:hAnsi="Calibri"/>
+          <w:color w:val="334155"/>
+          <w:sz w:val="21"/>
+        </w:rPr>
+        <w:t>• Sub-phase P2.6 (Remediation Actions &amp; Planning Contract): Created remediation.py defining ActionType enum (config_update, container_restart, rollback, scale_service, pull_request), PlanStatus enum (drafted, approved, etc.), RemediationAction, and RemediationPlan.</w:t>
+      </w:r>
+    </w:p>
+    <w:p>
+      <w:pPr>
+        <w:spacing w:before="40" w:after="80" w:line="276" w:lineRule="auto"/>
+      </w:pPr>
+      <w:r>
+        <w:rPr>
+          <w:rFonts w:ascii="Calibri" w:hAnsi="Calibri"/>
+          <w:color w:val="334155"/>
+          <w:sz w:val="21"/>
+        </w:rPr>
+        <w:t>• Sub-phase P2.7 (Human Governance Contract): Created approval.py defining the Approval model and ApprovalDecision enum (approved, rejected) to capture an immutable audit log of human authorization decisions.</w:t>
+      </w:r>
+    </w:p>
+    <w:p>
+      <w:pPr>
+        <w:spacing w:before="40" w:after="80" w:line="276" w:lineRule="auto"/>
+      </w:pPr>
+      <w:r>
+        <w:rPr>
+          <w:rFonts w:ascii="Calibri" w:hAnsi="Calibri"/>
+          <w:color w:val="334155"/>
+          <w:sz w:val="21"/>
+        </w:rPr>
+        <w:t>• Sub-phase P2.8 (Post-Remediation Verification Contract): Created verification.py defining the Verification model and VerificationStatus enum (pending, passed, failed, inconclusive) for empirical recovery confirmation.</w:t>
+      </w:r>
+    </w:p>
+    <w:p>
+      <w:pPr>
+        <w:spacing w:before="40" w:after="80" w:line="276" w:lineRule="auto"/>
+      </w:pPr>
+      <w:r>
+        <w:rPr>
+          <w:rFonts w:ascii="Calibri" w:hAnsi="Calibri"/>
+          <w:color w:val="334155"/>
+          <w:sz w:val="21"/>
+        </w:rPr>
+        <w:t>• Sub-phase P2.9 (Automated Contract Verification Suite): Created tests/test_contracts.py containing 15 parameterized unit tests verifying valid instantiation and asserting that unauthorized domain-specific fields (order_id, cart, payment_status, inventory) trigger immediate validation errors across all models.</w:t>
+      </w:r>
+    </w:p>
+    <w:p>
+      <w:r>
+        <w:br w:type="page"/>
+      </w:r>
+    </w:p>
+    <w:p>
+      <w:pPr>
+        <w:keepNext/>
+        <w:spacing w:before="280" w:after="80"/>
+      </w:pPr>
+      <w:r>
+        <w:rPr>
+          <w:rFonts w:ascii="Calibri" w:hAnsi="Calibri"/>
+          <w:b/>
+          <w:color w:val="0284C7"/>
+          <w:sz w:val="26"/>
+        </w:rPr>
+        <w:t>2.4 Phase P3: Parallel Component Construction &amp; Multi-Service Integration</w:t>
+      </w:r>
+    </w:p>
+    <w:p>
+      <w:pPr>
+        <w:spacing w:before="40" w:after="80" w:line="276" w:lineRule="auto"/>
+      </w:pPr>
+      <w:r>
+        <w:rPr>
+          <w:rFonts w:ascii="Calibri" w:hAnsi="Calibri"/>
+          <w:color w:val="334155"/>
+          <w:sz w:val="21"/>
+        </w:rPr>
+        <w:t>Objective: With P2 contracts signed off, each subsystem lead built their complete production-ready implementation in parallel, followed by cross-service integration and end-to-end pipeline verification. Completed with 31/31 passing tests!</w:t>
+      </w:r>
+    </w:p>
+    <w:p>
+      <w:pPr>
+        <w:keepNext/>
+        <w:spacing w:before="200" w:after="60"/>
+      </w:pPr>
+      <w:r>
+        <w:rPr>
+          <w:rFonts w:ascii="Calibri" w:hAnsi="Calibri"/>
+          <w:b/>
+          <w:color w:val="1E293B"/>
+          <w:sz w:val="23"/>
+        </w:rPr>
+        <w:t>Sub-phases of Phase P3 (Detailed Breakdown):</w:t>
+      </w:r>
+    </w:p>
+    <w:p>
+      <w:pPr>
+        <w:spacing w:before="40" w:after="80" w:line="276" w:lineRule="auto"/>
+      </w:pPr>
+      <w:r>
+        <w:rPr>
+          <w:rFonts w:ascii="Calibri" w:hAnsi="Calibri"/>
+          <w:color w:val="334155"/>
+          <w:sz w:val="21"/>
+        </w:rPr>
+        <w:t>• Sub-phase P3.1: Backend Production Hardening &amp; Relational Data Tier (Taranay)</w:t>
+        <w:br/>
+        <w:t xml:space="preserve">  - Files worked on: apps/api/src/database.py, apps/api/src/config.py, apps/api/src/models/event.py, apps/api/src/models/incident.py, apps/api/src/models/evidence.py, apps/api/src/models/diagnosis.py, apps/api/src/routers/events.py, apps/api/src/routers/incidents.py, tests/test_api_events.py.</w:t>
+        <w:br/>
+        <w:t xml:space="preserve">  - What it does: Implemented SQLAlchemy 2.0 connection pooling (pool_size=10, max_overflow=20, pool_pre_ping=True) to prevent database connection exhaustion under traffic. Built four relational ORM tables mapped to PostgreSQL. Implemented the Event Ingestion Router (POST /api/v1/events) with contract validation and Redis queuing. Built the Incident Management Router (GET /api/v1/incidents) with filtering and status transitions. Verified with 7 comprehensive integration tests.</w:t>
+      </w:r>
+    </w:p>
+    <w:p>
+      <w:pPr>
+        <w:spacing w:before="40" w:after="80" w:line="276" w:lineRule="auto"/>
+      </w:pPr>
+      <w:r>
+        <w:rPr>
+          <w:rFonts w:ascii="Calibri" w:hAnsi="Calibri"/>
+          <w:color w:val="334155"/>
+          <w:sz w:val="21"/>
+        </w:rPr>
+        <w:t>• Sub-phase P3.2: AI Diagnostic Worker &amp; In-Memory Vector RAG Engine (Rudra)</w:t>
+        <w:br/>
+        <w:t xml:space="preserve">  - Files worked on: apps/ai-worker/src/runbook_store.py, apps/ai-worker/src/diagnosis_service.py, apps/ai-worker/src/config.py, apps/ai-worker/src/main.py, tests/test_ai_worker.py.</w:t>
+        <w:br/>
+        <w:t xml:space="preserve">  - What it does: Created a zero-cost in-memory Vector Knowledge Base indexing 5 certified operational runbooks using scikit-learn TF-IDF vectorization and cosine similarity (&lt;5ms query time). Built the LangChain RAG Diagnosis Engine which formats grounded prompt templates, calibrates confidence scores strictly between 0.65 and 0.98, and outputs P2-compliant Diagnosis and RemediationPlan contracts. Exposed GET /api/v1/runbooks and POST /api/v1/diagnose. Verified with 6 comprehensive integration tests.</w:t>
+      </w:r>
+    </w:p>
+    <w:p>
+      <w:pPr>
+        <w:spacing w:before="40" w:after="80" w:line="276" w:lineRule="auto"/>
+      </w:pPr>
+      <w:r>
+        <w:rPr>
+          <w:rFonts w:ascii="Calibri" w:hAnsi="Calibri"/>
+          <w:color w:val="334155"/>
+          <w:sz w:val="21"/>
+        </w:rPr>
+        <w:t>• Sub-phase P3.3: Next.js 14 SRE Developer Cockpit &amp; 3D Skeuomorphic UI (Vivek)</w:t>
+        <w:br/>
+        <w:t xml:space="preserve">  - Files worked on: apps/web/src/types/index.ts, apps/web/src/app/layout.tsx, apps/web/src/app/globals.css, apps/web/src/app/page.tsx, apps/web/src/components/Header.tsx, apps/web/src/components/MetricsBar.tsx, apps/web/src/components/IncidentFeed.tsx, apps/web/src/components/IncidentDetail.tsx, apps/web/src/components/TopologyView.tsx.</w:t>
+        <w:br/>
+        <w:t xml:space="preserve">  - What it does: Developed the complete SRE Developer Cockpit in Next.js 14 App Router. Designed a 3D skeuomorphic tactile UI with soft dual drop-shadows and light/dark theme support. Built live KPI metric tiles (Active Outages, MTTR 4.2 min, Autonomous Heals, System Health 99.8%), an incident triage feed with status filter pills, an interactive Evidence Room, an AI RAG Inspector panel, and the Human-in-the-Loop 'Approve &amp; Heal' authorization button. Verified with 0 TypeScript compiler errors and running on http://localhost:3000.</w:t>
+      </w:r>
+    </w:p>
+    <w:p>
+      <w:pPr>
+        <w:spacing w:before="40" w:after="80" w:line="276" w:lineRule="auto"/>
+      </w:pPr>
+      <w:r>
+        <w:rPr>
+          <w:rFonts w:ascii="Calibri" w:hAnsi="Calibri"/>
+          <w:color w:val="334155"/>
+          <w:sz w:val="21"/>
+        </w:rPr>
+        <w:t>• Sub-phase P3.4: Multi-Service Integration, Namespace Isolation &amp; Live Simulator (Saurav)</w:t>
+        <w:br/>
+        <w:t xml:space="preserve">  - Files worked on: tests/test_e2e_pipeline.py, apps/api/src/routers/incidents.py (PATCH status), scripts/simulate_failure_e2e.py, docs/SAAS_ARCHITECTURE_AND_COMPLIANCE_GUIDE.md, PROJECT_KNOWLEDGE_TRANSFER_MASTER.docx, SAAS_ARCHITECTURE_AND_COMPLIANCE_MASTER.docx, explaination.docx.</w:t>
+        <w:br/>
+        <w:t xml:space="preserve">  - What it does: Resolved cross-service Python namespace collisions between apps/api/src and apps/ai-worker/src using dynamic sys.modules cache purging. Implemented the Incident Lifecycle Status PATCH endpoint to enable the cockpit's 'Approve &amp; Heal' button. Constructed tests/test_e2e_pipeline.py running the full 8-stage pipeline from ingestion to healing in a single test run. Built the interactive simulate_failure_e2e.py CLI tool for 2-second live failure demonstrations during presentations. Authored the complete SaaS Architecture &amp; Compliance Guide and master viva documentation. Verified all 31 core tests passing.</w:t>
+      </w:r>
+    </w:p>
     <w:p>
       <w:r>
         <w:br w:type="page"/>
@@ -1226,7 +1490,7 @@
           <w:color w:val="0F172A"/>
           <w:sz w:val="32"/>
         </w:rPr>
-        <w:t>3. Team Member Contributions &amp; Integrated File-by-File Breakdown</w:t>
+        <w:t>3. Exhaustive File-by-File Technical + Simple Master Reference</w:t>
       </w:r>
     </w:p>
     <w:p>
@@ -1239,7 +1503,7 @@
           <w:color w:val="334155"/>
           <w:sz w:val="21"/>
         </w:rPr>
-        <w:t>Below is the complete, detailed breakdown of each team member's role and responsibility. Every file that each member worked on is explained directly under their section, featuring both an Intuitive Layman Explanation (in clear, simple English for presentations) and a Technical Deep Dive (detailing classes, methods, and architecture).</w:t>
+        <w:t>Below is the complete, comprehensive reference for every file created or maintained across the repository. For each file, we provide both an In-Depth Simple Explanation (for verbal presentation to a teacher, examiner, or colleague) and an In-Depth Technical Deep Dive (detailing exact classes, methods, data structures, and mechanics).</w:t>
       </w:r>
     </w:p>
     <w:p>
@@ -1254,89 +1518,13 @@
           <w:color w:val="0284C7"/>
           <w:sz w:val="26"/>
         </w:rPr>
-        <w:t>3.1 Taranay (Backend Lead) — Subsystem: apps/api/ &amp; Ingestion Engine</w:t>
+        <w:t>3.1 Taranay (Backend Lead) — Files in apps/api/ &amp; Ingestion Engine</w:t>
       </w:r>
     </w:p>
     <w:p>
       <w:pPr>
-        <w:spacing w:before="40" w:after="80" w:line="276" w:lineRule="auto"/>
-      </w:pPr>
-      <w:r>
-        <w:rPr>
-          <w:rFonts w:ascii="Calibri" w:hAnsi="Calibri"/>
-          <w:color w:val="334155"/>
-          <w:sz w:val="21"/>
-        </w:rPr>
-        <w:t>Role Summary: Taranay is responsible for the core API backend, database architecture, and event ingestion pipeline. His code acts as the central gateway of the entire platform. Every error, log, and metric from outside applications reaches Taranay's API first, where it is validated, saved into PostgreSQL, and queued for processing.</w:t>
-      </w:r>
-    </w:p>
-    <w:tbl>
-      <w:tblPr>
-        <w:tblW w:type="auto" w:w="0"/>
-        <w:jc w:val="center"/>
-        <w:tblLook w:firstColumn="1" w:firstRow="1" w:lastColumn="0" w:lastRow="0" w:noHBand="0" w:noVBand="1" w:val="04A0"/>
-      </w:tblPr>
-      <w:tblGrid>
-        <w:gridCol w:w="9360"/>
-      </w:tblGrid>
-      <w:tr>
-        <w:tc>
-          <w:tcPr>
-            <w:tcW w:type="dxa" w:w="9360"/>
-            <w:shd w:fill="EFF6FF"/>
-            <w:tcBorders>
-              <w:left w:val="single" w:sz="36" w:color="0284C7"/>
-              <w:top w:val="none"/>
-              <w:right w:val="none"/>
-              <w:bottom w:val="none"/>
-            </w:tcBorders>
-          </w:tcPr>
-          <w:p>
-            <w:pPr>
-              <w:spacing w:before="100" w:after="100"/>
-            </w:pPr>
-            <w:r>
-              <w:rPr>
-                <w:rFonts w:ascii="Calibri" w:hAnsi="Calibri"/>
-                <w:b/>
-                <w:color w:val="0284C7"/>
-                <w:sz w:val="21"/>
-              </w:rPr>
-              <w:t>[TARANAY'S ROLE IN SIMPLE TERMS]</w:t>
-              <w:br/>
-            </w:r>
-            <w:r>
-              <w:rPr>
-                <w:rFonts w:ascii="Calibri" w:hAnsi="Calibri"/>
-                <w:color w:val="1E293B"/>
-                <w:sz w:val="20"/>
-              </w:rPr>
-              <w:t>Analogy: Taranay built the Hospital Emergency Reception. When an ambulance (an error signal) arrives, his system checks the patient's identity, registers them into the hospital database, and assigns a ticket so the doctors can attend to them immediately.</w:t>
-            </w:r>
-          </w:p>
-        </w:tc>
-      </w:tr>
-    </w:tbl>
-    <w:p/>
-    <w:p>
-      <w:pPr>
         <w:keepNext/>
         <w:spacing w:before="180" w:after="40"/>
-      </w:pPr>
-      <w:r>
-        <w:rPr>
-          <w:rFonts w:ascii="Calibri" w:hAnsi="Calibri"/>
-          <w:b/>
-          <w:color w:val="1E293B"/>
-          <w:sz w:val="23"/>
-        </w:rPr>
-        <w:t>Files Built &amp; Maintained by Taranay:</w:t>
-      </w:r>
-    </w:p>
-    <w:p>
-      <w:pPr>
-        <w:keepNext/>
-        <w:spacing w:before="160" w:after="40"/>
       </w:pPr>
       <w:r>
         <w:rPr>
@@ -1350,8 +1538,8 @@
     </w:p>
     <w:p>
       <w:pPr>
-        <w:spacing w:before="20" w:after="40"/>
-        <w:ind w:left="288"/>
+        <w:spacing w:before="40" w:after="60" w:line="276" w:lineRule="auto"/>
+        <w:ind w:left="360"/>
       </w:pPr>
       <w:r>
         <w:rPr>
@@ -1360,7 +1548,7 @@
           <w:color w:val="059669"/>
           <w:sz w:val="20"/>
         </w:rPr>
-        <w:t xml:space="preserve">• In Simple Words: </w:t>
+        <w:t xml:space="preserve">• Detailed Simple Explanation (For Evaluator &amp; Viva): </w:t>
       </w:r>
       <w:r>
         <w:rPr>
@@ -1368,13 +1556,13 @@
           <w:color w:val="334155"/>
           <w:sz w:val="20"/>
         </w:rPr>
-        <w:t>This is the front door of the backend server. It turns on the API application, connects the routers, and provides a quick health-check URL so we know the server is running.</w:t>
+        <w:t>This file is the main control room and starting point of our entire backend API server. When you run the API, this file boots up the FastAPI framework, connects all the different URL routers (such as events and incidents), enables Cross-Origin Resource Sharing (CORS) so our Next.js frontend can communicate with it safely, and automatically ensures all database tables exist in PostgreSQL upon boot. It also gives us a simple '/health' web address so any monitoring tool can instantly verify if our server is online.</w:t>
       </w:r>
     </w:p>
     <w:p>
       <w:pPr>
-        <w:spacing w:before="20" w:after="40"/>
-        <w:ind w:left="288"/>
+        <w:spacing w:before="40" w:after="60" w:line="276" w:lineRule="auto"/>
+        <w:ind w:left="360"/>
       </w:pPr>
       <w:r>
         <w:rPr>
@@ -1383,7 +1571,7 @@
           <w:color w:val="1E293B"/>
           <w:sz w:val="20"/>
         </w:rPr>
-        <w:t xml:space="preserve">• Technical Implementation: </w:t>
+        <w:t xml:space="preserve">• Detailed Technical Implementation: </w:t>
       </w:r>
       <w:r>
         <w:rPr>
@@ -1391,13 +1579,13 @@
           <w:color w:val="334155"/>
           <w:sz w:val="20"/>
         </w:rPr>
-        <w:t>Initializes the FastAPI application instance, registers CORS middleware for frontend communication, mounts the /api/v1 router prefix for events and incidents, creates database tables on startup via Base.metadata.create_all, and exposes GET / and GET /health endpoints.</w:t>
+        <w:t>Initializes the core FastAPI application instance with title and version metadata. Adds CORSMiddleware allowing all origins, methods, and headers. Automatically triggers Base.metadata.create_all(bind=engine) during startup lifecycle to synchronize ORM models with PostgreSQL. Mounts event and incident routers under the '/api/v1' prefix. Exposes root ('/') returning service metadata and health check ('/health') returning status 'ok' and timestamp.</w:t>
       </w:r>
     </w:p>
     <w:p>
       <w:pPr>
-        <w:spacing w:before="20" w:after="80"/>
-        <w:ind w:left="288"/>
+        <w:spacing w:before="40" w:after="100"/>
+        <w:ind w:left="360"/>
       </w:pPr>
       <w:r>
         <w:rPr>
@@ -1406,7 +1594,7 @@
           <w:color w:val="DC2626"/>
           <w:sz w:val="20"/>
         </w:rPr>
-        <w:t xml:space="preserve">• If Missing / Consequence: </w:t>
+        <w:t xml:space="preserve">• If Missing / Architectural Impact: </w:t>
       </w:r>
       <w:r>
         <w:rPr>
@@ -1414,13 +1602,13 @@
           <w:color w:val="334155"/>
           <w:sz w:val="20"/>
         </w:rPr>
-        <w:t>The backend server cannot start; no HTTP endpoints would exist, and neither the web cockpit nor external services could communicate with the backend.</w:t>
+        <w:t>The backend application cannot launch; no HTTP endpoints would exist, and neither the web cockpit nor external services could communicate with our system.</w:t>
       </w:r>
     </w:p>
     <w:p>
       <w:pPr>
         <w:keepNext/>
-        <w:spacing w:before="160" w:after="40"/>
+        <w:spacing w:before="180" w:after="40"/>
       </w:pPr>
       <w:r>
         <w:rPr>
@@ -1434,8 +1622,8 @@
     </w:p>
     <w:p>
       <w:pPr>
-        <w:spacing w:before="20" w:after="40"/>
-        <w:ind w:left="288"/>
+        <w:spacing w:before="40" w:after="60" w:line="276" w:lineRule="auto"/>
+        <w:ind w:left="360"/>
       </w:pPr>
       <w:r>
         <w:rPr>
@@ -1444,7 +1632,7 @@
           <w:color w:val="059669"/>
           <w:sz w:val="20"/>
         </w:rPr>
-        <w:t xml:space="preserve">• In Simple Words: </w:t>
+        <w:t xml:space="preserve">• Detailed Simple Explanation (For Evaluator &amp; Viva): </w:t>
       </w:r>
       <w:r>
         <w:rPr>
@@ -1452,13 +1640,13 @@
           <w:color w:val="334155"/>
           <w:sz w:val="20"/>
         </w:rPr>
-        <w:t>A secure settings manager that reads database passwords, server ports, and configuration from environment files rather than hardcoding them in code.</w:t>
+        <w:t>This file is the secure configuration vault for the backend. Instead of writing sensitive database passwords, secret tokens, and port numbers directly into the source code where hackers could see them, this file reads them safely from hidden environment files (.env). If a setting is missing, it provides safe default fallbacks so the server still runs smoothly during local testing.</w:t>
       </w:r>
     </w:p>
     <w:p>
       <w:pPr>
-        <w:spacing w:before="20" w:after="40"/>
-        <w:ind w:left="288"/>
+        <w:spacing w:before="40" w:after="60" w:line="276" w:lineRule="auto"/>
+        <w:ind w:left="360"/>
       </w:pPr>
       <w:r>
         <w:rPr>
@@ -1467,7 +1655,7 @@
           <w:color w:val="1E293B"/>
           <w:sz w:val="20"/>
         </w:rPr>
-        <w:t xml:space="preserve">• Technical Implementation: </w:t>
+        <w:t xml:space="preserve">• Detailed Technical Implementation: </w:t>
       </w:r>
       <w:r>
         <w:rPr>
@@ -1475,13 +1663,13 @@
           <w:color w:val="334155"/>
           <w:sz w:val="20"/>
         </w:rPr>
-        <w:t>Implements a Settings class inheriting from Pydantic's BaseSettings. Automatically reads environment variables (DATABASE_URL, REDIS_URL, API_PORT, APP_ENV) with type safety and fallback defaults. Prevents secret leakage.</w:t>
+        <w:t>Implements a Settings class extending Pydantic's BaseSettings. Automatically reads environment variables with strict type validation: DATABASE_URL (PostgreSQL connection string), REDIS_URL (Redis connection string), API_PORT (default 8000), and APP_ENV (default 'development'). Loads variables from .env via ConfigDict(env_file='.env', extra='ignore'). Instantiates a global cached settings singleton.</w:t>
       </w:r>
     </w:p>
     <w:p>
       <w:pPr>
-        <w:spacing w:before="20" w:after="80"/>
-        <w:ind w:left="288"/>
+        <w:spacing w:before="40" w:after="100"/>
+        <w:ind w:left="360"/>
       </w:pPr>
       <w:r>
         <w:rPr>
@@ -1490,7 +1678,7 @@
           <w:color w:val="DC2626"/>
           <w:sz w:val="20"/>
         </w:rPr>
-        <w:t xml:space="preserve">• If Missing / Consequence: </w:t>
+        <w:t xml:space="preserve">• If Missing / Architectural Impact: </w:t>
       </w:r>
       <w:r>
         <w:rPr>
@@ -1498,13 +1686,13 @@
           <w:color w:val="334155"/>
           <w:sz w:val="20"/>
         </w:rPr>
-        <w:t>Database connection strings and secret keys would have to be hardcoded in code, causing security vulnerabilities and deployment failures across different environments.</w:t>
+        <w:t>Database connection strings and credentials would be hardcoded in plaintext, creating severe security vulnerabilities and making deployment across different environments impossible.</w:t>
       </w:r>
     </w:p>
     <w:p>
       <w:pPr>
         <w:keepNext/>
-        <w:spacing w:before="160" w:after="40"/>
+        <w:spacing w:before="180" w:after="40"/>
       </w:pPr>
       <w:r>
         <w:rPr>
@@ -1518,8 +1706,8 @@
     </w:p>
     <w:p>
       <w:pPr>
-        <w:spacing w:before="20" w:after="40"/>
-        <w:ind w:left="288"/>
+        <w:spacing w:before="40" w:after="60" w:line="276" w:lineRule="auto"/>
+        <w:ind w:left="360"/>
       </w:pPr>
       <w:r>
         <w:rPr>
@@ -1528,7 +1716,7 @@
           <w:color w:val="059669"/>
           <w:sz w:val="20"/>
         </w:rPr>
-        <w:t xml:space="preserve">• In Simple Words: </w:t>
+        <w:t xml:space="preserve">• Detailed Simple Explanation (For Evaluator &amp; Viva): </w:t>
       </w:r>
       <w:r>
         <w:rPr>
@@ -1536,13 +1724,13 @@
           <w:color w:val="334155"/>
           <w:sz w:val="20"/>
         </w:rPr>
-        <w:t>The database manager that controls how many connections to PostgreSQL are kept open, preventing the database from crashing under heavy traffic.</w:t>
+        <w:t>This file is the database connection manager. In real-world software, opening a brand-new connection to PostgreSQL for every single incoming web request is very slow and can crash the database when hundreds of requests arrive at once. This file creates a 'connection pool' (a pre-warmed set of reusable database connections). It also includes a safety pre-ping feature: before giving a connection to a request, it quickly tests it to make sure it hasn't timed out or gone stale.</w:t>
       </w:r>
     </w:p>
     <w:p>
       <w:pPr>
-        <w:spacing w:before="20" w:after="40"/>
-        <w:ind w:left="288"/>
+        <w:spacing w:before="40" w:after="60" w:line="276" w:lineRule="auto"/>
+        <w:ind w:left="360"/>
       </w:pPr>
       <w:r>
         <w:rPr>
@@ -1551,7 +1739,7 @@
           <w:color w:val="1E293B"/>
           <w:sz w:val="20"/>
         </w:rPr>
-        <w:t xml:space="preserve">• Technical Implementation: </w:t>
+        <w:t xml:space="preserve">• Detailed Technical Implementation: </w:t>
       </w:r>
       <w:r>
         <w:rPr>
@@ -1559,13 +1747,13 @@
           <w:color w:val="334155"/>
           <w:sz w:val="20"/>
         </w:rPr>
-        <w:t>Configures SQLAlchemy 2.0 connection pooling with pool_size=10, max_overflow=20, and pool_pre_ping=True. Exposes the SessionLocal factory and the get_db() dependency injection generator with automatic session close.</w:t>
+        <w:t>Configures SQLAlchemy 2.0 create_engine with connection pooling parameters: pool_size=10 (maximum steady connections), max_overflow=20 (additional temporary connections during traffic spikes), and pool_pre_ping=True (executes a lightweight SELECT 1 before checkout to recycle dead connections). Exposes SessionLocal = sessionmaker(autocommit=False, autoflush=False, bind=engine), the declarative base Base = declarative_base(), and the get_db() dependency generator yielding sessions with guaranteed try/finally cleanup.</w:t>
       </w:r>
     </w:p>
     <w:p>
       <w:pPr>
-        <w:spacing w:before="20" w:after="80"/>
-        <w:ind w:left="288"/>
+        <w:spacing w:before="40" w:after="100"/>
+        <w:ind w:left="360"/>
       </w:pPr>
       <w:r>
         <w:rPr>
@@ -1574,7 +1762,7 @@
           <w:color w:val="DC2626"/>
           <w:sz w:val="20"/>
         </w:rPr>
-        <w:t xml:space="preserve">• If Missing / Consequence: </w:t>
+        <w:t xml:space="preserve">• If Missing / Architectural Impact: </w:t>
       </w:r>
       <w:r>
         <w:rPr>
@@ -1582,13 +1770,13 @@
           <w:color w:val="334155"/>
           <w:sz w:val="20"/>
         </w:rPr>
-        <w:t>Every API request would open a new database connection without closing it, rapidly exhausting the database connection pool and crashing PostgreSQL under traffic.</w:t>
+        <w:t>Every API request would open an unpooled connection, rapidly exhausting PostgreSQL's max_connections limit and causing complete backend downtime under moderate traffic.</w:t>
       </w:r>
     </w:p>
     <w:p>
       <w:pPr>
         <w:keepNext/>
-        <w:spacing w:before="160" w:after="40"/>
+        <w:spacing w:before="180" w:after="40"/>
       </w:pPr>
       <w:r>
         <w:rPr>
@@ -1602,8 +1790,8 @@
     </w:p>
     <w:p>
       <w:pPr>
-        <w:spacing w:before="20" w:after="40"/>
-        <w:ind w:left="288"/>
+        <w:spacing w:before="40" w:after="60" w:line="276" w:lineRule="auto"/>
+        <w:ind w:left="360"/>
       </w:pPr>
       <w:r>
         <w:rPr>
@@ -1612,7 +1800,7 @@
           <w:color w:val="059669"/>
           <w:sz w:val="20"/>
         </w:rPr>
-        <w:t xml:space="preserve">• In Simple Words: </w:t>
+        <w:t xml:space="preserve">• Detailed Simple Explanation (For Evaluator &amp; Viva): </w:t>
       </w:r>
       <w:r>
         <w:rPr>
@@ -1620,13 +1808,13 @@
           <w:color w:val="334155"/>
           <w:sz w:val="20"/>
         </w:rPr>
-        <w:t>The permanent storage blueprint (database table) for saving raw error signals and telemetry reports.</w:t>
+        <w:t>This file defines the permanent relational database table for saving raw error reports, telemetry anomalies, and logs. Whenever any monitored application crashes or encounters an issue, the raw event is saved here with a unique tracking ID, the name of the service that broke, the environment it was running in, and the exact timestamp.</w:t>
       </w:r>
     </w:p>
     <w:p>
       <w:pPr>
-        <w:spacing w:before="20" w:after="40"/>
-        <w:ind w:left="288"/>
+        <w:spacing w:before="40" w:after="60" w:line="276" w:lineRule="auto"/>
+        <w:ind w:left="360"/>
       </w:pPr>
       <w:r>
         <w:rPr>
@@ -1635,7 +1823,7 @@
           <w:color w:val="1E293B"/>
           <w:sz w:val="20"/>
         </w:rPr>
-        <w:t xml:space="preserve">• Technical Implementation: </w:t>
+        <w:t xml:space="preserve">• Detailed Technical Implementation: </w:t>
       </w:r>
       <w:r>
         <w:rPr>
@@ -1643,13 +1831,13 @@
           <w:color w:val="334155"/>
           <w:sz w:val="20"/>
         </w:rPr>
-        <w:t>Defines the EventModel SQLAlchemy ORM class mapping to the 'events' table. Stores id (UUID), service_id, environment_id, type, source, summary, payload (JSON), and created_at timestamp.</w:t>
+        <w:t>Defines the EventModel SQLAlchemy ORM class mapping to the 'events' PostgreSQL table. Column schema: id (UUID Primary Key, default=uuid4), service_id (String, indexed), environment_id (String, indexed), type (String, nullable=False), source (String), summary (String), payload (JSON/JSONB for arbitrary structured event telemetry), and created_at (DateTime with timezone, default=utc_now).</w:t>
       </w:r>
     </w:p>
     <w:p>
       <w:pPr>
-        <w:spacing w:before="20" w:after="80"/>
-        <w:ind w:left="288"/>
+        <w:spacing w:before="40" w:after="100"/>
+        <w:ind w:left="360"/>
       </w:pPr>
       <w:r>
         <w:rPr>
@@ -1658,7 +1846,7 @@
           <w:color w:val="DC2626"/>
           <w:sz w:val="20"/>
         </w:rPr>
-        <w:t xml:space="preserve">• If Missing / Consequence: </w:t>
+        <w:t xml:space="preserve">• If Missing / Architectural Impact: </w:t>
       </w:r>
       <w:r>
         <w:rPr>
@@ -1666,13 +1854,13 @@
           <w:color w:val="334155"/>
           <w:sz w:val="20"/>
         </w:rPr>
-        <w:t>The platform would have no table to store incoming telemetry, making it impossible to keep an audit trail of error events.</w:t>
+        <w:t>The platform would have no relational table to store incoming telemetry, making it impossible to correlate errors or maintain an audit trail.</w:t>
       </w:r>
     </w:p>
     <w:p>
       <w:pPr>
         <w:keepNext/>
-        <w:spacing w:before="160" w:after="40"/>
+        <w:spacing w:before="180" w:after="40"/>
       </w:pPr>
       <w:r>
         <w:rPr>
@@ -1686,8 +1874,8 @@
     </w:p>
     <w:p>
       <w:pPr>
-        <w:spacing w:before="20" w:after="40"/>
-        <w:ind w:left="288"/>
+        <w:spacing w:before="40" w:after="60" w:line="276" w:lineRule="auto"/>
+        <w:ind w:left="360"/>
       </w:pPr>
       <w:r>
         <w:rPr>
@@ -1696,7 +1884,7 @@
           <w:color w:val="059669"/>
           <w:sz w:val="20"/>
         </w:rPr>
-        <w:t xml:space="preserve">• In Simple Words: </w:t>
+        <w:t xml:space="preserve">• Detailed Simple Explanation (For Evaluator &amp; Viva): </w:t>
       </w:r>
       <w:r>
         <w:rPr>
@@ -1704,13 +1892,13 @@
           <w:color w:val="334155"/>
           <w:sz w:val="20"/>
         </w:rPr>
-        <w:t>The database table that represents a correlated problem or outage, tracking its lifecycle from open to resolved.</w:t>
+        <w:t>This file defines the database table for tracking full-blown outages and problems (Incidents). An incident is more than just a single error log—it represents a correlated problem across time. This table stores the incident title, how severe it is (Critical, High, Medium, Low), its current stage in the healing lifecycle (open -&gt; diagnosing -&gt; awaiting_approval -&gt; resolved), and records the exact second it was opened and resolved.</w:t>
       </w:r>
     </w:p>
     <w:p>
       <w:pPr>
-        <w:spacing w:before="20" w:after="40"/>
-        <w:ind w:left="288"/>
+        <w:spacing w:before="40" w:after="60" w:line="276" w:lineRule="auto"/>
+        <w:ind w:left="360"/>
       </w:pPr>
       <w:r>
         <w:rPr>
@@ -1719,7 +1907,7 @@
           <w:color w:val="1E293B"/>
           <w:sz w:val="20"/>
         </w:rPr>
-        <w:t xml:space="preserve">• Technical Implementation: </w:t>
+        <w:t xml:space="preserve">• Detailed Technical Implementation: </w:t>
       </w:r>
       <w:r>
         <w:rPr>
@@ -1727,13 +1915,13 @@
           <w:color w:val="334155"/>
           <w:sz w:val="20"/>
         </w:rPr>
-        <w:t>Defines the IncidentModel SQLAlchemy ORM class mapping to the 'incidents' table. Contains id, title, severity, status, pipeline_id, service_id, environment_id, event_ids (JSON list of correlated events), opened_at, and resolved_at.</w:t>
+        <w:t>Defines the IncidentModel SQLAlchemy ORM class mapping to the 'incidents' table. Column schema: id (UUID Primary Key), title (String, nullable=False), severity (String, indexed, values from Severity enum), status (String, indexed, values from IncidentStatus enum), pipeline_id (String, nullable=True), service_id (String, indexed), environment_id (String), event_ids (JSON array storing correlated event UUIDs), opened_at (DateTime), and resolved_at (DateTime, nullable=True, updated upon resolution).</w:t>
       </w:r>
     </w:p>
     <w:p>
       <w:pPr>
-        <w:spacing w:before="20" w:after="80"/>
-        <w:ind w:left="288"/>
+        <w:spacing w:before="40" w:after="100"/>
+        <w:ind w:left="360"/>
       </w:pPr>
       <w:r>
         <w:rPr>
@@ -1742,7 +1930,7 @@
           <w:color w:val="DC2626"/>
           <w:sz w:val="20"/>
         </w:rPr>
-        <w:t xml:space="preserve">• If Missing / Consequence: </w:t>
+        <w:t xml:space="preserve">• If Missing / Architectural Impact: </w:t>
       </w:r>
       <w:r>
         <w:rPr>
@@ -1750,13 +1938,13 @@
           <w:color w:val="334155"/>
           <w:sz w:val="20"/>
         </w:rPr>
-        <w:t>Outages could not be tracked as distinct tickets; the frontend would have no incident list to display.</w:t>
+        <w:t>Outages could not be grouped or tracked as formal tickets; the web cockpit would have no incident database to query, filter, or display.</w:t>
       </w:r>
     </w:p>
     <w:p>
       <w:pPr>
         <w:keepNext/>
-        <w:spacing w:before="160" w:after="40"/>
+        <w:spacing w:before="180" w:after="40"/>
       </w:pPr>
       <w:r>
         <w:rPr>
@@ -1770,8 +1958,8 @@
     </w:p>
     <w:p>
       <w:pPr>
-        <w:spacing w:before="20" w:after="40"/>
-        <w:ind w:left="288"/>
+        <w:spacing w:before="40" w:after="60" w:line="276" w:lineRule="auto"/>
+        <w:ind w:left="360"/>
       </w:pPr>
       <w:r>
         <w:rPr>
@@ -1780,7 +1968,7 @@
           <w:color w:val="059669"/>
           <w:sz w:val="20"/>
         </w:rPr>
-        <w:t xml:space="preserve">• In Simple Words: </w:t>
+        <w:t xml:space="preserve">• Detailed Simple Explanation (For Evaluator &amp; Viva): </w:t>
       </w:r>
       <w:r>
         <w:rPr>
@@ -1788,13 +1976,13 @@
           <w:color w:val="334155"/>
           <w:sz w:val="20"/>
         </w:rPr>
-        <w:t>The database table that stores specific evidence items (log lines, stack traces, CPU charts) tied to an incident.</w:t>
+        <w:t>This file defines the database table that stores factual diagnostic proof attached to an incident. When a server fails, it emits various clues—such as an error log line, a memory spike graph, or a Python stack trace. This table stores each clue linked directly to the parent incident, so the AI and human engineers can inspect the exact evidence.</w:t>
       </w:r>
     </w:p>
     <w:p>
       <w:pPr>
-        <w:spacing w:before="20" w:after="40"/>
-        <w:ind w:left="288"/>
+        <w:spacing w:before="40" w:after="60" w:line="276" w:lineRule="auto"/>
+        <w:ind w:left="360"/>
       </w:pPr>
       <w:r>
         <w:rPr>
@@ -1803,7 +1991,7 @@
           <w:color w:val="1E293B"/>
           <w:sz w:val="20"/>
         </w:rPr>
-        <w:t xml:space="preserve">• Technical Implementation: </w:t>
+        <w:t xml:space="preserve">• Detailed Technical Implementation: </w:t>
       </w:r>
       <w:r>
         <w:rPr>
@@ -1811,13 +1999,13 @@
           <w:color w:val="334155"/>
           <w:sz w:val="20"/>
         </w:rPr>
-        <w:t>Defines the EvidenceModel SQLAlchemy class mapping to the 'evidence' table. Foreign-keyed to incident_id, storing kind (log, metric, stack_trace), source, and text content.</w:t>
+        <w:t>Defines the EvidenceModel SQLAlchemy class mapping to the 'evidence' table. Column schema: id (UUID Primary Key), incident_id (UUID Foreign Key referencing incidents.id, indexed), kind (String, values: log, metric, stack_trace, config_snapshot, deployment_event), source (String), content (Text, storing the exact log message or metric snapshot), and collected_at (DateTime with timezone).</w:t>
       </w:r>
     </w:p>
     <w:p>
       <w:pPr>
-        <w:spacing w:before="20" w:after="80"/>
-        <w:ind w:left="288"/>
+        <w:spacing w:before="40" w:after="100"/>
+        <w:ind w:left="360"/>
       </w:pPr>
       <w:r>
         <w:rPr>
@@ -1826,7 +2014,7 @@
           <w:color w:val="DC2626"/>
           <w:sz w:val="20"/>
         </w:rPr>
-        <w:t xml:space="preserve">• If Missing / Consequence: </w:t>
+        <w:t xml:space="preserve">• If Missing / Architectural Impact: </w:t>
       </w:r>
       <w:r>
         <w:rPr>
@@ -1834,13 +2022,13 @@
           <w:color w:val="334155"/>
           <w:sz w:val="20"/>
         </w:rPr>
-        <w:t>The AI diagnosis engine and human operators would have no factual telemetry records to inspect during an outage.</w:t>
+        <w:t>Telemetry artefacts would be lost immediately after ingestion, leaving the AI engine and human SREs with zero factual proof to diagnose root causes.</w:t>
       </w:r>
     </w:p>
     <w:p>
       <w:pPr>
         <w:keepNext/>
-        <w:spacing w:before="160" w:after="40"/>
+        <w:spacing w:before="180" w:after="40"/>
       </w:pPr>
       <w:r>
         <w:rPr>
@@ -1854,8 +2042,8 @@
     </w:p>
     <w:p>
       <w:pPr>
-        <w:spacing w:before="20" w:after="40"/>
-        <w:ind w:left="288"/>
+        <w:spacing w:before="40" w:after="60" w:line="276" w:lineRule="auto"/>
+        <w:ind w:left="360"/>
       </w:pPr>
       <w:r>
         <w:rPr>
@@ -1864,7 +2052,7 @@
           <w:color w:val="059669"/>
           <w:sz w:val="20"/>
         </w:rPr>
-        <w:t xml:space="preserve">• In Simple Words: </w:t>
+        <w:t xml:space="preserve">• Detailed Simple Explanation (For Evaluator &amp; Viva): </w:t>
       </w:r>
       <w:r>
         <w:rPr>
@@ -1872,13 +2060,13 @@
           <w:color w:val="334155"/>
           <w:sz w:val="20"/>
         </w:rPr>
-        <w:t>The database table that permanently stores the AI's diagnosis explanation, confidence score, and cited evidence IDs.</w:t>
+        <w:t>This file defines the database table that permanently saves the AI's diagnostic reasoning. When the AI finishes analyzing an incident, it records what it believes is the root cause, its mathematical confidence score (e.g., 0.94), and the exact evidence IDs it used to reach that conclusion. This guarantees full transparency and prevents AI decisions from being a black box.</w:t>
       </w:r>
     </w:p>
     <w:p>
       <w:pPr>
-        <w:spacing w:before="20" w:after="40"/>
-        <w:ind w:left="288"/>
+        <w:spacing w:before="40" w:after="60" w:line="276" w:lineRule="auto"/>
+        <w:ind w:left="360"/>
       </w:pPr>
       <w:r>
         <w:rPr>
@@ -1887,7 +2075,7 @@
           <w:color w:val="1E293B"/>
           <w:sz w:val="20"/>
         </w:rPr>
-        <w:t xml:space="preserve">• Technical Implementation: </w:t>
+        <w:t xml:space="preserve">• Detailed Technical Implementation: </w:t>
       </w:r>
       <w:r>
         <w:rPr>
@@ -1895,13 +2083,13 @@
           <w:color w:val="334155"/>
           <w:sz w:val="20"/>
         </w:rPr>
-        <w:t>Defines the DiagnosisModel SQLAlchemy class mapping to the 'diagnoses' table. Foreign-keyed to incident_id, storing probable_root_cause, confidence (float), supporting_evidence_ids (JSON), and contradicting_evidence_ids (JSON).</w:t>
+        <w:t>Defines the DiagnosisModel SQLAlchemy class mapping to the 'diagnoses' table. Column schema: id (UUID Primary Key), incident_id (UUID Foreign Key referencing incidents.id, indexed), probable_root_cause (Text), confidence (Float, bounded between 0.0 and 1.0), supporting_evidence_ids (JSON list of UUIDs), contradicting_evidence_ids (JSON list), and created_at (DateTime).</w:t>
       </w:r>
     </w:p>
     <w:p>
       <w:pPr>
-        <w:spacing w:before="20" w:after="80"/>
-        <w:ind w:left="288"/>
+        <w:spacing w:before="40" w:after="100"/>
+        <w:ind w:left="360"/>
       </w:pPr>
       <w:r>
         <w:rPr>
@@ -1910,7 +2098,7 @@
           <w:color w:val="DC2626"/>
           <w:sz w:val="20"/>
         </w:rPr>
-        <w:t xml:space="preserve">• If Missing / Consequence: </w:t>
+        <w:t xml:space="preserve">• If Missing / Architectural Impact: </w:t>
       </w:r>
       <w:r>
         <w:rPr>
@@ -1918,13 +2106,13 @@
           <w:color w:val="334155"/>
           <w:sz w:val="20"/>
         </w:rPr>
-        <w:t>The AI's diagnostic reasoning would be lost as soon as the HTTP request finished, preventing any post-mortem analysis or compliance audit.</w:t>
+        <w:t>AI diagnostic findings would exist only temporarily in RAM during an HTTP request; no historical record or audit trail of AI reasoning would be preserved.</w:t>
       </w:r>
     </w:p>
     <w:p>
       <w:pPr>
         <w:keepNext/>
-        <w:spacing w:before="160" w:after="40"/>
+        <w:spacing w:before="180" w:after="40"/>
       </w:pPr>
       <w:r>
         <w:rPr>
@@ -1938,8 +2126,8 @@
     </w:p>
     <w:p>
       <w:pPr>
-        <w:spacing w:before="20" w:after="40"/>
-        <w:ind w:left="288"/>
+        <w:spacing w:before="40" w:after="60" w:line="276" w:lineRule="auto"/>
+        <w:ind w:left="360"/>
       </w:pPr>
       <w:r>
         <w:rPr>
@@ -1948,7 +2136,7 @@
           <w:color w:val="059669"/>
           <w:sz w:val="20"/>
         </w:rPr>
-        <w:t xml:space="preserve">• In Simple Words: </w:t>
+        <w:t xml:space="preserve">• Detailed Simple Explanation (For Evaluator &amp; Viva): </w:t>
       </w:r>
       <w:r>
         <w:rPr>
@@ -1956,13 +2144,13 @@
           <w:color w:val="334155"/>
           <w:sz w:val="20"/>
         </w:rPr>
-        <w:t>The specific API endpoint where external systems send their error logs. It checks that the data is valid and saves it.</w:t>
+        <w:t>This file is the primary reception desk of our platform. It exposes the web address (POST /api/v1/events) where external applications send their error signals. When a signal arrives, this router first checks it against our strict P2 contracts to ensure it is valid and does not contain unauthorized fields. Then, it saves it into PostgreSQL and pushes the event ID into a Redis background queue so our worker can process it asynchronously without making the caller wait.</w:t>
       </w:r>
     </w:p>
     <w:p>
       <w:pPr>
-        <w:spacing w:before="20" w:after="40"/>
-        <w:ind w:left="288"/>
+        <w:spacing w:before="40" w:after="60" w:line="276" w:lineRule="auto"/>
+        <w:ind w:left="360"/>
       </w:pPr>
       <w:r>
         <w:rPr>
@@ -1971,7 +2159,7 @@
           <w:color w:val="1E293B"/>
           <w:sz w:val="20"/>
         </w:rPr>
-        <w:t xml:space="preserve">• Technical Implementation: </w:t>
+        <w:t xml:space="preserve">• Detailed Technical Implementation: </w:t>
       </w:r>
       <w:r>
         <w:rPr>
@@ -1979,13 +2167,13 @@
           <w:color w:val="334155"/>
           <w:sz w:val="20"/>
         </w:rPr>
-        <w:t>FastAPI router exposing POST /api/v1/events and GET /api/v1/events. Validates payloads against the P2 Event contract (rejecting unauthorized fields with HTTP 422), persists to PostgreSQL, and pushes the event ID to Redis Queue for async worker pickup.</w:t>
+        <w:t>FastAPI APIRouter mounted at '/api/v1/events'. Implements POST /api/v1/events (validates payload against P2 Event contract, persists EventModel to DB via get_db session, enqueues event ID to Redis queue with graceful fallback if Redis is unavailable, returns HTTP 201), GET /api/v1/events (supports pagination with skip/limit and filtering by service_id and type), and GET /api/v1/events/{id} (returns single event or HTTP 404).</w:t>
       </w:r>
     </w:p>
     <w:p>
       <w:pPr>
-        <w:spacing w:before="20" w:after="80"/>
-        <w:ind w:left="288"/>
+        <w:spacing w:before="40" w:after="100"/>
+        <w:ind w:left="360"/>
       </w:pPr>
       <w:r>
         <w:rPr>
@@ -1994,7 +2182,7 @@
           <w:color w:val="DC2626"/>
           <w:sz w:val="20"/>
         </w:rPr>
-        <w:t xml:space="preserve">• If Missing / Consequence: </w:t>
+        <w:t xml:space="preserve">• If Missing / Architectural Impact: </w:t>
       </w:r>
       <w:r>
         <w:rPr>
@@ -2002,13 +2190,13 @@
           <w:color w:val="334155"/>
           <w:sz w:val="20"/>
         </w:rPr>
-        <w:t>External applications would have no endpoint to report errors to; the autonomous self-healing platform would receive no signals.</w:t>
+        <w:t>External applications would have no API endpoint to report error telemetry to; the self-healing platform would never receive any failure signals.</w:t>
       </w:r>
     </w:p>
     <w:p>
       <w:pPr>
         <w:keepNext/>
-        <w:spacing w:before="160" w:after="40"/>
+        <w:spacing w:before="180" w:after="40"/>
       </w:pPr>
       <w:r>
         <w:rPr>
@@ -2022,8 +2210,8 @@
     </w:p>
     <w:p>
       <w:pPr>
-        <w:spacing w:before="20" w:after="40"/>
-        <w:ind w:left="288"/>
+        <w:spacing w:before="40" w:after="60" w:line="276" w:lineRule="auto"/>
+        <w:ind w:left="360"/>
       </w:pPr>
       <w:r>
         <w:rPr>
@@ -2032,7 +2220,7 @@
           <w:color w:val="059669"/>
           <w:sz w:val="20"/>
         </w:rPr>
-        <w:t xml:space="preserve">• In Simple Words: </w:t>
+        <w:t xml:space="preserve">• Detailed Simple Explanation (For Evaluator &amp; Viva): </w:t>
       </w:r>
       <w:r>
         <w:rPr>
@@ -2040,13 +2228,13 @@
           <w:color w:val="334155"/>
           <w:sz w:val="20"/>
         </w:rPr>
-        <w:t>The API endpoints that let the web cockpit view incidents, filter them, and update their status when an engineer clicks Approve.</w:t>
+        <w:t>This file provides the API endpoints that power our Next.js dashboard. It lets the web cockpit fetch the list of active outages, filter them by severity or status, inspect a single incident in detail, and most importantly, it provides the PATCH endpoint that executes when a human engineer clicks 'Approve &amp; Heal' in the cockpit, advancing the incident to 'resolved' and recording the timestamp.</w:t>
       </w:r>
     </w:p>
     <w:p>
       <w:pPr>
-        <w:spacing w:before="20" w:after="40"/>
-        <w:ind w:left="288"/>
+        <w:spacing w:before="40" w:after="60" w:line="276" w:lineRule="auto"/>
+        <w:ind w:left="360"/>
       </w:pPr>
       <w:r>
         <w:rPr>
@@ -2055,7 +2243,7 @@
           <w:color w:val="1E293B"/>
           <w:sz w:val="20"/>
         </w:rPr>
-        <w:t xml:space="preserve">• Technical Implementation: </w:t>
+        <w:t xml:space="preserve">• Detailed Technical Implementation: </w:t>
       </w:r>
       <w:r>
         <w:rPr>
@@ -2063,13 +2251,13 @@
           <w:color w:val="334155"/>
           <w:sz w:val="20"/>
         </w:rPr>
-        <w:t>FastAPI router exposing GET /api/v1/incidents, GET /api/v1/incidents/{id}, and PATCH /api/v1/incidents/{id}/status. Manages the incident state machine (open -&gt; diagnosing -&gt; awaiting_approval -&gt; resolved), automatically stamping resolved_at on resolution.</w:t>
+        <w:t>FastAPI APIRouter mounted at '/api/v1/incidents'. Implements GET /api/v1/incidents (supports filtering by status and severity, returns list of Incident contracts), GET /api/v1/incidents/{id} (retrieves single incident with 404 handling), and PATCH /api/v1/incidents/{id}/status (accepts status update, validates state transition, automatically stamps resolved_at = utc_now() when transitioning to 'resolved', commits transaction, and returns updated model).</w:t>
       </w:r>
     </w:p>
     <w:p>
       <w:pPr>
-        <w:spacing w:before="20" w:after="80"/>
-        <w:ind w:left="288"/>
+        <w:spacing w:before="40" w:after="100"/>
+        <w:ind w:left="360"/>
       </w:pPr>
       <w:r>
         <w:rPr>
@@ -2078,7 +2266,7 @@
           <w:color w:val="DC2626"/>
           <w:sz w:val="20"/>
         </w:rPr>
-        <w:t xml:space="preserve">• If Missing / Consequence: </w:t>
+        <w:t xml:space="preserve">• If Missing / Architectural Impact: </w:t>
       </w:r>
       <w:r>
         <w:rPr>
@@ -2086,13 +2274,13 @@
           <w:color w:val="334155"/>
           <w:sz w:val="20"/>
         </w:rPr>
-        <w:t>The frontend dashboard could not load incidents, and human operators could not approve remediation plans.</w:t>
+        <w:t>The frontend dashboard could not retrieve incidents, and human engineers would have no way to approve remediation plans or mark outages resolved.</w:t>
       </w:r>
     </w:p>
     <w:p>
       <w:pPr>
         <w:keepNext/>
-        <w:spacing w:before="160" w:after="40"/>
+        <w:spacing w:before="180" w:after="40"/>
       </w:pPr>
       <w:r>
         <w:rPr>
@@ -2106,8 +2294,8 @@
     </w:p>
     <w:p>
       <w:pPr>
-        <w:spacing w:before="20" w:after="40"/>
-        <w:ind w:left="288"/>
+        <w:spacing w:before="40" w:after="60" w:line="276" w:lineRule="auto"/>
+        <w:ind w:left="360"/>
       </w:pPr>
       <w:r>
         <w:rPr>
@@ -2116,7 +2304,7 @@
           <w:color w:val="059669"/>
           <w:sz w:val="20"/>
         </w:rPr>
-        <w:t xml:space="preserve">• In Simple Words: </w:t>
+        <w:t xml:space="preserve">• Detailed Simple Explanation (For Evaluator &amp; Viva): </w:t>
       </w:r>
       <w:r>
         <w:rPr>
@@ -2124,13 +2312,13 @@
           <w:color w:val="334155"/>
           <w:sz w:val="20"/>
         </w:rPr>
-        <w:t>An automated test file with 7 checks verifying that all of Taranay's backend endpoints work correctly and reject bad data.</w:t>
+        <w:t>This file is an automated test suite containing 7 rigorous checks that test every single backend endpoint. It uses a temporary in-memory test database so it runs instantly without touching real production data. It verifies that valid events are saved, invalid events are rejected, 404 errors work properly, and incidents can be queried.</w:t>
       </w:r>
     </w:p>
     <w:p>
       <w:pPr>
-        <w:spacing w:before="20" w:after="40"/>
-        <w:ind w:left="288"/>
+        <w:spacing w:before="40" w:after="60" w:line="276" w:lineRule="auto"/>
+        <w:ind w:left="360"/>
       </w:pPr>
       <w:r>
         <w:rPr>
@@ -2139,7 +2327,7 @@
           <w:color w:val="1E293B"/>
           <w:sz w:val="20"/>
         </w:rPr>
-        <w:t xml:space="preserve">• Technical Implementation: </w:t>
+        <w:t xml:space="preserve">• Detailed Technical Implementation: </w:t>
       </w:r>
       <w:r>
         <w:rPr>
@@ -2147,13 +2335,13 @@
           <w:color w:val="334155"/>
           <w:sz w:val="20"/>
         </w:rPr>
-        <w:t>Pytest test suite utilizing FastAPI's TestClient and an in-memory SQLite database with StaticPool. Tests health endpoints, event creation, domain-agnostic extra field rejection (HTTP 422), pagination, single-item retrieval, 404 handling, and incident filtering.</w:t>
+        <w:t>Pytest integration suite utilizing FastAPI TestClient and an in-memory SQLite database via create_engine('sqlite:///:memory:', poolclass=StaticPool). Tests: (1) Root &amp; Health endpoint 200 OK, (2) POST event creation 201 Created, (3) POST event domain-agnostic rejection asserting extra fields trigger HTTP 422, (4) GET events pagination and filtering, (5) GET event by ID, (6) GET event non-existent ID 404 Not Found, (7) POST and GET incident lifecycle.</w:t>
       </w:r>
     </w:p>
     <w:p>
       <w:pPr>
-        <w:spacing w:before="20" w:after="80"/>
-        <w:ind w:left="288"/>
+        <w:spacing w:before="40" w:after="100"/>
+        <w:ind w:left="360"/>
       </w:pPr>
       <w:r>
         <w:rPr>
@@ -2162,7 +2350,7 @@
           <w:color w:val="DC2626"/>
           <w:sz w:val="20"/>
         </w:rPr>
-        <w:t xml:space="preserve">• If Missing / Consequence: </w:t>
+        <w:t xml:space="preserve">• If Missing / Architectural Impact: </w:t>
       </w:r>
       <w:r>
         <w:rPr>
@@ -2170,13 +2358,13 @@
           <w:color w:val="334155"/>
           <w:sz w:val="20"/>
         </w:rPr>
-        <w:t>Backend bugs or accidental schema changes would go unnoticed until production deployment.</w:t>
+        <w:t>Developers could make breaking changes to database schemas or API endpoints without realizing it, deploying broken code directly to production.</w:t>
       </w:r>
     </w:p>
     <w:p>
       <w:pPr>
         <w:keepNext/>
-        <w:spacing w:before="160" w:after="40"/>
+        <w:spacing w:before="180" w:after="40"/>
       </w:pPr>
       <w:r>
         <w:rPr>
@@ -2190,8 +2378,8 @@
     </w:p>
     <w:p>
       <w:pPr>
-        <w:spacing w:before="20" w:after="40"/>
-        <w:ind w:left="288"/>
+        <w:spacing w:before="40" w:after="60" w:line="276" w:lineRule="auto"/>
+        <w:ind w:left="360"/>
       </w:pPr>
       <w:r>
         <w:rPr>
@@ -2200,7 +2388,7 @@
           <w:color w:val="059669"/>
           <w:sz w:val="20"/>
         </w:rPr>
-        <w:t xml:space="preserve">• In Simple Words: </w:t>
+        <w:t xml:space="preserve">• Detailed Simple Explanation (For Evaluator &amp; Viva): </w:t>
       </w:r>
       <w:r>
         <w:rPr>
@@ -2208,13 +2396,13 @@
           <w:color w:val="334155"/>
           <w:sz w:val="20"/>
         </w:rPr>
-        <w:t>The configuration file that runs PostgreSQL and Redis in lightweight containers so the platform works without manual database installations.</w:t>
+        <w:t>This file is the automated infrastructure blueprint for the entire project. It allows any team member to start up PostgreSQL 16 and Redis 7 in lightweight, isolated Docker containers on their computer with a single command (docker compose up), without having to spend hours manually downloading, installing, and configuring database servers.</w:t>
       </w:r>
     </w:p>
     <w:p>
       <w:pPr>
-        <w:spacing w:before="20" w:after="40"/>
-        <w:ind w:left="288"/>
+        <w:spacing w:before="40" w:after="60" w:line="276" w:lineRule="auto"/>
+        <w:ind w:left="360"/>
       </w:pPr>
       <w:r>
         <w:rPr>
@@ -2223,7 +2411,7 @@
           <w:color w:val="1E293B"/>
           <w:sz w:val="20"/>
         </w:rPr>
-        <w:t xml:space="preserve">• Technical Implementation: </w:t>
+        <w:t xml:space="preserve">• Detailed Technical Implementation: </w:t>
       </w:r>
       <w:r>
         <w:rPr>
@@ -2231,13 +2419,13 @@
           <w:color w:val="334155"/>
           <w:sz w:val="20"/>
         </w:rPr>
-        <w:t>Docker Compose orchestration file defining the postgres:16 service with persistent volume storage, redis:7-alpine service, and local networking for all microservices.</w:t>
+        <w:t>Docker Compose configuration file defining: 'postgres' service (image: postgres:16, environment variables for POSTGRES_DB, POSTGRES_USER, POSTGRES_PASSWORD, port 5432, persistent volume postgres-data, healthcheck using pg_isready) and 'redis' service (image: redis:7-alpine, port 6379, persistent volume redis-data). Connects both containers on an internal bridge network named 'aiops-network'.</w:t>
       </w:r>
     </w:p>
     <w:p>
       <w:pPr>
-        <w:spacing w:before="20" w:after="80"/>
-        <w:ind w:left="288"/>
+        <w:spacing w:before="40" w:after="100"/>
+        <w:ind w:left="360"/>
       </w:pPr>
       <w:r>
         <w:rPr>
@@ -2246,7 +2434,7 @@
           <w:color w:val="DC2626"/>
           <w:sz w:val="20"/>
         </w:rPr>
-        <w:t xml:space="preserve">• If Missing / Consequence: </w:t>
+        <w:t xml:space="preserve">• If Missing / Architectural Impact: </w:t>
       </w:r>
       <w:r>
         <w:rPr>
@@ -2254,7 +2442,7 @@
           <w:color w:val="334155"/>
           <w:sz w:val="20"/>
         </w:rPr>
-        <w:t>Every developer would have to manually install, configure, and manage PostgreSQL and Redis on their host operating system, causing environment mismatch errors.</w:t>
+        <w:t>Team members would have to manually install and manage PostgreSQL and Redis on Windows/Mac/Linux, leading to environment mismatch errors and broken local tests.</w:t>
       </w:r>
     </w:p>
     <w:p>
@@ -2274,89 +2462,13 @@
           <w:color w:val="0284C7"/>
           <w:sz w:val="26"/>
         </w:rPr>
-        <w:t>3.2 Rudra (AI &amp; RAG Lead) — Subsystem: apps/ai-worker/ &amp; Intelligence Core</w:t>
+        <w:t>3.2 Rudra (AI &amp; RAG Lead) — Files in apps/ai-worker/ &amp; Intelligence Core</w:t>
       </w:r>
     </w:p>
     <w:p>
       <w:pPr>
-        <w:spacing w:before="40" w:after="80" w:line="276" w:lineRule="auto"/>
-      </w:pPr>
-      <w:r>
-        <w:rPr>
-          <w:rFonts w:ascii="Calibri" w:hAnsi="Calibri"/>
-          <w:color w:val="334155"/>
-          <w:sz w:val="21"/>
-        </w:rPr>
-        <w:t>Role Summary: Rudra is responsible for the diagnostic brain of the platform. Instead of relying on slow human debugging or unpredictable, hallucinating public chatbots, Rudra built a Retrieval-Augmented Generation (RAG) diagnostic engine. His system searches verified operational runbooks in memory and produces grounded, evidence-backed diagnoses with exact confidence scores.</w:t>
-      </w:r>
-    </w:p>
-    <w:tbl>
-      <w:tblPr>
-        <w:tblW w:type="auto" w:w="0"/>
-        <w:jc w:val="center"/>
-        <w:tblLook w:firstColumn="1" w:firstRow="1" w:lastColumn="0" w:lastRow="0" w:noHBand="0" w:noVBand="1" w:val="04A0"/>
-      </w:tblPr>
-      <w:tblGrid>
-        <w:gridCol w:w="9360"/>
-      </w:tblGrid>
-      <w:tr>
-        <w:tc>
-          <w:tcPr>
-            <w:tcW w:type="dxa" w:w="9360"/>
-            <w:shd w:fill="EFF6FF"/>
-            <w:tcBorders>
-              <w:left w:val="single" w:sz="36" w:color="0284C7"/>
-              <w:top w:val="none"/>
-              <w:right w:val="none"/>
-              <w:bottom w:val="none"/>
-            </w:tcBorders>
-          </w:tcPr>
-          <w:p>
-            <w:pPr>
-              <w:spacing w:before="100" w:after="100"/>
-            </w:pPr>
-            <w:r>
-              <w:rPr>
-                <w:rFonts w:ascii="Calibri" w:hAnsi="Calibri"/>
-                <w:b/>
-                <w:color w:val="0284C7"/>
-                <w:sz w:val="21"/>
-              </w:rPr>
-              <w:t>[RUDRA'S ROLE IN SIMPLE TERMS]</w:t>
-              <w:br/>
-            </w:r>
-            <w:r>
-              <w:rPr>
-                <w:rFonts w:ascii="Calibri" w:hAnsi="Calibri"/>
-                <w:color w:val="1E293B"/>
-                <w:sz w:val="20"/>
-              </w:rPr>
-              <w:t>Analogy: Rudra built the Hospital Specialist Doctor. When a patient arrives with symptoms (logs and metrics), Rudra's AI immediately consults certified medical textbooks (engineering runbooks) to identify the exact disease, calculates its diagnostic certainty, and prescribes a precise treatment plan.</w:t>
-            </w:r>
-          </w:p>
-        </w:tc>
-      </w:tr>
-    </w:tbl>
-    <w:p/>
-    <w:p>
-      <w:pPr>
         <w:keepNext/>
         <w:spacing w:before="180" w:after="40"/>
-      </w:pPr>
-      <w:r>
-        <w:rPr>
-          <w:rFonts w:ascii="Calibri" w:hAnsi="Calibri"/>
-          <w:b/>
-          <w:color w:val="1E293B"/>
-          <w:sz w:val="23"/>
-        </w:rPr>
-        <w:t>Files Built &amp; Maintained by Rudra:</w:t>
-      </w:r>
-    </w:p>
-    <w:p>
-      <w:pPr>
-        <w:keepNext/>
-        <w:spacing w:before="160" w:after="40"/>
       </w:pPr>
       <w:r>
         <w:rPr>
@@ -2370,8 +2482,8 @@
     </w:p>
     <w:p>
       <w:pPr>
-        <w:spacing w:before="20" w:after="40"/>
-        <w:ind w:left="288"/>
+        <w:spacing w:before="40" w:after="60" w:line="276" w:lineRule="auto"/>
+        <w:ind w:left="360"/>
       </w:pPr>
       <w:r>
         <w:rPr>
@@ -2380,7 +2492,7 @@
           <w:color w:val="059669"/>
           <w:sz w:val="20"/>
         </w:rPr>
-        <w:t xml:space="preserve">• In Simple Words: </w:t>
+        <w:t xml:space="preserve">• Detailed Simple Explanation (For Evaluator &amp; Viva): </w:t>
       </w:r>
       <w:r>
         <w:rPr>
@@ -2388,13 +2500,13 @@
           <w:color w:val="334155"/>
           <w:sz w:val="20"/>
         </w:rPr>
-        <w:t>The web gateway for the AI service, allowing the rest of the platform to send diagnostic requests over HTTP.</w:t>
+        <w:t>This file is the web gateway for the AI diagnostic service. It runs a dedicated FastAPI application that lets our backend and test scripts talk to the AI engine over HTTP. It provides endpoints to check if the AI service is healthy, list all the runbooks currently loaded in memory, and the core endpoint (POST /api/v1/diagnose) where an incident is sent to receive an instant AI diagnosis and remediation plan.</w:t>
       </w:r>
     </w:p>
     <w:p>
       <w:pPr>
-        <w:spacing w:before="20" w:after="40"/>
-        <w:ind w:left="288"/>
+        <w:spacing w:before="40" w:after="60" w:line="276" w:lineRule="auto"/>
+        <w:ind w:left="360"/>
       </w:pPr>
       <w:r>
         <w:rPr>
@@ -2403,7 +2515,7 @@
           <w:color w:val="1E293B"/>
           <w:sz w:val="20"/>
         </w:rPr>
-        <w:t xml:space="preserve">• Technical Implementation: </w:t>
+        <w:t xml:space="preserve">• Detailed Technical Implementation: </w:t>
       </w:r>
       <w:r>
         <w:rPr>
@@ -2411,13 +2523,13 @@
           <w:color w:val="334155"/>
           <w:sz w:val="20"/>
         </w:rPr>
-        <w:t>FastAPI application exposing GET / (metadata), GET /health, GET /api/v1/runbooks (list all indexed runbooks), and POST /api/v1/diagnose. Accepts DiagnoseRequest payloads, invokes the diagnosis engine, and returns validated DiagnoseResponse objects.</w:t>
+        <w:t>FastAPI application running on port 8001. Defines DiagnoseRequest (incident: Incident, evidence: List[Evidence]) and DiagnoseResponse (status: str, incident_id: UUID, diagnosis: Diagnosis, remediation_plan: RemediationPlan). Exposes GET / (service metadata), GET /health (reports status 'ok' and langchain_available=True), GET /api/v1/runbooks (serializes all indexed runbooks), and POST /api/v1/diagnose (invokes diagnosis_engine.diagnose_incident and returns structured response).</w:t>
       </w:r>
     </w:p>
     <w:p>
       <w:pPr>
-        <w:spacing w:before="20" w:after="80"/>
-        <w:ind w:left="288"/>
+        <w:spacing w:before="40" w:after="100"/>
+        <w:ind w:left="360"/>
       </w:pPr>
       <w:r>
         <w:rPr>
@@ -2426,7 +2538,7 @@
           <w:color w:val="DC2626"/>
           <w:sz w:val="20"/>
         </w:rPr>
-        <w:t xml:space="preserve">• If Missing / Consequence: </w:t>
+        <w:t xml:space="preserve">• If Missing / Architectural Impact: </w:t>
       </w:r>
       <w:r>
         <w:rPr>
@@ -2434,13 +2546,13 @@
           <w:color w:val="334155"/>
           <w:sz w:val="20"/>
         </w:rPr>
-        <w:t>The AI diagnosis logic would be inaccessible to the backend and frontend; no microservice could request a diagnosis.</w:t>
+        <w:t>The AI reasoning engine would be completely isolated in Python memory; no other microservice or web cockpit could request an automated diagnosis.</w:t>
       </w:r>
     </w:p>
     <w:p>
       <w:pPr>
         <w:keepNext/>
-        <w:spacing w:before="160" w:after="40"/>
+        <w:spacing w:before="180" w:after="40"/>
       </w:pPr>
       <w:r>
         <w:rPr>
@@ -2454,8 +2566,8 @@
     </w:p>
     <w:p>
       <w:pPr>
-        <w:spacing w:before="20" w:after="40"/>
-        <w:ind w:left="288"/>
+        <w:spacing w:before="40" w:after="60" w:line="276" w:lineRule="auto"/>
+        <w:ind w:left="360"/>
       </w:pPr>
       <w:r>
         <w:rPr>
@@ -2464,7 +2576,7 @@
           <w:color w:val="059669"/>
           <w:sz w:val="20"/>
         </w:rPr>
-        <w:t xml:space="preserve">• In Simple Words: </w:t>
+        <w:t xml:space="preserve">• Detailed Simple Explanation (For Evaluator &amp; Viva): </w:t>
       </w:r>
       <w:r>
         <w:rPr>
@@ -2472,13 +2584,13 @@
           <w:color w:val="334155"/>
           <w:sz w:val="20"/>
         </w:rPr>
-        <w:t>The AI settings file that controls which AI model is used, the API keys, and minimum confidence thresholds.</w:t>
+        <w:t>This file manages the settings for the AI worker. It controls which AI model provider to use (such as Google Gemini or a fully local offline fallback), reads API keys securely from the environment, and sets the minimum confidence threshold (0.65) required before any AI diagnosis is considered trustworthy.</w:t>
       </w:r>
     </w:p>
     <w:p>
       <w:pPr>
-        <w:spacing w:before="20" w:after="40"/>
-        <w:ind w:left="288"/>
+        <w:spacing w:before="40" w:after="60" w:line="276" w:lineRule="auto"/>
+        <w:ind w:left="360"/>
       </w:pPr>
       <w:r>
         <w:rPr>
@@ -2487,7 +2599,7 @@
           <w:color w:val="1E293B"/>
           <w:sz w:val="20"/>
         </w:rPr>
-        <w:t xml:space="preserve">• Technical Implementation: </w:t>
+        <w:t xml:space="preserve">• Detailed Technical Implementation: </w:t>
       </w:r>
       <w:r>
         <w:rPr>
@@ -2495,13 +2607,13 @@
           <w:color w:val="334155"/>
           <w:sz w:val="20"/>
         </w:rPr>
-        <w:t>Implements Pydantic BaseSettings loading MODEL_PROVIDER (gemini / local), GEMINI_API_KEY, and MIN_CONFIDENCE (default 0.65). Allows the AI service to run either against Google Gemini or in fully offline local mode without cost.</w:t>
+        <w:t>Settings class inheriting from Pydantic BaseSettings. Loads MODEL_PROVIDER ('gemini' or 'local'), GEMINI_API_KEY (optional string), MIN_CONFIDENCE (default 0.65 float), and LOG_LEVEL. Configured with ConfigDict(env_file='.env', extra='ignore'). Instantiates a global settings singleton.</w:t>
       </w:r>
     </w:p>
     <w:p>
       <w:pPr>
-        <w:spacing w:before="20" w:after="80"/>
-        <w:ind w:left="288"/>
+        <w:spacing w:before="40" w:after="100"/>
+        <w:ind w:left="360"/>
       </w:pPr>
       <w:r>
         <w:rPr>
@@ -2510,7 +2622,7 @@
           <w:color w:val="DC2626"/>
           <w:sz w:val="20"/>
         </w:rPr>
-        <w:t xml:space="preserve">• If Missing / Consequence: </w:t>
+        <w:t xml:space="preserve">• If Missing / Architectural Impact: </w:t>
       </w:r>
       <w:r>
         <w:rPr>
@@ -2518,13 +2630,13 @@
           <w:color w:val="334155"/>
           <w:sz w:val="20"/>
         </w:rPr>
-        <w:t>Switching between cloud LLMs and local test models would require editing source code in multiple places.</w:t>
+        <w:t>The AI service would have hardcoded model parameters, making it impossible to switch between free local testing and production LLMs without altering code.</w:t>
       </w:r>
     </w:p>
     <w:p>
       <w:pPr>
         <w:keepNext/>
-        <w:spacing w:before="160" w:after="40"/>
+        <w:spacing w:before="180" w:after="40"/>
       </w:pPr>
       <w:r>
         <w:rPr>
@@ -2538,8 +2650,8 @@
     </w:p>
     <w:p>
       <w:pPr>
-        <w:spacing w:before="20" w:after="40"/>
-        <w:ind w:left="288"/>
+        <w:spacing w:before="40" w:after="60" w:line="276" w:lineRule="auto"/>
+        <w:ind w:left="360"/>
       </w:pPr>
       <w:r>
         <w:rPr>
@@ -2548,7 +2660,7 @@
           <w:color w:val="059669"/>
           <w:sz w:val="20"/>
         </w:rPr>
-        <w:t xml:space="preserve">• In Simple Words: </w:t>
+        <w:t xml:space="preserve">• Detailed Simple Explanation (For Evaluator &amp; Viva): </w:t>
       </w:r>
       <w:r>
         <w:rPr>
@@ -2556,13 +2668,13 @@
           <w:color w:val="334155"/>
           <w:sz w:val="20"/>
         </w:rPr>
-        <w:t>The internal knowledge library storing 5 engineering runbooks and using mathematical text similarity to find the right fix instantly.</w:t>
+        <w:t>This file is the AI's internal medical library. Instead of paying thousands of dollars for expensive cloud vector databases (like Pinecone), Rudra built a completely free, in-memory Vector Knowledge Base. It stores 5 certified engineering runbooks (covering Database Pool exhaustion, Out-of-Memory kills, CPU saturation, Latency degradation, and CI/CD rollback). It converts text into mathematical vectors using TF-IDF and uses cosine similarity to find the exact matching runbook in under 5 milliseconds.</w:t>
       </w:r>
     </w:p>
     <w:p>
       <w:pPr>
-        <w:spacing w:before="20" w:after="40"/>
-        <w:ind w:left="288"/>
+        <w:spacing w:before="40" w:after="60" w:line="276" w:lineRule="auto"/>
+        <w:ind w:left="360"/>
       </w:pPr>
       <w:r>
         <w:rPr>
@@ -2571,7 +2683,7 @@
           <w:color w:val="1E293B"/>
           <w:sz w:val="20"/>
         </w:rPr>
-        <w:t xml:space="preserve">• Technical Implementation: </w:t>
+        <w:t xml:space="preserve">• Detailed Technical Implementation: </w:t>
       </w:r>
       <w:r>
         <w:rPr>
@@ -2579,13 +2691,13 @@
           <w:color w:val="334155"/>
           <w:sz w:val="20"/>
         </w:rPr>
-        <w:t>Implements RunbookVectorStore using scikit-learn's TfidfVectorizer and cosine_similarity. Indexes 5 verified runbooks (DB Pool Exhaustion, Memory Leak OOM, CPU Saturation, API Latency, CI/CD Failure). Performs zero-cost in-memory vector retrieval in under 5ms.</w:t>
+        <w:t>Implements Runbook dataclass (id, title, symptoms, root_cause_explanation, recommended_action, recommended_action_type, remediation_params). Pre-indexes 5 system runbooks (RB-001 through RB-005). Implements RunbookVectorStore using scikit-learn's TfidfVectorizer: fit() builds term-document matrix from combined runbook symptoms and root causes at startup; retrieve(query, top_k) transforms the query vector, calculates linear_kernel / cosine_similarity, and returns ranked [Runbook, score] tuples sorted by similarity. Global singleton pre-fitted at module import.</w:t>
       </w:r>
     </w:p>
     <w:p>
       <w:pPr>
-        <w:spacing w:before="20" w:after="80"/>
-        <w:ind w:left="288"/>
+        <w:spacing w:before="40" w:after="100"/>
+        <w:ind w:left="360"/>
       </w:pPr>
       <w:r>
         <w:rPr>
@@ -2594,7 +2706,7 @@
           <w:color w:val="DC2626"/>
           <w:sz w:val="20"/>
         </w:rPr>
-        <w:t xml:space="preserve">• If Missing / Consequence: </w:t>
+        <w:t xml:space="preserve">• If Missing / Architectural Impact: </w:t>
       </w:r>
       <w:r>
         <w:rPr>
@@ -2602,13 +2714,13 @@
           <w:color w:val="334155"/>
           <w:sz w:val="20"/>
         </w:rPr>
-        <w:t>The AI would have no access to engineering runbooks; diagnoses would be based on generic guesses rather than verified operational procedures.</w:t>
+        <w:t>The AI engine would have no knowledge base to reference; diagnoses would be based on ungrounded hallucinations rather than verified engineering procedures.</w:t>
       </w:r>
     </w:p>
     <w:p>
       <w:pPr>
         <w:keepNext/>
-        <w:spacing w:before="160" w:after="40"/>
+        <w:spacing w:before="180" w:after="40"/>
       </w:pPr>
       <w:r>
         <w:rPr>
@@ -2622,8 +2734,8 @@
     </w:p>
     <w:p>
       <w:pPr>
-        <w:spacing w:before="20" w:after="40"/>
-        <w:ind w:left="288"/>
+        <w:spacing w:before="40" w:after="60" w:line="276" w:lineRule="auto"/>
+        <w:ind w:left="360"/>
       </w:pPr>
       <w:r>
         <w:rPr>
@@ -2632,7 +2744,7 @@
           <w:color w:val="059669"/>
           <w:sz w:val="20"/>
         </w:rPr>
-        <w:t xml:space="preserve">• In Simple Words: </w:t>
+        <w:t xml:space="preserve">• Detailed Simple Explanation (For Evaluator &amp; Viva): </w:t>
       </w:r>
       <w:r>
         <w:rPr>
@@ -2640,13 +2752,13 @@
           <w:color w:val="334155"/>
           <w:sz w:val="20"/>
         </w:rPr>
-        <w:t>The core AI reasoning engine. It combines the incident symptoms and matching runbooks to generate a structured diagnosis and remediation plan.</w:t>
+        <w:t>This file is the diagnostic reasoning brain of the entire platform. It orchestrates the Retrieval-Augmented Generation (RAG) pipeline: it takes an incident and its evidence, queries the vector store for matching runbooks, injects that factual context into a LangChain prompt template, computes a calibrated confidence score (0.65 to 0.98), and constructs fully compliant P2 Diagnosis and RemediationPlan contracts.</w:t>
       </w:r>
     </w:p>
     <w:p>
       <w:pPr>
-        <w:spacing w:before="20" w:after="40"/>
-        <w:ind w:left="288"/>
+        <w:spacing w:before="40" w:after="60" w:line="276" w:lineRule="auto"/>
+        <w:ind w:left="360"/>
       </w:pPr>
       <w:r>
         <w:rPr>
@@ -2655,7 +2767,7 @@
           <w:color w:val="1E293B"/>
           <w:sz w:val="20"/>
         </w:rPr>
-        <w:t xml:space="preserve">• Technical Implementation: </w:t>
+        <w:t xml:space="preserve">• Detailed Technical Implementation: </w:t>
       </w:r>
       <w:r>
         <w:rPr>
@@ -2663,13 +2775,13 @@
           <w:color w:val="334155"/>
           <w:sz w:val="20"/>
         </w:rPr>
-        <w:t>Orchestrates LangChain prompt formatting using DIAGNOSIS_PROMPT_TEMPLATE. Summarizes evidence, queries the vector store, computes bounded confidence scores (0.65 to 0.98), and outputs P2-compliant Diagnosis and RemediationPlan contract models.</w:t>
+        <w:t>Defines DIAGNOSIS_PROMPT_TEMPLATE using LangChain PromptTemplate with variables: incident_title, evidence_summary, and runbook_context. Implements DiagnosisEngine class with methods: _summarize_evidence(evidence_list) serializing telemetry clues to structured text, and diagnose_incident(incident, evidence_list). Retrieves top-matching runbook via runbook_store.retrieve, calculates bounded confidence score (base similarity + evidence weight bonus, clamped strictly to [0.65, 0.98]), and constructs P2 Diagnosis model with cited evidence IDs and P2 RemediationPlan with ordered RemediationAction items (status=PlanStatus.DRAFTED).</w:t>
       </w:r>
     </w:p>
     <w:p>
       <w:pPr>
-        <w:spacing w:before="20" w:after="80"/>
-        <w:ind w:left="288"/>
+        <w:spacing w:before="40" w:after="100"/>
+        <w:ind w:left="360"/>
       </w:pPr>
       <w:r>
         <w:rPr>
@@ -2678,7 +2790,7 @@
           <w:color w:val="DC2626"/>
           <w:sz w:val="20"/>
         </w:rPr>
-        <w:t xml:space="preserve">• If Missing / Consequence: </w:t>
+        <w:t xml:space="preserve">• If Missing / Architectural Impact: </w:t>
       </w:r>
       <w:r>
         <w:rPr>
@@ -2686,13 +2798,13 @@
           <w:color w:val="334155"/>
           <w:sz w:val="20"/>
         </w:rPr>
-        <w:t>The platform would have no automated root cause analysis; incidents would remain unresolved without manual human intervention.</w:t>
+        <w:t>The platform would have no automated root cause analysis; outages would remain undiagnosed and no structured remediation plan would ever be generated.</w:t>
       </w:r>
     </w:p>
     <w:p>
       <w:pPr>
         <w:keepNext/>
-        <w:spacing w:before="160" w:after="40"/>
+        <w:spacing w:before="180" w:after="40"/>
       </w:pPr>
       <w:r>
         <w:rPr>
@@ -2706,8 +2818,8 @@
     </w:p>
     <w:p>
       <w:pPr>
-        <w:spacing w:before="20" w:after="40"/>
-        <w:ind w:left="288"/>
+        <w:spacing w:before="40" w:after="60" w:line="276" w:lineRule="auto"/>
+        <w:ind w:left="360"/>
       </w:pPr>
       <w:r>
         <w:rPr>
@@ -2716,7 +2828,7 @@
           <w:color w:val="059669"/>
           <w:sz w:val="20"/>
         </w:rPr>
-        <w:t xml:space="preserve">• In Simple Words: </w:t>
+        <w:t xml:space="preserve">• Detailed Simple Explanation (For Evaluator &amp; Viva): </w:t>
       </w:r>
       <w:r>
         <w:rPr>
@@ -2724,13 +2836,13 @@
           <w:color w:val="334155"/>
           <w:sz w:val="20"/>
         </w:rPr>
-        <w:t>An automated test suite with 6 tests verifying that the AI worker correctly matches runbooks and generates compliant plans.</w:t>
+        <w:t>This file is an automated test suite containing 6 tests that verify Rudra's AI worker. It tests that the AI service starts, that all 5 runbooks are indexed, that the vector similarity search correctly selects Runbook RB-001 for database errors and RB-002 for memory errors, that confidence scores are mathematically bounded, and that unauthorized domain fields are rejected.</w:t>
       </w:r>
     </w:p>
     <w:p>
       <w:pPr>
-        <w:spacing w:before="20" w:after="40"/>
-        <w:ind w:left="288"/>
+        <w:spacing w:before="40" w:after="60" w:line="276" w:lineRule="auto"/>
+        <w:ind w:left="360"/>
       </w:pPr>
       <w:r>
         <w:rPr>
@@ -2739,7 +2851,7 @@
           <w:color w:val="1E293B"/>
           <w:sz w:val="20"/>
         </w:rPr>
-        <w:t xml:space="preserve">• Technical Implementation: </w:t>
+        <w:t xml:space="preserve">• Detailed Technical Implementation: </w:t>
       </w:r>
       <w:r>
         <w:rPr>
@@ -2747,13 +2859,13 @@
           <w:color w:val="334155"/>
           <w:sz w:val="20"/>
         </w:rPr>
-        <w:t>Pytest integration suite testing the health endpoint, runbook listing, TF-IDF vector retrieval precision, database pool incident diagnosis, container OOM diagnosis, and domain-agnostic extra field rejection (HTTP 422).</w:t>
+        <w:t>Pytest integration suite utilizing FastAPI TestClient on the ai-worker application. Tests: (1) Root &amp; Health endpoint online, (2) GET /api/v1/runbooks returns 5 indexed runbooks, (3) Vector retrieval precision asserting RB-001 retrieved for 'QueuePool timeout' and RB-002 for 'OOM container exit 137', (4) Diagnosis of database pool incident asserting confidence &gt; 0.65 and action_type='config_update', (5) Diagnosis of OOM incident asserting action_type='container_restart', (6) Domain-agnostic extra field rejection asserting HTTP 422.</w:t>
       </w:r>
     </w:p>
     <w:p>
       <w:pPr>
-        <w:spacing w:before="20" w:after="80"/>
-        <w:ind w:left="288"/>
+        <w:spacing w:before="40" w:after="100"/>
+        <w:ind w:left="360"/>
       </w:pPr>
       <w:r>
         <w:rPr>
@@ -2762,7 +2874,7 @@
           <w:color w:val="DC2626"/>
           <w:sz w:val="20"/>
         </w:rPr>
-        <w:t xml:space="preserve">• If Missing / Consequence: </w:t>
+        <w:t xml:space="preserve">• If Missing / Architectural Impact: </w:t>
       </w:r>
       <w:r>
         <w:rPr>
@@ -2770,7 +2882,7 @@
           <w:color w:val="334155"/>
           <w:sz w:val="20"/>
         </w:rPr>
-        <w:t>AI prompt regressions or vector retrieval accuracy degradation would slip into production unnoticed.</w:t>
+        <w:t>Bugs in the vector search or confidence calculations would go unnoticed, potentially causing the AI to recommend incorrect remediation actions in production.</w:t>
       </w:r>
     </w:p>
     <w:p>
@@ -2790,89 +2902,13 @@
           <w:color w:val="0284C7"/>
           <w:sz w:val="26"/>
         </w:rPr>
-        <w:t>3.3 Vivek (Frontend Lead) — Subsystem: apps/web/ &amp; Developer Cockpit</w:t>
+        <w:t>3.3 Vivek (Frontend Lead) — Files in apps/web/ &amp; Developer Cockpit</w:t>
       </w:r>
     </w:p>
     <w:p>
       <w:pPr>
-        <w:spacing w:before="40" w:after="80" w:line="276" w:lineRule="auto"/>
-      </w:pPr>
-      <w:r>
-        <w:rPr>
-          <w:rFonts w:ascii="Calibri" w:hAnsi="Calibri"/>
-          <w:color w:val="334155"/>
-          <w:sz w:val="21"/>
-        </w:rPr>
-        <w:t>Role Summary: Vivek is responsible for the SRE Developer Cockpit. He built a Next.js 14 web application featuring a tactile 3D skeuomorphic enterprise design. The cockpit gives on-call engineers total situational awareness: live KPI tiles, incident feeds, microservice topology status, telemetry evidence rooms, and the Human-in-the-Loop approval console.</w:t>
-      </w:r>
-    </w:p>
-    <w:tbl>
-      <w:tblPr>
-        <w:tblW w:type="auto" w:w="0"/>
-        <w:jc w:val="center"/>
-        <w:tblLook w:firstColumn="1" w:firstRow="1" w:lastColumn="0" w:lastRow="0" w:noHBand="0" w:noVBand="1" w:val="04A0"/>
-      </w:tblPr>
-      <w:tblGrid>
-        <w:gridCol w:w="9360"/>
-      </w:tblGrid>
-      <w:tr>
-        <w:tc>
-          <w:tcPr>
-            <w:tcW w:type="dxa" w:w="9360"/>
-            <w:shd w:fill="EFF6FF"/>
-            <w:tcBorders>
-              <w:left w:val="single" w:sz="36" w:color="0284C7"/>
-              <w:top w:val="none"/>
-              <w:right w:val="none"/>
-              <w:bottom w:val="none"/>
-            </w:tcBorders>
-          </w:tcPr>
-          <w:p>
-            <w:pPr>
-              <w:spacing w:before="100" w:after="100"/>
-            </w:pPr>
-            <w:r>
-              <w:rPr>
-                <w:rFonts w:ascii="Calibri" w:hAnsi="Calibri"/>
-                <w:b/>
-                <w:color w:val="0284C7"/>
-                <w:sz w:val="21"/>
-              </w:rPr>
-              <w:t>[VIVEK'S ROLE IN SIMPLE TERMS]</w:t>
-              <w:br/>
-            </w:r>
-            <w:r>
-              <w:rPr>
-                <w:rFonts w:ascii="Calibri" w:hAnsi="Calibri"/>
-                <w:color w:val="1E293B"/>
-                <w:sz w:val="20"/>
-              </w:rPr>
-              <w:t>Analogy: Vivek built the Intensive Care Unit (ICU) Dashboard and Surgical Control Console. He gave the doctors and directors large, clear, real-time monitors showing vital signs, patient history, and a secure physical authorization button to confirm medical procedures.</w:t>
-            </w:r>
-          </w:p>
-        </w:tc>
-      </w:tr>
-    </w:tbl>
-    <w:p/>
-    <w:p>
-      <w:pPr>
         <w:keepNext/>
         <w:spacing w:before="180" w:after="40"/>
-      </w:pPr>
-      <w:r>
-        <w:rPr>
-          <w:rFonts w:ascii="Calibri" w:hAnsi="Calibri"/>
-          <w:b/>
-          <w:color w:val="1E293B"/>
-          <w:sz w:val="23"/>
-        </w:rPr>
-        <w:t>Files Built &amp; Maintained by Vivek:</w:t>
-      </w:r>
-    </w:p>
-    <w:p>
-      <w:pPr>
-        <w:keepNext/>
-        <w:spacing w:before="160" w:after="40"/>
       </w:pPr>
       <w:r>
         <w:rPr>
@@ -2886,8 +2922,8 @@
     </w:p>
     <w:p>
       <w:pPr>
-        <w:spacing w:before="20" w:after="40"/>
-        <w:ind w:left="288"/>
+        <w:spacing w:before="40" w:after="60" w:line="276" w:lineRule="auto"/>
+        <w:ind w:left="360"/>
       </w:pPr>
       <w:r>
         <w:rPr>
@@ -2896,7 +2932,7 @@
           <w:color w:val="059669"/>
           <w:sz w:val="20"/>
         </w:rPr>
-        <w:t xml:space="preserve">• In Simple Words: </w:t>
+        <w:t xml:space="preserve">• Detailed Simple Explanation (For Evaluator &amp; Viva): </w:t>
       </w:r>
       <w:r>
         <w:rPr>
@@ -2904,13 +2940,13 @@
           <w:color w:val="334155"/>
           <w:sz w:val="20"/>
         </w:rPr>
-        <w:t>The data contract dictionary for the frontend. It makes sure the frontend TypeScript code perfectly matches the backend data.</w:t>
+        <w:t>This file is the shared contract dictionary for the frontend. It translates our backend Python P2 data models into TypeScript interfaces. This guarantees that Vivek's frontend code and Taranay's backend API speak the exact same data language—ensuring that field names, severity levels, and status strings match 100% at compile-time.</w:t>
       </w:r>
     </w:p>
     <w:p>
       <w:pPr>
-        <w:spacing w:before="20" w:after="40"/>
-        <w:ind w:left="288"/>
+        <w:spacing w:before="40" w:after="60" w:line="276" w:lineRule="auto"/>
+        <w:ind w:left="360"/>
       </w:pPr>
       <w:r>
         <w:rPr>
@@ -2919,7 +2955,7 @@
           <w:color w:val="1E293B"/>
           <w:sz w:val="20"/>
         </w:rPr>
-        <w:t xml:space="preserve">• Technical Implementation: </w:t>
+        <w:t xml:space="preserve">• Detailed Technical Implementation: </w:t>
       </w:r>
       <w:r>
         <w:rPr>
@@ -2927,13 +2963,13 @@
           <w:color w:val="334155"/>
           <w:sz w:val="20"/>
         </w:rPr>
-        <w:t>Exports TypeScript interfaces (Incident, Evidence, Diagnosis, RemediationPlan, RemediationAction) and enums (Severity, IncidentStatus, ActionType) that mirror the backend P2 Pydantic models. Guarantees compile-time type safety across the frontend.</w:t>
+        <w:t>Defines TypeScript interfaces mirroring P2 contracts: Event, Incident, Evidence, Diagnosis, RemediationPlan, and RemediationAction. Defines strict TypeScript enums: Severity ('critical' | 'high' | 'medium' | 'low'), IncidentStatus ('open' | 'diagnosing' | 'awaiting_approval' | 'executing' | 'verifying' | 'resolved' | 'closed'), EvidenceKind ('log' | 'metric' | 'stack_trace'), ActionType ('config_update' | 'container_restart' | 'rollback' | 'scale_service'), and PlanStatus ('drafted' | 'approved' | 'rejected' | 'completed').</w:t>
       </w:r>
     </w:p>
     <w:p>
       <w:pPr>
-        <w:spacing w:before="20" w:after="80"/>
-        <w:ind w:left="288"/>
+        <w:spacing w:before="40" w:after="100"/>
+        <w:ind w:left="360"/>
       </w:pPr>
       <w:r>
         <w:rPr>
@@ -2942,7 +2978,7 @@
           <w:color w:val="DC2626"/>
           <w:sz w:val="20"/>
         </w:rPr>
-        <w:t xml:space="preserve">• If Missing / Consequence: </w:t>
+        <w:t xml:space="preserve">• If Missing / Architectural Impact: </w:t>
       </w:r>
       <w:r>
         <w:rPr>
@@ -2950,13 +2986,13 @@
           <w:color w:val="334155"/>
           <w:sz w:val="20"/>
         </w:rPr>
-        <w:t>Frontend components could attempt to read non-existent fields, leading to silent runtime crashes and undefined errors on screen.</w:t>
+        <w:t>Frontend components could attempt to access non-existent or misnamed backend fields, resulting in silent runtime JavaScript crashes and broken dashboards.</w:t>
       </w:r>
     </w:p>
     <w:p>
       <w:pPr>
         <w:keepNext/>
-        <w:spacing w:before="160" w:after="40"/>
+        <w:spacing w:before="180" w:after="40"/>
       </w:pPr>
       <w:r>
         <w:rPr>
@@ -2970,8 +3006,8 @@
     </w:p>
     <w:p>
       <w:pPr>
-        <w:spacing w:before="20" w:after="40"/>
-        <w:ind w:left="288"/>
+        <w:spacing w:before="40" w:after="60" w:line="276" w:lineRule="auto"/>
+        <w:ind w:left="360"/>
       </w:pPr>
       <w:r>
         <w:rPr>
@@ -2980,7 +3016,7 @@
           <w:color w:val="059669"/>
           <w:sz w:val="20"/>
         </w:rPr>
-        <w:t xml:space="preserve">• In Simple Words: </w:t>
+        <w:t xml:space="preserve">• Detailed Simple Explanation (For Evaluator &amp; Viva): </w:t>
       </w:r>
       <w:r>
         <w:rPr>
@@ -2988,13 +3024,13 @@
           <w:color w:val="334155"/>
           <w:sz w:val="20"/>
         </w:rPr>
-        <w:t>The master template for the website. It sets up the Inter font, title, metadata, and handles light/dark theme switching.</w:t>
+        <w:t>This file is the master layout and HTML shell of our web cockpit. It wraps every page in consistent fonts, sets up search engine metadata (SEO), and ensures that light and dark themes switch cleanly without causing hydration warnings or screen flickering when the page loads in a browser.</w:t>
       </w:r>
     </w:p>
     <w:p>
       <w:pPr>
-        <w:spacing w:before="20" w:after="40"/>
-        <w:ind w:left="288"/>
+        <w:spacing w:before="40" w:after="60" w:line="276" w:lineRule="auto"/>
+        <w:ind w:left="360"/>
       </w:pPr>
       <w:r>
         <w:rPr>
@@ -3003,7 +3039,7 @@
           <w:color w:val="1E293B"/>
           <w:sz w:val="20"/>
         </w:rPr>
-        <w:t xml:space="preserve">• Technical Implementation: </w:t>
+        <w:t xml:space="preserve">• Detailed Technical Implementation: </w:t>
       </w:r>
       <w:r>
         <w:rPr>
@@ -3011,13 +3047,13 @@
           <w:color w:val="334155"/>
           <w:sz w:val="20"/>
         </w:rPr>
-        <w:t>Next.js 14 App Router RootLayout. Applies the Inter Google Font, defines enterprise SEO metadata, and wraps child components in a hydration-safe layout with dark-mode class support.</w:t>
+        <w:t>Next.js 14 App Router RootLayout component. Imports and configures the Inter font from Google Fonts with Latin subset. Defines Metadata object with title 'AIOps Self-Healing Platform — SRE Developer Cockpit' and descriptive meta tags. Wraps children in &lt;html lang='en' suppressHydrationWarning&gt; and sets the global body font class.</w:t>
       </w:r>
     </w:p>
     <w:p>
       <w:pPr>
-        <w:spacing w:before="20" w:after="80"/>
-        <w:ind w:left="288"/>
+        <w:spacing w:before="40" w:after="100"/>
+        <w:ind w:left="360"/>
       </w:pPr>
       <w:r>
         <w:rPr>
@@ -3026,7 +3062,7 @@
           <w:color w:val="DC2626"/>
           <w:sz w:val="20"/>
         </w:rPr>
-        <w:t xml:space="preserve">• If Missing / Consequence: </w:t>
+        <w:t xml:space="preserve">• If Missing / Architectural Impact: </w:t>
       </w:r>
       <w:r>
         <w:rPr>
@@ -3034,13 +3070,13 @@
           <w:color w:val="334155"/>
           <w:sz w:val="20"/>
         </w:rPr>
-        <w:t>Font loading, CSS resets, and metadata would have to be duplicated on every page, causing layout shifts and hydration errors.</w:t>
+        <w:t>Every dashboard screen would have to manually load fonts and metadata, causing inconsistent layouts, font loading delays, and hydration mismatch errors.</w:t>
       </w:r>
     </w:p>
     <w:p>
       <w:pPr>
         <w:keepNext/>
-        <w:spacing w:before="160" w:after="40"/>
+        <w:spacing w:before="180" w:after="40"/>
       </w:pPr>
       <w:r>
         <w:rPr>
@@ -3054,8 +3090,8 @@
     </w:p>
     <w:p>
       <w:pPr>
-        <w:spacing w:before="20" w:after="40"/>
-        <w:ind w:left="288"/>
+        <w:spacing w:before="40" w:after="60" w:line="276" w:lineRule="auto"/>
+        <w:ind w:left="360"/>
       </w:pPr>
       <w:r>
         <w:rPr>
@@ -3064,7 +3100,7 @@
           <w:color w:val="059669"/>
           <w:sz w:val="20"/>
         </w:rPr>
-        <w:t xml:space="preserve">• In Simple Words: </w:t>
+        <w:t xml:space="preserve">• Detailed Simple Explanation (For Evaluator &amp; Viva): </w:t>
       </w:r>
       <w:r>
         <w:rPr>
@@ -3072,13 +3108,13 @@
           <w:color w:val="334155"/>
           <w:sz w:val="20"/>
         </w:rPr>
-        <w:t>The styling rules that give the web app its premium look: soft shadows, tactile 3D cards, smooth hover effects, and clean borders.</w:t>
+        <w:t>This file contains the complete visual design system of the platform. Vivek implemented a tactile 3D skeuomorphic enterprise design: cards have soft dual drop-shadows that give them physical depth, interactive buttons have subtle hover and click micro-animations, and CSS variables automatically adjust colors between light and dark modes.</w:t>
       </w:r>
     </w:p>
     <w:p>
       <w:pPr>
-        <w:spacing w:before="20" w:after="40"/>
-        <w:ind w:left="288"/>
+        <w:spacing w:before="40" w:after="60" w:line="276" w:lineRule="auto"/>
+        <w:ind w:left="360"/>
       </w:pPr>
       <w:r>
         <w:rPr>
@@ -3087,7 +3123,7 @@
           <w:color w:val="1E293B"/>
           <w:sz w:val="20"/>
         </w:rPr>
-        <w:t xml:space="preserve">• Technical Implementation: </w:t>
+        <w:t xml:space="preserve">• Detailed Technical Implementation: </w:t>
       </w:r>
       <w:r>
         <w:rPr>
@@ -3095,13 +3131,13 @@
           <w:color w:val="334155"/>
           <w:sz w:val="20"/>
         </w:rPr>
-        <w:t>Defines CSS custom properties (design tokens) for light and dark themes. Implements skeuomorphic tactile depth via multi-layered box-shadows, responsive grid layouts, and micro-interaction animations.</w:t>
+        <w:t>Defines CSS custom properties (--background, --surface, --border, --text, --primary, --accent) under :root and .dark selectors. Implements skeuomorphic tactile depth via multi-layered box-shadows (6px 6px 14px rgba(0,0,0,0.08), -4px -4px 10px rgba(255,255,255,0.9)). Configures responsive grid templates, scrollbar styling, status badge color classes, and smooth CSS transitions on all interactive components.</w:t>
       </w:r>
     </w:p>
     <w:p>
       <w:pPr>
-        <w:spacing w:before="20" w:after="80"/>
-        <w:ind w:left="288"/>
+        <w:spacing w:before="40" w:after="100"/>
+        <w:ind w:left="360"/>
       </w:pPr>
       <w:r>
         <w:rPr>
@@ -3110,7 +3146,7 @@
           <w:color w:val="DC2626"/>
           <w:sz w:val="20"/>
         </w:rPr>
-        <w:t xml:space="preserve">• If Missing / Consequence: </w:t>
+        <w:t xml:space="preserve">• If Missing / Architectural Impact: </w:t>
       </w:r>
       <w:r>
         <w:rPr>
@@ -3118,13 +3154,13 @@
           <w:color w:val="334155"/>
           <w:sz w:val="20"/>
         </w:rPr>
-        <w:t>The dashboard would render as a completely unstyled, flat HTML wireframe without physical depth or visual hierarchy.</w:t>
+        <w:t>The web dashboard would appear as a plain, unstyled HTML page without colors, visual hierarchy, or responsive layouts.</w:t>
       </w:r>
     </w:p>
     <w:p>
       <w:pPr>
         <w:keepNext/>
-        <w:spacing w:before="160" w:after="40"/>
+        <w:spacing w:before="180" w:after="40"/>
       </w:pPr>
       <w:r>
         <w:rPr>
@@ -3138,8 +3174,8 @@
     </w:p>
     <w:p>
       <w:pPr>
-        <w:spacing w:before="20" w:after="40"/>
-        <w:ind w:left="288"/>
+        <w:spacing w:before="40" w:after="60" w:line="276" w:lineRule="auto"/>
+        <w:ind w:left="360"/>
       </w:pPr>
       <w:r>
         <w:rPr>
@@ -3148,7 +3184,7 @@
           <w:color w:val="059669"/>
           <w:sz w:val="20"/>
         </w:rPr>
-        <w:t xml:space="preserve">• In Simple Words: </w:t>
+        <w:t xml:space="preserve">• Detailed Simple Explanation (For Evaluator &amp; Viva): </w:t>
       </w:r>
       <w:r>
         <w:rPr>
@@ -3156,13 +3192,13 @@
           <w:color w:val="334155"/>
           <w:sz w:val="20"/>
         </w:rPr>
-        <w:t>The main dashboard screen that brings together all the different components (metrics, feed, detail view) onto one screen.</w:t>
+        <w:t>This file is the central page component of our Developer Cockpit. It manages the global state of the dashboard (such as which incident is currently selected by the engineer) and arranges all the individual components (Header, MetricsBar, TopologyView, IncidentFeed, IncidentDetail) into a responsive, intuitive split-screen layout.</w:t>
       </w:r>
     </w:p>
     <w:p>
       <w:pPr>
-        <w:spacing w:before="20" w:after="40"/>
-        <w:ind w:left="288"/>
+        <w:spacing w:before="40" w:after="60" w:line="276" w:lineRule="auto"/>
+        <w:ind w:left="360"/>
       </w:pPr>
       <w:r>
         <w:rPr>
@@ -3171,7 +3207,7 @@
           <w:color w:val="1E293B"/>
           <w:sz w:val="20"/>
         </w:rPr>
-        <w:t xml:space="preserve">• Technical Implementation: </w:t>
+        <w:t xml:space="preserve">• Detailed Technical Implementation: </w:t>
       </w:r>
       <w:r>
         <w:rPr>
@@ -3179,13 +3215,13 @@
           <w:color w:val="334155"/>
           <w:sz w:val="20"/>
         </w:rPr>
-        <w:t>The primary Next.js page component. Manages global UI state for selectedIncident using React useState, assembling Header, MetricsBar, TopologyView, IncidentFeed, and IncidentDetail into a responsive master-detail layout.</w:t>
+        <w:t>Primary Next.js React page component. Utilizes useState to manage selectedIncident (typed as Incident | null) initialized to the first mock incident. Renders Header at the top, MetricsBar for real-time KPIs, TopologyView for infrastructure health, and a responsive two-column master-detail grid: IncidentFeed on the left column (passing onSelect callback) and IncidentDetail on the right column (displaying the selected incident).</w:t>
       </w:r>
     </w:p>
     <w:p>
       <w:pPr>
-        <w:spacing w:before="20" w:after="80"/>
-        <w:ind w:left="288"/>
+        <w:spacing w:before="40" w:after="100"/>
+        <w:ind w:left="360"/>
       </w:pPr>
       <w:r>
         <w:rPr>
@@ -3194,7 +3230,7 @@
           <w:color w:val="DC2626"/>
           <w:sz w:val="20"/>
         </w:rPr>
-        <w:t xml:space="preserve">• If Missing / Consequence: </w:t>
+        <w:t xml:space="preserve">• If Missing / Architectural Impact: </w:t>
       </w:r>
       <w:r>
         <w:rPr>
@@ -3202,13 +3238,13 @@
           <w:color w:val="334155"/>
           <w:sz w:val="20"/>
         </w:rPr>
-        <w:t>Navigating to the web application URL (http://localhost:3000) would return a blank page.</w:t>
+        <w:t>Visiting http://localhost:3000 would render a blank screen; the user interface would have no root assembly or state management.</w:t>
       </w:r>
     </w:p>
     <w:p>
       <w:pPr>
         <w:keepNext/>
-        <w:spacing w:before="160" w:after="40"/>
+        <w:spacing w:before="180" w:after="40"/>
       </w:pPr>
       <w:r>
         <w:rPr>
@@ -3222,8 +3258,8 @@
     </w:p>
     <w:p>
       <w:pPr>
-        <w:spacing w:before="20" w:after="40"/>
-        <w:ind w:left="288"/>
+        <w:spacing w:before="40" w:after="60" w:line="276" w:lineRule="auto"/>
+        <w:ind w:left="360"/>
       </w:pPr>
       <w:r>
         <w:rPr>
@@ -3232,7 +3268,7 @@
           <w:color w:val="059669"/>
           <w:sz w:val="20"/>
         </w:rPr>
-        <w:t xml:space="preserve">• In Simple Words: </w:t>
+        <w:t xml:space="preserve">• Detailed Simple Explanation (For Evaluator &amp; Viva): </w:t>
       </w:r>
       <w:r>
         <w:rPr>
@@ -3240,13 +3276,13 @@
           <w:color w:val="334155"/>
           <w:sz w:val="20"/>
         </w:rPr>
-        <w:t>The top navigation bar showing the platform logo, system status badge, user profile chip, and the Dark/Light mode button.</w:t>
+        <w:t>This component renders the top navigation bar of our application. It displays the platform's brand name, a pulsating green 'Operational' health badge showing the system is live, an authenticated user profile chip ('Saurav Sharma — Tier-1 Admin'), and an interactive button to switch between Light Theme and Dark Mode.</w:t>
       </w:r>
     </w:p>
     <w:p>
       <w:pPr>
-        <w:spacing w:before="20" w:after="40"/>
-        <w:ind w:left="288"/>
+        <w:spacing w:before="40" w:after="60" w:line="276" w:lineRule="auto"/>
+        <w:ind w:left="360"/>
       </w:pPr>
       <w:r>
         <w:rPr>
@@ -3255,7 +3291,7 @@
           <w:color w:val="1E293B"/>
           <w:sz w:val="20"/>
         </w:rPr>
-        <w:t xml:space="preserve">• Technical Implementation: </w:t>
+        <w:t xml:space="preserve">• Detailed Technical Implementation: </w:t>
       </w:r>
       <w:r>
         <w:rPr>
@@ -3263,13 +3299,13 @@
           <w:color w:val="334155"/>
           <w:sz w:val="20"/>
         </w:rPr>
-        <w:t>React component rendering brand typography, a pulsating green 'Operational' health badge, an authenticated user badge ('Saurav Sharma — Tier-1 Admin'), and a persistent theme switcher utilizing localStorage.</w:t>
+        <w:t>Client component ('use client'). Renders brand typography with custom icon. Renders a live Operational status badge with an animated CSS pulse dot. Includes a persistent ThemeToggle button that toggles the 'dark' class on document.documentElement and persists user preference in localStorage. Displays user session chip with avatar icon, name, and administrative tier badge.</w:t>
       </w:r>
     </w:p>
     <w:p>
       <w:pPr>
-        <w:spacing w:before="20" w:after="80"/>
-        <w:ind w:left="288"/>
+        <w:spacing w:before="40" w:after="100"/>
+        <w:ind w:left="360"/>
       </w:pPr>
       <w:r>
         <w:rPr>
@@ -3278,7 +3314,7 @@
           <w:color w:val="DC2626"/>
           <w:sz w:val="20"/>
         </w:rPr>
-        <w:t xml:space="preserve">• If Missing / Consequence: </w:t>
+        <w:t xml:space="preserve">• If Missing / Architectural Impact: </w:t>
       </w:r>
       <w:r>
         <w:rPr>
@@ -3286,13 +3322,13 @@
           <w:color w:val="334155"/>
           <w:sz w:val="20"/>
         </w:rPr>
-        <w:t>Users would have no persistent identity context, no instant visual of system status, and no way to toggle dark mode.</w:t>
+        <w:t>Users would have no persistent theme switcher, no visible platform operational status, and no user identity context at the top of the screen.</w:t>
       </w:r>
     </w:p>
     <w:p>
       <w:pPr>
         <w:keepNext/>
-        <w:spacing w:before="160" w:after="40"/>
+        <w:spacing w:before="180" w:after="40"/>
       </w:pPr>
       <w:r>
         <w:rPr>
@@ -3306,8 +3342,8 @@
     </w:p>
     <w:p>
       <w:pPr>
-        <w:spacing w:before="20" w:after="40"/>
-        <w:ind w:left="288"/>
+        <w:spacing w:before="40" w:after="60" w:line="276" w:lineRule="auto"/>
+        <w:ind w:left="360"/>
       </w:pPr>
       <w:r>
         <w:rPr>
@@ -3316,7 +3352,7 @@
           <w:color w:val="059669"/>
           <w:sz w:val="20"/>
         </w:rPr>
-        <w:t xml:space="preserve">• In Simple Words: </w:t>
+        <w:t xml:space="preserve">• Detailed Simple Explanation (For Evaluator &amp; Viva): </w:t>
       </w:r>
       <w:r>
         <w:rPr>
@@ -3324,13 +3360,13 @@
           <w:color w:val="334155"/>
           <w:sz w:val="20"/>
         </w:rPr>
-        <w:t>Four summary cards at the top of the dashboard displaying active outages, average resolution time, total heals, and system health.</w:t>
+        <w:t>This component renders four live SRE summary cards at the top of the dashboard. In a single glance, an engineer can see: how many outages are currently active (e.g., 2), the Mean Time To Resolve (MTTR: 4.2 minutes), total autonomous heals performed (142), and overall system health (99.8%). Each card has a colored delta indicator showing whether metrics are improving.</w:t>
       </w:r>
     </w:p>
     <w:p>
       <w:pPr>
-        <w:spacing w:before="20" w:after="40"/>
-        <w:ind w:left="288"/>
+        <w:spacing w:before="40" w:after="60" w:line="276" w:lineRule="auto"/>
+        <w:ind w:left="360"/>
       </w:pPr>
       <w:r>
         <w:rPr>
@@ -3339,7 +3375,7 @@
           <w:color w:val="1E293B"/>
           <w:sz w:val="20"/>
         </w:rPr>
-        <w:t xml:space="preserve">• Technical Implementation: </w:t>
+        <w:t xml:space="preserve">• Detailed Technical Implementation: </w:t>
       </w:r>
       <w:r>
         <w:rPr>
@@ -3347,13 +3383,13 @@
           <w:color w:val="334155"/>
           <w:sz w:val="20"/>
         </w:rPr>
-        <w:t>Renders 4 real-time KPI tiles (Active Outages, MTTR: 4.2 min, Autonomous Heals: 142, System Health: 99.8%). Features color-coded delta indicators and skeuomorphic tactile card elevation.</w:t>
+        <w:t>Renders a responsive 4-column KPI grid using KPICard sub-components. Each card displays an SVG icon, label, metric value, and positive/negative delta badge: (1) Active Outages (2, red badge), (2) MTTR (4.2 min, -18% green badge), (3) Autonomous Heals (142, +12 blue badge), and (4) System Health (99.8%, optimal green badge). Styled with tactile skeuomorphic card elevation.</w:t>
       </w:r>
     </w:p>
     <w:p>
       <w:pPr>
-        <w:spacing w:before="20" w:after="80"/>
-        <w:ind w:left="288"/>
+        <w:spacing w:before="40" w:after="100"/>
+        <w:ind w:left="360"/>
       </w:pPr>
       <w:r>
         <w:rPr>
@@ -3362,7 +3398,7 @@
           <w:color w:val="DC2626"/>
           <w:sz w:val="20"/>
         </w:rPr>
-        <w:t xml:space="preserve">• If Missing / Consequence: </w:t>
+        <w:t xml:space="preserve">• If Missing / Architectural Impact: </w:t>
       </w:r>
       <w:r>
         <w:rPr>
@@ -3370,13 +3406,13 @@
           <w:color w:val="334155"/>
           <w:sz w:val="20"/>
         </w:rPr>
-        <w:t>Engineers would lack high-level operational situational awareness and would have to manually count tickets to know the system state.</w:t>
+        <w:t>Engineers would lack high-level operational situational awareness; determining system health would require opening and counting individual incident tickets manually.</w:t>
       </w:r>
     </w:p>
     <w:p>
       <w:pPr>
         <w:keepNext/>
-        <w:spacing w:before="160" w:after="40"/>
+        <w:spacing w:before="180" w:after="40"/>
       </w:pPr>
       <w:r>
         <w:rPr>
@@ -3390,8 +3426,8 @@
     </w:p>
     <w:p>
       <w:pPr>
-        <w:spacing w:before="20" w:after="40"/>
-        <w:ind w:left="288"/>
+        <w:spacing w:before="40" w:after="60" w:line="276" w:lineRule="auto"/>
+        <w:ind w:left="360"/>
       </w:pPr>
       <w:r>
         <w:rPr>
@@ -3400,7 +3436,7 @@
           <w:color w:val="059669"/>
           <w:sz w:val="20"/>
         </w:rPr>
-        <w:t xml:space="preserve">• In Simple Words: </w:t>
+        <w:t xml:space="preserve">• Detailed Simple Explanation (For Evaluator &amp; Viva): </w:t>
       </w:r>
       <w:r>
         <w:rPr>
@@ -3408,13 +3444,13 @@
           <w:color w:val="334155"/>
           <w:sz w:val="20"/>
         </w:rPr>
-        <w:t>The interactive list of incidents on the left side of the screen, with filter buttons to view open, diagnosing, or awaiting approval tickets.</w:t>
+        <w:t>This component renders the live incident stream on the left side of the screen. It displays active incidents with color-coded severity badges (Critical in red, High in orange), status pills, and client-side timestamps. It includes filter buttons (All, Open, Diagnosing, Awaiting Approval) so an engineer can immediately focus on the most urgent tickets.</w:t>
       </w:r>
     </w:p>
     <w:p>
       <w:pPr>
-        <w:spacing w:before="20" w:after="40"/>
-        <w:ind w:left="288"/>
+        <w:spacing w:before="40" w:after="60" w:line="276" w:lineRule="auto"/>
+        <w:ind w:left="360"/>
       </w:pPr>
       <w:r>
         <w:rPr>
@@ -3423,7 +3459,7 @@
           <w:color w:val="1E293B"/>
           <w:sz w:val="20"/>
         </w:rPr>
-        <w:t xml:space="preserve">• Technical Implementation: </w:t>
+        <w:t xml:space="preserve">• Detailed Technical Implementation: </w:t>
       </w:r>
       <w:r>
         <w:rPr>
@@ -3431,13 +3467,13 @@
           <w:color w:val="334155"/>
           <w:sz w:val="20"/>
         </w:rPr>
-        <w:t>Renders a real-time list of incidents with severity badges (Critical, High, Medium), lifecycle status pills, and filter buttons. Employs suppressHydrationWarning for client-side relative timestamps and notifies parent of user selections.</w:t>
+        <w:t>Client component managing internal filterState ('ALL' | 'OPEN' | 'DIAGNOSING' | 'AWAITING_APPROVAL'). Renders MOCK_INCIDENTS list filtered by state. Each card renders title, service_id badge, severity indicator, and a relative time string wrapped in suppressHydrationWarning to prevent SSR/CSR timestamp mismatches. Triggers onSelect callback when clicked, highlighting the active card with a primary border accent.</w:t>
       </w:r>
     </w:p>
     <w:p>
       <w:pPr>
-        <w:spacing w:before="20" w:after="80"/>
-        <w:ind w:left="288"/>
+        <w:spacing w:before="40" w:after="100"/>
+        <w:ind w:left="360"/>
       </w:pPr>
       <w:r>
         <w:rPr>
@@ -3446,7 +3482,7 @@
           <w:color w:val="DC2626"/>
           <w:sz w:val="20"/>
         </w:rPr>
-        <w:t xml:space="preserve">• If Missing / Consequence: </w:t>
+        <w:t xml:space="preserve">• If Missing / Architectural Impact: </w:t>
       </w:r>
       <w:r>
         <w:rPr>
@@ -3454,13 +3490,13 @@
           <w:color w:val="334155"/>
           <w:sz w:val="20"/>
         </w:rPr>
-        <w:t>Engineers would have no interface to browse active outages, compare severity levels, or select an incident for inspection.</w:t>
+        <w:t>Engineers would have no triage stream to view incoming outages, compare urgency, or select an incident for detailed inspection.</w:t>
       </w:r>
     </w:p>
     <w:p>
       <w:pPr>
         <w:keepNext/>
-        <w:spacing w:before="160" w:after="40"/>
+        <w:spacing w:before="180" w:after="40"/>
       </w:pPr>
       <w:r>
         <w:rPr>
@@ -3474,8 +3510,8 @@
     </w:p>
     <w:p>
       <w:pPr>
-        <w:spacing w:before="20" w:after="40"/>
-        <w:ind w:left="288"/>
+        <w:spacing w:before="40" w:after="60" w:line="276" w:lineRule="auto"/>
+        <w:ind w:left="360"/>
       </w:pPr>
       <w:r>
         <w:rPr>
@@ -3484,7 +3520,7 @@
           <w:color w:val="059669"/>
           <w:sz w:val="20"/>
         </w:rPr>
-        <w:t xml:space="preserve">• In Simple Words: </w:t>
+        <w:t xml:space="preserve">• Detailed Simple Explanation (For Evaluator &amp; Viva): </w:t>
       </w:r>
       <w:r>
         <w:rPr>
@@ -3492,13 +3528,13 @@
           <w:color w:val="334155"/>
           <w:sz w:val="20"/>
         </w:rPr>
-        <w:t>The detailed view of a selected incident showing the telemetry logs, AI diagnosis explanation, and the 'Approve &amp; Heal' button.</w:t>
+        <w:t>This is the most critical component in the frontend. It renders three essential areas: (1) The Evidence Room displaying raw logs and metrics, (2) The AI RAG Inspector showing the root-cause diagnosis and animated confidence bar, and (3) The Human-in-the-Loop Governance Console with the prominent 'Approve &amp; Heal' button that allows an engineer to authorize the remediation fix.</w:t>
       </w:r>
     </w:p>
     <w:p>
       <w:pPr>
-        <w:spacing w:before="20" w:after="40"/>
-        <w:ind w:left="288"/>
+        <w:spacing w:before="40" w:after="60" w:line="276" w:lineRule="auto"/>
+        <w:ind w:left="360"/>
       </w:pPr>
       <w:r>
         <w:rPr>
@@ -3507,7 +3543,7 @@
           <w:color w:val="1E293B"/>
           <w:sz w:val="20"/>
         </w:rPr>
-        <w:t xml:space="preserve">• Technical Implementation: </w:t>
+        <w:t xml:space="preserve">• Detailed Technical Implementation: </w:t>
       </w:r>
       <w:r>
         <w:rPr>
@@ -3515,13 +3551,13 @@
           <w:color w:val="334155"/>
           <w:sz w:val="20"/>
         </w:rPr>
-        <w:t>Master inspection component. Renders the Evidence Room (logs, stack traces), the AI RAG Inspector (root cause, confidence bar), and the Human-in-the-Loop Governance Console with an interactive 'Approve &amp; Heal' action button.</w:t>
+        <w:t>Master inspection component. Renders: (1) Evidence Room section mapping telemetry items with kind badges and code blocks, (2) AI Diagnosis section displaying probable_root_cause, cited evidence IDs, and a visual percentage confidence bar (colored green if &gt;=80%, yellow if &gt;=65%), (3) Remediation Plan section displaying action type, target service, and parameters, and (4) Human-in-the-Loop Console featuring the primary 'Approve &amp; Heal' action button. Clicking triggers a confirmation prompt, updates local state, and simulates real-time incident resolution.</w:t>
       </w:r>
     </w:p>
     <w:p>
       <w:pPr>
-        <w:spacing w:before="20" w:after="80"/>
-        <w:ind w:left="288"/>
+        <w:spacing w:before="40" w:after="100"/>
+        <w:ind w:left="360"/>
       </w:pPr>
       <w:r>
         <w:rPr>
@@ -3530,7 +3566,7 @@
           <w:color w:val="DC2626"/>
           <w:sz w:val="20"/>
         </w:rPr>
-        <w:t xml:space="preserve">• If Missing / Consequence: </w:t>
+        <w:t xml:space="preserve">• If Missing / Architectural Impact: </w:t>
       </w:r>
       <w:r>
         <w:rPr>
@@ -3538,13 +3574,13 @@
           <w:color w:val="334155"/>
           <w:sz w:val="20"/>
         </w:rPr>
-        <w:t>The platform would have no safety gate; human engineers could neither inspect AI reasoning nor authorise autonomous remediation actions.</w:t>
+        <w:t>The platform would have no human governance interface; engineers could neither verify AI reasoning nor authorize self-healing actions, breaking SOC-2 compliance.</w:t>
       </w:r>
     </w:p>
     <w:p>
       <w:pPr>
         <w:keepNext/>
-        <w:spacing w:before="160" w:after="40"/>
+        <w:spacing w:before="180" w:after="40"/>
       </w:pPr>
       <w:r>
         <w:rPr>
@@ -3558,8 +3594,8 @@
     </w:p>
     <w:p>
       <w:pPr>
-        <w:spacing w:before="20" w:after="40"/>
-        <w:ind w:left="288"/>
+        <w:spacing w:before="40" w:after="60" w:line="276" w:lineRule="auto"/>
+        <w:ind w:left="360"/>
       </w:pPr>
       <w:r>
         <w:rPr>
@@ -3568,7 +3604,7 @@
           <w:color w:val="059669"/>
           <w:sz w:val="20"/>
         </w:rPr>
-        <w:t xml:space="preserve">• In Simple Words: </w:t>
+        <w:t xml:space="preserve">• Detailed Simple Explanation (For Evaluator &amp; Viva): </w:t>
       </w:r>
       <w:r>
         <w:rPr>
@@ -3576,13 +3612,13 @@
           <w:color w:val="334155"/>
           <w:sz w:val="20"/>
         </w:rPr>
-        <w:t>A visual grid showing the health and latency of all 6 platform microservices (API, Worker, AI Engine, PostgreSQL, Redis, Web).</w:t>
+        <w:t>This component renders a visual health grid of all 6 platform microservices (API Gateway, Event Worker, AI Engine, Web Cockpit, PostgreSQL, and Redis). It shows the live status (Healthy / Degraded) and response latency (e.g., API: 12ms, Postgres: 3ms) of each component so engineers can immediately see if an infrastructure node is failing.</w:t>
       </w:r>
     </w:p>
     <w:p>
       <w:pPr>
-        <w:spacing w:before="20" w:after="40"/>
-        <w:ind w:left="288"/>
+        <w:spacing w:before="40" w:after="60" w:line="276" w:lineRule="auto"/>
+        <w:ind w:left="360"/>
       </w:pPr>
       <w:r>
         <w:rPr>
@@ -3591,7 +3627,7 @@
           <w:color w:val="1E293B"/>
           <w:sz w:val="20"/>
         </w:rPr>
-        <w:t xml:space="preserve">• Technical Implementation: </w:t>
+        <w:t xml:space="preserve">• Detailed Technical Implementation: </w:t>
       </w:r>
       <w:r>
         <w:rPr>
@@ -3599,13 +3635,13 @@
           <w:color w:val="334155"/>
           <w:sz w:val="20"/>
         </w:rPr>
-        <w:t>Renders a 6-node infrastructure health grid. Displays real-time operational status badges (Healthy / Degraded) and latency metrics (e.g., API: 12ms, Postgres: 3ms) for rapid root-cause isolation.</w:t>
+        <w:t>Renders a 6-node infrastructure grid. Maps over services: aiops-api (Healthy, 12ms), aiops-worker (Healthy, 45ms), ai-worker (Healthy, 284ms), aiops-web (Healthy, 8ms), postgres (Healthy, 3ms), and redis (Healthy, 1ms). Each ServiceCard renders an SVG component icon, a live status badge with color coding, and response latency telemetry.</w:t>
       </w:r>
     </w:p>
     <w:p>
       <w:pPr>
-        <w:spacing w:before="20" w:after="80"/>
-        <w:ind w:left="288"/>
+        <w:spacing w:before="40" w:after="100"/>
+        <w:ind w:left="360"/>
       </w:pPr>
       <w:r>
         <w:rPr>
@@ -3614,7 +3650,7 @@
           <w:color w:val="DC2626"/>
           <w:sz w:val="20"/>
         </w:rPr>
-        <w:t xml:space="preserve">• If Missing / Consequence: </w:t>
+        <w:t xml:space="preserve">• If Missing / Architectural Impact: </w:t>
       </w:r>
       <w:r>
         <w:rPr>
@@ -3622,7 +3658,7 @@
           <w:color w:val="334155"/>
           <w:sz w:val="20"/>
         </w:rPr>
-        <w:t>Engineers would have to inspect command-line logs across 6 containers to determine which infrastructure component is experiencing issues.</w:t>
+        <w:t>Engineers would have no visual representation of infrastructure topology and would have to run manual shell commands across 6 containers to detect which service is degraded.</w:t>
       </w:r>
     </w:p>
     <w:p>
@@ -3642,89 +3678,13 @@
           <w:color w:val="0284C7"/>
           <w:sz w:val="26"/>
         </w:rPr>
-        <w:t>3.4 Saurav (DevOps &amp; Integration Lead) — Subsystems: Contracts, Tests, Scripts, &amp; Compliance</w:t>
+        <w:t>3.4 Saurav (DevOps &amp; Integration Lead) — Contracts, Tests, Scripts, &amp; Compliance</w:t>
       </w:r>
     </w:p>
     <w:p>
       <w:pPr>
-        <w:spacing w:before="40" w:after="80" w:line="276" w:lineRule="auto"/>
-      </w:pPr>
-      <w:r>
-        <w:rPr>
-          <w:rFonts w:ascii="Calibri" w:hAnsi="Calibri"/>
-          <w:color w:val="334155"/>
-          <w:sz w:val="21"/>
-        </w:rPr>
-        <w:t>Role Summary: Saurav is responsible for architectural governance, cross-service data contracts, CI/CD testing, multi-service integration, and enterprise compliance. He designed the inviolable P2 data models, built the comprehensive end-to-end integration test harness, resolved multi-service Python namespace collisions, authored the interactive live failure simulator, and created the enterprise SaaS architecture compliance documentation.</w:t>
-      </w:r>
-    </w:p>
-    <w:tbl>
-      <w:tblPr>
-        <w:tblW w:type="auto" w:w="0"/>
-        <w:jc w:val="center"/>
-        <w:tblLook w:firstColumn="1" w:firstRow="1" w:lastColumn="0" w:lastRow="0" w:noHBand="0" w:noVBand="1" w:val="04A0"/>
-      </w:tblPr>
-      <w:tblGrid>
-        <w:gridCol w:w="9360"/>
-      </w:tblGrid>
-      <w:tr>
-        <w:tc>
-          <w:tcPr>
-            <w:tcW w:type="dxa" w:w="9360"/>
-            <w:shd w:fill="EFF6FF"/>
-            <w:tcBorders>
-              <w:left w:val="single" w:sz="36" w:color="0284C7"/>
-              <w:top w:val="none"/>
-              <w:right w:val="none"/>
-              <w:bottom w:val="none"/>
-            </w:tcBorders>
-          </w:tcPr>
-          <w:p>
-            <w:pPr>
-              <w:spacing w:before="100" w:after="100"/>
-            </w:pPr>
-            <w:r>
-              <w:rPr>
-                <w:rFonts w:ascii="Calibri" w:hAnsi="Calibri"/>
-                <w:b/>
-                <w:color w:val="0284C7"/>
-                <w:sz w:val="21"/>
-              </w:rPr>
-              <w:t>[SAURAV'S ROLE IN SIMPLE TERMS]</w:t>
-              <w:br/>
-            </w:r>
-            <w:r>
-              <w:rPr>
-                <w:rFonts w:ascii="Calibri" w:hAnsi="Calibri"/>
-                <w:color w:val="1E293B"/>
-                <w:sz w:val="20"/>
-              </w:rPr>
-              <w:t>Analogy: Saurav is the Chief Medical Director and Hospital Safety Commissioner. He created the standardized medical charts that all staff must use, ran full emergency evacuation drills to ensure doctors, nurses, and receptionists work together seamlessly, and certified the hospital meets all legal and regulatory safety standards before accepting patients.</w:t>
-            </w:r>
-          </w:p>
-        </w:tc>
-      </w:tr>
-    </w:tbl>
-    <w:p/>
-    <w:p>
-      <w:pPr>
         <w:keepNext/>
         <w:spacing w:before="180" w:after="40"/>
-      </w:pPr>
-      <w:r>
-        <w:rPr>
-          <w:rFonts w:ascii="Calibri" w:hAnsi="Calibri"/>
-          <w:b/>
-          <w:color w:val="1E293B"/>
-          <w:sz w:val="23"/>
-        </w:rPr>
-        <w:t>Files Built &amp; Maintained by Saurav:</w:t>
-      </w:r>
-    </w:p>
-    <w:p>
-      <w:pPr>
-        <w:keepNext/>
-        <w:spacing w:before="160" w:after="40"/>
       </w:pPr>
       <w:r>
         <w:rPr>
@@ -3738,8 +3698,8 @@
     </w:p>
     <w:p>
       <w:pPr>
-        <w:spacing w:before="20" w:after="40"/>
-        <w:ind w:left="288"/>
+        <w:spacing w:before="40" w:after="60" w:line="276" w:lineRule="auto"/>
+        <w:ind w:left="360"/>
       </w:pPr>
       <w:r>
         <w:rPr>
@@ -3748,7 +3708,7 @@
           <w:color w:val="059669"/>
           <w:sz w:val="20"/>
         </w:rPr>
-        <w:t xml:space="preserve">• In Simple Words: </w:t>
+        <w:t xml:space="preserve">• Detailed Simple Explanation (For Evaluator &amp; Viva): </w:t>
       </w:r>
       <w:r>
         <w:rPr>
@@ -3756,13 +3716,13 @@
           <w:color w:val="334155"/>
           <w:sz w:val="20"/>
         </w:rPr>
-        <w:t>The central index file for all data contracts, letting any service import any model with a clean single-line command.</w:t>
+        <w:t>This file is the public front door of our shared contracts library. Instead of forcing microservices to know internal file paths, this registry lets any service import any model with a clean, standard single-line Python import statement.</w:t>
       </w:r>
     </w:p>
     <w:p>
       <w:pPr>
-        <w:spacing w:before="20" w:after="40"/>
-        <w:ind w:left="288"/>
+        <w:spacing w:before="40" w:after="60" w:line="276" w:lineRule="auto"/>
+        <w:ind w:left="360"/>
       </w:pPr>
       <w:r>
         <w:rPr>
@@ -3771,7 +3731,7 @@
           <w:color w:val="1E293B"/>
           <w:sz w:val="20"/>
         </w:rPr>
-        <w:t xml:space="preserve">• Technical Implementation: </w:t>
+        <w:t xml:space="preserve">• Detailed Technical Implementation: </w:t>
       </w:r>
       <w:r>
         <w:rPr>
@@ -3779,13 +3739,13 @@
           <w:color w:val="334155"/>
           <w:sz w:val="20"/>
         </w:rPr>
-        <w:t>Public registry of the contracts package. Re-exports Event, EventType, Incident, IncidentStatus, Severity, Evidence, EvidenceKind, Diagnosis, ActionType, PlanStatus, RemediationAction, RemediationPlan, Approval, and Verification.</w:t>
+        <w:t>Public package registry. Re-exports all core models and enums: Event, EventType, Incident, IncidentStatus, Severity, Evidence, EvidenceKind, Diagnosis, ActionType, PlanStatus, RemediationAction, RemediationPlan, Approval, ApprovalDecision, Verification, and VerificationStatus. Defines __all__ list.</w:t>
       </w:r>
     </w:p>
     <w:p>
       <w:pPr>
-        <w:spacing w:before="20" w:after="80"/>
-        <w:ind w:left="288"/>
+        <w:spacing w:before="40" w:after="100"/>
+        <w:ind w:left="360"/>
       </w:pPr>
       <w:r>
         <w:rPr>
@@ -3794,7 +3754,7 @@
           <w:color w:val="DC2626"/>
           <w:sz w:val="20"/>
         </w:rPr>
-        <w:t xml:space="preserve">• If Missing / Consequence: </w:t>
+        <w:t xml:space="preserve">• If Missing / Architectural Impact: </w:t>
       </w:r>
       <w:r>
         <w:rPr>
@@ -3802,13 +3762,13 @@
           <w:color w:val="334155"/>
           <w:sz w:val="20"/>
         </w:rPr>
-        <w:t>Microservices would have to know internal file paths to import models, causing import breakage during internal refactoring.</w:t>
+        <w:t>Every service would need to import from deep nested internal file paths, causing import failures whenever internal file structures are refactored.</w:t>
       </w:r>
     </w:p>
     <w:p>
       <w:pPr>
         <w:keepNext/>
-        <w:spacing w:before="160" w:after="40"/>
+        <w:spacing w:before="180" w:after="40"/>
       </w:pPr>
       <w:r>
         <w:rPr>
@@ -3822,8 +3782,8 @@
     </w:p>
     <w:p>
       <w:pPr>
-        <w:spacing w:before="20" w:after="40"/>
-        <w:ind w:left="288"/>
+        <w:spacing w:before="40" w:after="60" w:line="276" w:lineRule="auto"/>
+        <w:ind w:left="360"/>
       </w:pPr>
       <w:r>
         <w:rPr>
@@ -3832,7 +3792,7 @@
           <w:color w:val="059669"/>
           <w:sz w:val="20"/>
         </w:rPr>
-        <w:t xml:space="preserve">• In Simple Words: </w:t>
+        <w:t xml:space="preserve">• Detailed Simple Explanation (For Evaluator &amp; Viva): </w:t>
       </w:r>
       <w:r>
         <w:rPr>
@@ -3840,13 +3800,13 @@
           <w:color w:val="334155"/>
           <w:sz w:val="20"/>
         </w:rPr>
-        <w:t>The foundational model rulebook that makes sure every data model generates unique IDs, UTC timestamps, and strictly forbids unknown fields.</w:t>
+        <w:t>This file is the bedrock of the platform's data integrity. It defines the base model that every single data contract inherits from. It enforces Pydantic's 'extra=forbid' rule—meaning if anyone tries to inject unauthorized fields (like e-commerce data) into our system, it immediately rejects them. It also provides standard functions to generate unique UUIDs and timezone-safe UTC timestamps.</w:t>
       </w:r>
     </w:p>
     <w:p>
       <w:pPr>
-        <w:spacing w:before="20" w:after="40"/>
-        <w:ind w:left="288"/>
+        <w:spacing w:before="40" w:after="60" w:line="276" w:lineRule="auto"/>
+        <w:ind w:left="360"/>
       </w:pPr>
       <w:r>
         <w:rPr>
@@ -3855,7 +3815,7 @@
           <w:color w:val="1E293B"/>
           <w:sz w:val="20"/>
         </w:rPr>
-        <w:t xml:space="preserve">• Technical Implementation: </w:t>
+        <w:t xml:space="preserve">• Detailed Technical Implementation: </w:t>
       </w:r>
       <w:r>
         <w:rPr>
@@ -3863,13 +3823,13 @@
           <w:color w:val="334155"/>
           <w:sz w:val="20"/>
         </w:rPr>
-        <w:t>Defines ContractModel (Pydantic BaseModel with model_config = ConfigDict(extra='forbid')). Provides new_id() producing UUID4 strings and utc_now() producing timezone-aware UTC datetimes. Enforces the domain-agnosticity invariant across the entire platform.</w:t>
+        <w:t>Defines ContractModel extending Pydantic BaseModel with model_config = ConfigDict(extra='forbid', populate_by_name=True, validate_assignment=True). Provides new_id() returning str(uuid4()) and utc_now() returning datetime.now(timezone.utc). Serves as the technical enforcement mechanism for the Domain-Agnosticity Invariant across all services.</w:t>
       </w:r>
     </w:p>
     <w:p>
       <w:pPr>
-        <w:spacing w:before="20" w:after="80"/>
-        <w:ind w:left="288"/>
+        <w:spacing w:before="40" w:after="100"/>
+        <w:ind w:left="360"/>
       </w:pPr>
       <w:r>
         <w:rPr>
@@ -3878,7 +3838,7 @@
           <w:color w:val="DC2626"/>
           <w:sz w:val="20"/>
         </w:rPr>
-        <w:t xml:space="preserve">• If Missing / Consequence: </w:t>
+        <w:t xml:space="preserve">• If Missing / Architectural Impact: </w:t>
       </w:r>
       <w:r>
         <w:rPr>
@@ -3886,13 +3846,13 @@
           <w:color w:val="334155"/>
           <w:sz w:val="20"/>
         </w:rPr>
-        <w:t>Models would accept arbitrary injected fields (like order_id or payment_status), destroying domain-agnosticity and creating security vulnerabilities.</w:t>
+        <w:t>Data models would accept arbitrary injected fields (such as order_id or payment_status), destroying domain-agnosticity and creating security vulnerabilities.</w:t>
       </w:r>
     </w:p>
     <w:p>
       <w:pPr>
         <w:keepNext/>
-        <w:spacing w:before="160" w:after="40"/>
+        <w:spacing w:before="180" w:after="40"/>
       </w:pPr>
       <w:r>
         <w:rPr>
@@ -3906,8 +3866,8 @@
     </w:p>
     <w:p>
       <w:pPr>
-        <w:spacing w:before="20" w:after="40"/>
-        <w:ind w:left="288"/>
+        <w:spacing w:before="40" w:after="60" w:line="276" w:lineRule="auto"/>
+        <w:ind w:left="360"/>
       </w:pPr>
       <w:r>
         <w:rPr>
@@ -3916,7 +3876,7 @@
           <w:color w:val="059669"/>
           <w:sz w:val="20"/>
         </w:rPr>
-        <w:t xml:space="preserve">• In Simple Words: </w:t>
+        <w:t xml:space="preserve">• Detailed Simple Explanation (For Evaluator &amp; Viva): </w:t>
       </w:r>
       <w:r>
         <w:rPr>
@@ -3924,13 +3884,13 @@
           <w:color w:val="334155"/>
           <w:sz w:val="20"/>
         </w:rPr>
-        <w:t>The standardized data format for any incoming failure signal or error notification.</w:t>
+        <w:t>This file defines the strict data contract for all incoming failure signals. Any external monitoring tool, client app, or server that wants to report an error to our platform must format its payload according to this model.</w:t>
       </w:r>
     </w:p>
     <w:p>
       <w:pPr>
-        <w:spacing w:before="20" w:after="40"/>
-        <w:ind w:left="288"/>
+        <w:spacing w:before="40" w:after="60" w:line="276" w:lineRule="auto"/>
+        <w:ind w:left="360"/>
       </w:pPr>
       <w:r>
         <w:rPr>
@@ -3939,7 +3899,7 @@
           <w:color w:val="1E293B"/>
           <w:sz w:val="20"/>
         </w:rPr>
-        <w:t xml:space="preserve">• Technical Implementation: </w:t>
+        <w:t xml:space="preserve">• Detailed Technical Implementation: </w:t>
       </w:r>
       <w:r>
         <w:rPr>
@@ -3947,13 +3907,13 @@
           <w:color w:val="334155"/>
           <w:sz w:val="20"/>
         </w:rPr>
-        <w:t>Defines the Event contract model and EventType enum (telemetry, pipeline_run, deployment, external). Enforces required fields: service_id, environment_id, type, source, summary, and payload dict.</w:t>
+        <w:t>Defines Event contract model inheriting from ContractModel. Fields: id (str, default_factory=new_id), created_at (datetime, default_factory=utc_now), service_id (str, required), environment_id (str, required), type (EventType enum: telemetry, pipeline_run, deployment, external), source (str, required), summary (str, required), and payload (Dict[str, Any]). Extra fields are strictly forbidden.</w:t>
       </w:r>
     </w:p>
     <w:p>
       <w:pPr>
-        <w:spacing w:before="20" w:after="80"/>
-        <w:ind w:left="288"/>
+        <w:spacing w:before="40" w:after="100"/>
+        <w:ind w:left="360"/>
       </w:pPr>
       <w:r>
         <w:rPr>
@@ -3962,7 +3922,7 @@
           <w:color w:val="DC2626"/>
           <w:sz w:val="20"/>
         </w:rPr>
-        <w:t xml:space="preserve">• If Missing / Consequence: </w:t>
+        <w:t xml:space="preserve">• If Missing / Architectural Impact: </w:t>
       </w:r>
       <w:r>
         <w:rPr>
@@ -3970,13 +3930,13 @@
           <w:color w:val="334155"/>
           <w:sz w:val="20"/>
         </w:rPr>
-        <w:t>Services would send incompatible event formats; the ingestion router would have no reliable schema to validate against.</w:t>
+        <w:t>Incoming event telemetry would be unstandardized and unpredictable, breaking automated parsing and correlation across services.</w:t>
       </w:r>
     </w:p>
     <w:p>
       <w:pPr>
         <w:keepNext/>
-        <w:spacing w:before="160" w:after="40"/>
+        <w:spacing w:before="180" w:after="40"/>
       </w:pPr>
       <w:r>
         <w:rPr>
@@ -3990,8 +3950,8 @@
     </w:p>
     <w:p>
       <w:pPr>
-        <w:spacing w:before="20" w:after="40"/>
-        <w:ind w:left="288"/>
+        <w:spacing w:before="40" w:after="60" w:line="276" w:lineRule="auto"/>
+        <w:ind w:left="360"/>
       </w:pPr>
       <w:r>
         <w:rPr>
@@ -4000,7 +3960,7 @@
           <w:color w:val="059669"/>
           <w:sz w:val="20"/>
         </w:rPr>
-        <w:t xml:space="preserve">• In Simple Words: </w:t>
+        <w:t xml:space="preserve">• Detailed Simple Explanation (For Evaluator &amp; Viva): </w:t>
       </w:r>
       <w:r>
         <w:rPr>
@@ -4008,13 +3968,13 @@
           <w:color w:val="334155"/>
           <w:sz w:val="20"/>
         </w:rPr>
-        <w:t>The standardized data model representing a verified incident across all services.</w:t>
+        <w:t>This file defines the standardized contract representing a verified incident. It ensures that the backend, frontend, and AI worker all share the exact same definition of an outage, its severity levels, and its lifecycle status.</w:t>
       </w:r>
     </w:p>
     <w:p>
       <w:pPr>
-        <w:spacing w:before="20" w:after="40"/>
-        <w:ind w:left="288"/>
+        <w:spacing w:before="40" w:after="60" w:line="276" w:lineRule="auto"/>
+        <w:ind w:left="360"/>
       </w:pPr>
       <w:r>
         <w:rPr>
@@ -4023,7 +3983,7 @@
           <w:color w:val="1E293B"/>
           <w:sz w:val="20"/>
         </w:rPr>
-        <w:t xml:space="preserve">• Technical Implementation: </w:t>
+        <w:t xml:space="preserve">• Detailed Technical Implementation: </w:t>
       </w:r>
       <w:r>
         <w:rPr>
@@ -4031,13 +3991,13 @@
           <w:color w:val="334155"/>
           <w:sz w:val="20"/>
         </w:rPr>
-        <w:t>Defines the Incident contract model, Severity enum (critical, high, medium, low), and IncidentStatus enum (open, diagnosing, awaiting_approval, executing, verifying, resolved, closed). Tracks event correlation IDs and open/resolved timestamps.</w:t>
+        <w:t>Defines Incident contract model. Fields: id, opened_at, resolved_at (Optional[datetime]), title (str), severity (Severity enum: critical, high, medium, low), status (IncidentStatus enum: open, diagnosing, awaiting_approval, executing, verifying, resolved, closed), pipeline_id (Optional[str]), service_id (str), environment_id (str), and event_ids (List[str] tracking correlated events). Extra fields forbidden.</w:t>
       </w:r>
     </w:p>
     <w:p>
       <w:pPr>
-        <w:spacing w:before="20" w:after="80"/>
-        <w:ind w:left="288"/>
+        <w:spacing w:before="40" w:after="100"/>
+        <w:ind w:left="360"/>
       </w:pPr>
       <w:r>
         <w:rPr>
@@ -4046,7 +4006,7 @@
           <w:color w:val="DC2626"/>
           <w:sz w:val="20"/>
         </w:rPr>
-        <w:t xml:space="preserve">• If Missing / Consequence: </w:t>
+        <w:t xml:space="preserve">• If Missing / Architectural Impact: </w:t>
       </w:r>
       <w:r>
         <w:rPr>
@@ -4054,13 +4014,13 @@
           <w:color w:val="334155"/>
           <w:sz w:val="20"/>
         </w:rPr>
-        <w:t>The frontend, backend, and AI engine would use different representations of an outage, making cross-service communication impossible.</w:t>
+        <w:t>The frontend, backend, and AI engine would use divergent schemas for incidents, making multi-service communication and UI rendering impossible.</w:t>
       </w:r>
     </w:p>
     <w:p>
       <w:pPr>
         <w:keepNext/>
-        <w:spacing w:before="160" w:after="40"/>
+        <w:spacing w:before="180" w:after="40"/>
       </w:pPr>
       <w:r>
         <w:rPr>
@@ -4074,8 +4034,8 @@
     </w:p>
     <w:p>
       <w:pPr>
-        <w:spacing w:before="20" w:after="40"/>
-        <w:ind w:left="288"/>
+        <w:spacing w:before="40" w:after="60" w:line="276" w:lineRule="auto"/>
+        <w:ind w:left="360"/>
       </w:pPr>
       <w:r>
         <w:rPr>
@@ -4084,7 +4044,7 @@
           <w:color w:val="059669"/>
           <w:sz w:val="20"/>
         </w:rPr>
-        <w:t xml:space="preserve">• In Simple Words: </w:t>
+        <w:t xml:space="preserve">• Detailed Simple Explanation (For Evaluator &amp; Viva): </w:t>
       </w:r>
       <w:r>
         <w:rPr>
@@ -4092,13 +4052,13 @@
           <w:color w:val="334155"/>
           <w:sz w:val="20"/>
         </w:rPr>
-        <w:t>The standardized format for attaching factual proof (logs, metrics) to an incident.</w:t>
+        <w:t>This file defines the data contract for diagnostic evidence. It guarantees that every log line, metric reading, or stack trace collected during an outage has a verified origin, a timestamp, and a structured format.</w:t>
       </w:r>
     </w:p>
     <w:p>
       <w:pPr>
-        <w:spacing w:before="20" w:after="40"/>
-        <w:ind w:left="288"/>
+        <w:spacing w:before="40" w:after="60" w:line="276" w:lineRule="auto"/>
+        <w:ind w:left="360"/>
       </w:pPr>
       <w:r>
         <w:rPr>
@@ -4107,7 +4067,7 @@
           <w:color w:val="1E293B"/>
           <w:sz w:val="20"/>
         </w:rPr>
-        <w:t xml:space="preserve">• Technical Implementation: </w:t>
+        <w:t xml:space="preserve">• Detailed Technical Implementation: </w:t>
       </w:r>
       <w:r>
         <w:rPr>
@@ -4115,13 +4075,13 @@
           <w:color w:val="334155"/>
           <w:sz w:val="20"/>
         </w:rPr>
-        <w:t>Defines the Evidence contract model and EvidenceKind enum (log, metric, stack_trace, config_snapshot, deployment_event). Ensures all telemetry artefacts have a verified source and collection timestamp.</w:t>
+        <w:t>Defines Evidence contract model. Fields: id, collected_at, incident_id (str), kind (EvidenceKind enum: log, metric, stack_trace, config_snapshot, deployment_event), source (str), and content (str). Extra fields forbidden.</w:t>
       </w:r>
     </w:p>
     <w:p>
       <w:pPr>
-        <w:spacing w:before="20" w:after="80"/>
-        <w:ind w:left="288"/>
+        <w:spacing w:before="40" w:after="100"/>
+        <w:ind w:left="360"/>
       </w:pPr>
       <w:r>
         <w:rPr>
@@ -4130,7 +4090,7 @@
           <w:color w:val="DC2626"/>
           <w:sz w:val="20"/>
         </w:rPr>
-        <w:t xml:space="preserve">• If Missing / Consequence: </w:t>
+        <w:t xml:space="preserve">• If Missing / Architectural Impact: </w:t>
       </w:r>
       <w:r>
         <w:rPr>
@@ -4138,13 +4098,13 @@
           <w:color w:val="334155"/>
           <w:sz w:val="20"/>
         </w:rPr>
-        <w:t>AI diagnoses would have no structured evidence format to reference, making root cause findings unverifiable.</w:t>
+        <w:t>Evidence items would be free-form text without timestamps or categorized kinds, preventing the AI engine from citing factual evidence IDs.</w:t>
       </w:r>
     </w:p>
     <w:p>
       <w:pPr>
         <w:keepNext/>
-        <w:spacing w:before="160" w:after="40"/>
+        <w:spacing w:before="180" w:after="40"/>
       </w:pPr>
       <w:r>
         <w:rPr>
@@ -4158,8 +4118,8 @@
     </w:p>
     <w:p>
       <w:pPr>
-        <w:spacing w:before="20" w:after="40"/>
-        <w:ind w:left="288"/>
+        <w:spacing w:before="40" w:after="60" w:line="276" w:lineRule="auto"/>
+        <w:ind w:left="360"/>
       </w:pPr>
       <w:r>
         <w:rPr>
@@ -4168,7 +4128,7 @@
           <w:color w:val="059669"/>
           <w:sz w:val="20"/>
         </w:rPr>
-        <w:t xml:space="preserve">• In Simple Words: </w:t>
+        <w:t xml:space="preserve">• Detailed Simple Explanation (For Evaluator &amp; Viva): </w:t>
       </w:r>
       <w:r>
         <w:rPr>
@@ -4176,13 +4136,13 @@
           <w:color w:val="334155"/>
           <w:sz w:val="20"/>
         </w:rPr>
-        <w:t>The data contract that defines how the AI engine must report its findings, requiring evidence citations and a confidence score.</w:t>
+        <w:t>This file defines the contract that the AI Diagnostic Worker must follow when outputting its findings. It requires the AI to state a probable root cause, cite specific evidence IDs as proof, and provide a mathematical confidence score between 0.0 and 1.0.</w:t>
       </w:r>
     </w:p>
     <w:p>
       <w:pPr>
-        <w:spacing w:before="20" w:after="40"/>
-        <w:ind w:left="288"/>
+        <w:spacing w:before="40" w:after="60" w:line="276" w:lineRule="auto"/>
+        <w:ind w:left="360"/>
       </w:pPr>
       <w:r>
         <w:rPr>
@@ -4191,7 +4151,7 @@
           <w:color w:val="1E293B"/>
           <w:sz w:val="20"/>
         </w:rPr>
-        <w:t xml:space="preserve">• Technical Implementation: </w:t>
+        <w:t xml:space="preserve">• Detailed Technical Implementation: </w:t>
       </w:r>
       <w:r>
         <w:rPr>
@@ -4199,13 +4159,13 @@
           <w:color w:val="334155"/>
           <w:sz w:val="20"/>
         </w:rPr>
-        <w:t>Defines the Diagnosis contract model. Requires incident_id, probable_root_cause, confidence (float between 0.0 and 1.0), supporting_evidence_ids (list of UUIDs), and contradicting_evidence_ids.</w:t>
+        <w:t>Defines Diagnosis contract model. Fields: id, created_at, incident_id (str), probable_root_cause (str), confidence (float, validated 0.0 &lt;= confidence &lt;= 1.0), supporting_evidence_ids (List[str]), and contradicting_evidence_ids (List[str], default empty list). Extra fields forbidden.</w:t>
       </w:r>
     </w:p>
     <w:p>
       <w:pPr>
-        <w:spacing w:before="20" w:after="80"/>
-        <w:ind w:left="288"/>
+        <w:spacing w:before="40" w:after="100"/>
+        <w:ind w:left="360"/>
       </w:pPr>
       <w:r>
         <w:rPr>
@@ -4214,7 +4174,7 @@
           <w:color w:val="DC2626"/>
           <w:sz w:val="20"/>
         </w:rPr>
-        <w:t xml:space="preserve">• If Missing / Consequence: </w:t>
+        <w:t xml:space="preserve">• If Missing / Architectural Impact: </w:t>
       </w:r>
       <w:r>
         <w:rPr>
@@ -4222,13 +4182,13 @@
           <w:color w:val="334155"/>
           <w:sz w:val="20"/>
         </w:rPr>
-        <w:t>The AI could return vague free-form text without citations or confidence scores, preventing automated verification.</w:t>
+        <w:t>The AI could return ungrounded, free-form text without citations or confidence scores, making automated remediation unsafe and unverifiable.</w:t>
       </w:r>
     </w:p>
     <w:p>
       <w:pPr>
         <w:keepNext/>
-        <w:spacing w:before="160" w:after="40"/>
+        <w:spacing w:before="180" w:after="40"/>
       </w:pPr>
       <w:r>
         <w:rPr>
@@ -4242,8 +4202,8 @@
     </w:p>
     <w:p>
       <w:pPr>
-        <w:spacing w:before="20" w:after="40"/>
-        <w:ind w:left="288"/>
+        <w:spacing w:before="40" w:after="60" w:line="276" w:lineRule="auto"/>
+        <w:ind w:left="360"/>
       </w:pPr>
       <w:r>
         <w:rPr>
@@ -4252,7 +4212,7 @@
           <w:color w:val="059669"/>
           <w:sz w:val="20"/>
         </w:rPr>
-        <w:t xml:space="preserve">• In Simple Words: </w:t>
+        <w:t xml:space="preserve">• Detailed Simple Explanation (For Evaluator &amp; Viva): </w:t>
       </w:r>
       <w:r>
         <w:rPr>
@@ -4260,13 +4220,13 @@
           <w:color w:val="334155"/>
           <w:sz w:val="20"/>
         </w:rPr>
-        <w:t>The data contract that specifies the exact actions the system can take to fix a problem, keeping all plans in DRAFTED status until approved.</w:t>
+        <w:t>This file defines the contract for self-healing actions and remediation plans. It ensures all plans are categorized by risk level, that individual actions follow certified types (restart, reconfigure, scale, rollback), and that every plan starts safely in 'DRAFTED' status.</w:t>
       </w:r>
     </w:p>
     <w:p>
       <w:pPr>
-        <w:spacing w:before="20" w:after="40"/>
-        <w:ind w:left="288"/>
+        <w:spacing w:before="40" w:after="60" w:line="276" w:lineRule="auto"/>
+        <w:ind w:left="360"/>
       </w:pPr>
       <w:r>
         <w:rPr>
@@ -4275,7 +4235,7 @@
           <w:color w:val="1E293B"/>
           <w:sz w:val="20"/>
         </w:rPr>
-        <w:t xml:space="preserve">• Technical Implementation: </w:t>
+        <w:t xml:space="preserve">• Detailed Technical Implementation: </w:t>
       </w:r>
       <w:r>
         <w:rPr>
@@ -4283,13 +4243,13 @@
           <w:color w:val="334155"/>
           <w:sz w:val="20"/>
         </w:rPr>
-        <w:t>Defines RemediationPlan and RemediationAction models. Enforces ActionType enum (config_update, container_restart, rollback, scale_service, pull_request) and PlanStatus enum (drafted, approved, rejected, executing, completed, failed).</w:t>
+        <w:t>Defines ActionType enum (config_update, container_restart, rollback, scale_service, pull_request) and PlanStatus enum (drafted, approved, rejected, executing, completed, failed). Defines RemediationAction model (plan_id, action_type, description, target_service_id, parameters, order). Defines RemediationPlan model (incident_id, diagnosis_id, status=PlanStatus.DRAFTED, rationale, risk_level, actions=List[RemediationAction]).</w:t>
       </w:r>
     </w:p>
     <w:p>
       <w:pPr>
-        <w:spacing w:before="20" w:after="80"/>
-        <w:ind w:left="288"/>
+        <w:spacing w:before="40" w:after="100"/>
+        <w:ind w:left="360"/>
       </w:pPr>
       <w:r>
         <w:rPr>
@@ -4298,7 +4258,7 @@
           <w:color w:val="DC2626"/>
           <w:sz w:val="20"/>
         </w:rPr>
-        <w:t xml:space="preserve">• If Missing / Consequence: </w:t>
+        <w:t xml:space="preserve">• If Missing / Architectural Impact: </w:t>
       </w:r>
       <w:r>
         <w:rPr>
@@ -4306,13 +4266,13 @@
           <w:color w:val="334155"/>
           <w:sz w:val="20"/>
         </w:rPr>
-        <w:t>The AI could output unstructured shell commands that execute without human review or standard risk categorization.</w:t>
+        <w:t>The AI could generate arbitrary shell commands that execute without safety categorization, ordered steps, or human review.</w:t>
       </w:r>
     </w:p>
     <w:p>
       <w:pPr>
         <w:keepNext/>
-        <w:spacing w:before="160" w:after="40"/>
+        <w:spacing w:before="180" w:after="40"/>
       </w:pPr>
       <w:r>
         <w:rPr>
@@ -4326,8 +4286,8 @@
     </w:p>
     <w:p>
       <w:pPr>
-        <w:spacing w:before="20" w:after="40"/>
-        <w:ind w:left="288"/>
+        <w:spacing w:before="40" w:after="60" w:line="276" w:lineRule="auto"/>
+        <w:ind w:left="360"/>
       </w:pPr>
       <w:r>
         <w:rPr>
@@ -4336,7 +4296,7 @@
           <w:color w:val="059669"/>
           <w:sz w:val="20"/>
         </w:rPr>
-        <w:t xml:space="preserve">• In Simple Words: </w:t>
+        <w:t xml:space="preserve">• Detailed Simple Explanation (For Evaluator &amp; Viva): </w:t>
       </w:r>
       <w:r>
         <w:rPr>
@@ -4344,13 +4304,13 @@
           <w:color w:val="334155"/>
           <w:sz w:val="20"/>
         </w:rPr>
-        <w:t>The data contract that records when a human engineer approves or rejects an AI-proposed fix, creating an audit log.</w:t>
+        <w:t>This file defines the human governance audit contract. Whenever an engineer clicks 'Approve &amp; Heal' or 'Reject' in the cockpit, this model records who made the decision, what they decided, any notes they added, and the exact timestamp.</w:t>
       </w:r>
     </w:p>
     <w:p>
       <w:pPr>
-        <w:spacing w:before="20" w:after="40"/>
-        <w:ind w:left="288"/>
+        <w:spacing w:before="40" w:after="60" w:line="276" w:lineRule="auto"/>
+        <w:ind w:left="360"/>
       </w:pPr>
       <w:r>
         <w:rPr>
@@ -4359,7 +4319,7 @@
           <w:color w:val="1E293B"/>
           <w:sz w:val="20"/>
         </w:rPr>
-        <w:t xml:space="preserve">• Technical Implementation: </w:t>
+        <w:t xml:space="preserve">• Detailed Technical Implementation: </w:t>
       </w:r>
       <w:r>
         <w:rPr>
@@ -4367,13 +4327,13 @@
           <w:color w:val="334155"/>
           <w:sz w:val="20"/>
         </w:rPr>
-        <w:t>Defines the Approval contract model and ApprovalDecision enum (approved, rejected). Captures plan_id, decision, approved_by (user identity), notes, and timestamp.</w:t>
+        <w:t>Defines Approval contract model and ApprovalDecision enum (approved, rejected). Fields: id, decided_at, plan_id (str), decision (ApprovalDecision), approved_by (str user identifier), and notes (Optional[str]). Extra fields forbidden.</w:t>
       </w:r>
     </w:p>
     <w:p>
       <w:pPr>
-        <w:spacing w:before="20" w:after="80"/>
-        <w:ind w:left="288"/>
+        <w:spacing w:before="40" w:after="100"/>
+        <w:ind w:left="360"/>
       </w:pPr>
       <w:r>
         <w:rPr>
@@ -4382,7 +4342,7 @@
           <w:color w:val="DC2626"/>
           <w:sz w:val="20"/>
         </w:rPr>
-        <w:t xml:space="preserve">• If Missing / Consequence: </w:t>
+        <w:t xml:space="preserve">• If Missing / Architectural Impact: </w:t>
       </w:r>
       <w:r>
         <w:rPr>
@@ -4390,13 +4350,13 @@
           <w:color w:val="334155"/>
           <w:sz w:val="20"/>
         </w:rPr>
-        <w:t>There would be no verifiable record of who authorized remediation actions, failing enterprise SOC-2 compliance requirements.</w:t>
+        <w:t>There would be no verifiable, immutable audit trail of which human engineer authorized an infrastructure change, violating SOC-2 compliance.</w:t>
       </w:r>
     </w:p>
     <w:p>
       <w:pPr>
         <w:keepNext/>
-        <w:spacing w:before="160" w:after="40"/>
+        <w:spacing w:before="180" w:after="40"/>
       </w:pPr>
       <w:r>
         <w:rPr>
@@ -4410,8 +4370,8 @@
     </w:p>
     <w:p>
       <w:pPr>
-        <w:spacing w:before="20" w:after="40"/>
-        <w:ind w:left="288"/>
+        <w:spacing w:before="40" w:after="60" w:line="276" w:lineRule="auto"/>
+        <w:ind w:left="360"/>
       </w:pPr>
       <w:r>
         <w:rPr>
@@ -4420,7 +4380,7 @@
           <w:color w:val="059669"/>
           <w:sz w:val="20"/>
         </w:rPr>
-        <w:t xml:space="preserve">• In Simple Words: </w:t>
+        <w:t xml:space="preserve">• Detailed Simple Explanation (For Evaluator &amp; Viva): </w:t>
       </w:r>
       <w:r>
         <w:rPr>
@@ -4428,13 +4388,13 @@
           <w:color w:val="334155"/>
           <w:sz w:val="20"/>
         </w:rPr>
-        <w:t>The data contract that records whether the system actually recovered after the fix was applied.</w:t>
+        <w:t>This file defines the contract that records whether a remediation fix actually worked. It captures post-fix metric readings and outcome summaries to provide empirical proof that the system healed.</w:t>
       </w:r>
     </w:p>
     <w:p>
       <w:pPr>
-        <w:spacing w:before="20" w:after="40"/>
-        <w:ind w:left="288"/>
+        <w:spacing w:before="40" w:after="60" w:line="276" w:lineRule="auto"/>
+        <w:ind w:left="360"/>
       </w:pPr>
       <w:r>
         <w:rPr>
@@ -4443,7 +4403,7 @@
           <w:color w:val="1E293B"/>
           <w:sz w:val="20"/>
         </w:rPr>
-        <w:t xml:space="preserve">• Technical Implementation: </w:t>
+        <w:t xml:space="preserve">• Detailed Technical Implementation: </w:t>
       </w:r>
       <w:r>
         <w:rPr>
@@ -4451,13 +4411,13 @@
           <w:color w:val="334155"/>
           <w:sz w:val="20"/>
         </w:rPr>
-        <w:t>Defines the Verification contract model and VerificationStatus enum (pending, passed, failed, inconclusive). Records post-remediation metrics snapshots and outcome summaries.</w:t>
+        <w:t>Defines Verification contract model and VerificationStatus enum (pending, passed, failed, inconclusive). Fields: id, verified_at, plan_id (str), status (VerificationStatus), method (str, e.g. 'health_probe'), outcome_summary (str), and metrics_snapshot (Dict[str, Any]). Extra fields forbidden.</w:t>
       </w:r>
     </w:p>
     <w:p>
       <w:pPr>
-        <w:spacing w:before="20" w:after="80"/>
-        <w:ind w:left="288"/>
+        <w:spacing w:before="40" w:after="100"/>
+        <w:ind w:left="360"/>
       </w:pPr>
       <w:r>
         <w:rPr>
@@ -4466,7 +4426,7 @@
           <w:color w:val="DC2626"/>
           <w:sz w:val="20"/>
         </w:rPr>
-        <w:t xml:space="preserve">• If Missing / Consequence: </w:t>
+        <w:t xml:space="preserve">• If Missing / Architectural Impact: </w:t>
       </w:r>
       <w:r>
         <w:rPr>
@@ -4474,13 +4434,13 @@
           <w:color w:val="334155"/>
           <w:sz w:val="20"/>
         </w:rPr>
-        <w:t>The platform would have no way to confirm if a remediation action succeeded or if the outage is still ongoing.</w:t>
+        <w:t>The platform would have no formal feedback loop to verify if an executed remediation resolved the failure or caused further instability.</w:t>
       </w:r>
     </w:p>
     <w:p>
       <w:pPr>
         <w:keepNext/>
-        <w:spacing w:before="160" w:after="40"/>
+        <w:spacing w:before="180" w:after="40"/>
       </w:pPr>
       <w:r>
         <w:rPr>
@@ -4494,8 +4454,8 @@
     </w:p>
     <w:p>
       <w:pPr>
-        <w:spacing w:before="20" w:after="40"/>
-        <w:ind w:left="288"/>
+        <w:spacing w:before="40" w:after="60" w:line="276" w:lineRule="auto"/>
+        <w:ind w:left="360"/>
       </w:pPr>
       <w:r>
         <w:rPr>
@@ -4504,7 +4464,7 @@
           <w:color w:val="059669"/>
           <w:sz w:val="20"/>
         </w:rPr>
-        <w:t xml:space="preserve">• In Simple Words: </w:t>
+        <w:t xml:space="preserve">• Detailed Simple Explanation (For Evaluator &amp; Viva): </w:t>
       </w:r>
       <w:r>
         <w:rPr>
@@ -4512,13 +4472,13 @@
           <w:color w:val="334155"/>
           <w:sz w:val="20"/>
         </w:rPr>
-        <w:t>A suite of 15 automated tests verifying that all contracts accept valid data and reject domain-specific keywords.</w:t>
+        <w:t>This file contains 15 automated unit tests that thoroughly verify our data contracts. It tests valid construction of every model and rigorously asserts that injecting unauthorized domain terms (order_id, cart, payment_status, inventory) causes immediate validation errors.</w:t>
       </w:r>
     </w:p>
     <w:p>
       <w:pPr>
-        <w:spacing w:before="20" w:after="40"/>
-        <w:ind w:left="288"/>
+        <w:spacing w:before="40" w:after="60" w:line="276" w:lineRule="auto"/>
+        <w:ind w:left="360"/>
       </w:pPr>
       <w:r>
         <w:rPr>
@@ -4527,7 +4487,7 @@
           <w:color w:val="1E293B"/>
           <w:sz w:val="20"/>
         </w:rPr>
-        <w:t xml:space="preserve">• Technical Implementation: </w:t>
+        <w:t xml:space="preserve">• Detailed Technical Implementation: </w:t>
       </w:r>
       <w:r>
         <w:rPr>
@@ -4535,13 +4495,13 @@
           <w:color w:val="334155"/>
           <w:sz w:val="20"/>
         </w:rPr>
-        <w:t>Comprehensive pytest suite with 15 parameterized unit tests. Verifies valid instantiation of all 8 models and asserts that extra unauthorized fields (order_id, cart, payment_status, inventory) are rejected with ValidationError across every model.</w:t>
+        <w:t>Pytest unit test suite containing 15 parameterized tests. Tests valid instantiation of Event, Incident, Evidence, Diagnosis, RemediationAction, RemediationPlan, Approval, and Verification. Uses pytest.mark.parametrize to inject banned domain-specific keywords into each model and asserts that Pydantic raises pydantic.ValidationError due to extra='forbid'.</w:t>
       </w:r>
     </w:p>
     <w:p>
       <w:pPr>
-        <w:spacing w:before="20" w:after="80"/>
-        <w:ind w:left="288"/>
+        <w:spacing w:before="40" w:after="100"/>
+        <w:ind w:left="360"/>
       </w:pPr>
       <w:r>
         <w:rPr>
@@ -4550,7 +4510,7 @@
           <w:color w:val="DC2626"/>
           <w:sz w:val="20"/>
         </w:rPr>
-        <w:t xml:space="preserve">• If Missing / Consequence: </w:t>
+        <w:t xml:space="preserve">• If Missing / Architectural Impact: </w:t>
       </w:r>
       <w:r>
         <w:rPr>
@@ -4558,13 +4518,13 @@
           <w:color w:val="334155"/>
           <w:sz w:val="20"/>
         </w:rPr>
-        <w:t>Developers could unknowingly modify contract models and break data compatibility between microservices.</w:t>
+        <w:t>Accidental schema modifications or unauthorized domain fields could slip into the shared contracts unnoticed, breaking multi-service compatibility.</w:t>
       </w:r>
     </w:p>
     <w:p>
       <w:pPr>
         <w:keepNext/>
-        <w:spacing w:before="160" w:after="40"/>
+        <w:spacing w:before="180" w:after="40"/>
       </w:pPr>
       <w:r>
         <w:rPr>
@@ -4578,8 +4538,8 @@
     </w:p>
     <w:p>
       <w:pPr>
-        <w:spacing w:before="20" w:after="40"/>
-        <w:ind w:left="288"/>
+        <w:spacing w:before="40" w:after="60" w:line="276" w:lineRule="auto"/>
+        <w:ind w:left="360"/>
       </w:pPr>
       <w:r>
         <w:rPr>
@@ -4588,7 +4548,7 @@
           <w:color w:val="059669"/>
           <w:sz w:val="20"/>
         </w:rPr>
-        <w:t xml:space="preserve">• In Simple Words: </w:t>
+        <w:t xml:space="preserve">• Detailed Simple Explanation (For Evaluator &amp; Viva): </w:t>
       </w:r>
       <w:r>
         <w:rPr>
@@ -4596,13 +4556,13 @@
           <w:color w:val="334155"/>
           <w:sz w:val="20"/>
         </w:rPr>
-        <w:t>The master integration test that runs the entire 8-stage pipeline from error ingestion to AI diagnosis, approval, and resolution in a single test run.</w:t>
+        <w:t>This file is the master multi-service integration test for the entire platform. In a single test run, it tests the complete 8-stage self-healing lifecycle: ingesting an event into the API, correlating an incident, building evidence, querying the AI worker for a RAG diagnosis, verifying the remediation plan, testing human approval via PATCH status to resolved, and running a static scan confirming zero domain leaks in the output.</w:t>
       </w:r>
     </w:p>
     <w:p>
       <w:pPr>
-        <w:spacing w:before="20" w:after="40"/>
-        <w:ind w:left="288"/>
+        <w:spacing w:before="40" w:after="60" w:line="276" w:lineRule="auto"/>
+        <w:ind w:left="360"/>
       </w:pPr>
       <w:r>
         <w:rPr>
@@ -4611,7 +4571,7 @@
           <w:color w:val="1E293B"/>
           <w:sz w:val="20"/>
         </w:rPr>
-        <w:t xml:space="preserve">• Technical Implementation: </w:t>
+        <w:t xml:space="preserve">• Detailed Technical Implementation: </w:t>
       </w:r>
       <w:r>
         <w:rPr>
@@ -4619,13 +4579,13 @@
           <w:color w:val="334155"/>
           <w:sz w:val="20"/>
         </w:rPr>
-        <w:t>End-to-end integration test suite. Dynamically isolates Python module namespaces between apps/api and apps/ai-worker using sys.modules purging. Simulates event ingestion -&gt; incident creation -&gt; evidence correlation -&gt; vector runbook retrieval -&gt; LangChain diagnosis -&gt; status transition to resolved -&gt; domain agnosticity audit.</w:t>
+        <w:t>End-to-end integration test suite. Employs dynamic Python module cache isolation (purging 'src' from sys.modules and updating sys.path[0]) to prevent namespace collisions between apps/api and apps/ai-worker in a single process. Tests: (1) test_e2e_incident_detection_to_healing_pipeline (runs full 8-stage lifecycle against in-memory SQLite and isolated AI worker, asserting all contract models and state transitions succeed), and (2) test_e2e_rejection_of_unauthorized_fields (asserts sending unauthorized fields to the API returns HTTP 422).</w:t>
       </w:r>
     </w:p>
     <w:p>
       <w:pPr>
-        <w:spacing w:before="20" w:after="80"/>
-        <w:ind w:left="288"/>
+        <w:spacing w:before="40" w:after="100"/>
+        <w:ind w:left="360"/>
       </w:pPr>
       <w:r>
         <w:rPr>
@@ -4634,7 +4594,7 @@
           <w:color w:val="DC2626"/>
           <w:sz w:val="20"/>
         </w:rPr>
-        <w:t xml:space="preserve">• If Missing / Consequence: </w:t>
+        <w:t xml:space="preserve">• If Missing / Architectural Impact: </w:t>
       </w:r>
       <w:r>
         <w:rPr>
@@ -4642,13 +4602,13 @@
           <w:color w:val="334155"/>
           <w:sz w:val="20"/>
         </w:rPr>
-        <w:t>Individual unit tests could pass while the actual services fail to integrate with each other in production.</w:t>
+        <w:t>Individual microservices could pass their isolated unit tests while failing completely to communicate with each other in an integrated environment.</w:t>
       </w:r>
     </w:p>
     <w:p>
       <w:pPr>
         <w:keepNext/>
-        <w:spacing w:before="160" w:after="40"/>
+        <w:spacing w:before="180" w:after="40"/>
       </w:pPr>
       <w:r>
         <w:rPr>
@@ -4662,8 +4622,8 @@
     </w:p>
     <w:p>
       <w:pPr>
-        <w:spacing w:before="20" w:after="40"/>
-        <w:ind w:left="288"/>
+        <w:spacing w:before="40" w:after="60" w:line="276" w:lineRule="auto"/>
+        <w:ind w:left="360"/>
       </w:pPr>
       <w:r>
         <w:rPr>
@@ -4672,7 +4632,7 @@
           <w:color w:val="059669"/>
           <w:sz w:val="20"/>
         </w:rPr>
-        <w:t xml:space="preserve">• In Simple Words: </w:t>
+        <w:t xml:space="preserve">• Detailed Simple Explanation (For Evaluator &amp; Viva): </w:t>
       </w:r>
       <w:r>
         <w:rPr>
@@ -4680,13 +4640,13 @@
           <w:color w:val="334155"/>
           <w:sz w:val="20"/>
         </w:rPr>
-        <w:t>An automated static code scanner that inspects every Python file in the repository to guarantee no domain-specific words exist in the core.</w:t>
+        <w:t>This file is an automated static code scanner. It automatically inspects every single Python file across the entire repository to ensure that no developer has accidentally written banned e-commerce keywords into the core platform code.</w:t>
       </w:r>
     </w:p>
     <w:p>
       <w:pPr>
-        <w:spacing w:before="20" w:after="40"/>
-        <w:ind w:left="288"/>
+        <w:spacing w:before="40" w:after="60" w:line="276" w:lineRule="auto"/>
+        <w:ind w:left="360"/>
       </w:pPr>
       <w:r>
         <w:rPr>
@@ -4695,7 +4655,7 @@
           <w:color w:val="1E293B"/>
           <w:sz w:val="20"/>
         </w:rPr>
-        <w:t xml:space="preserve">• Technical Implementation: </w:t>
+        <w:t xml:space="preserve">• Detailed Technical Implementation: </w:t>
       </w:r>
       <w:r>
         <w:rPr>
@@ -4703,13 +4663,13 @@
           <w:color w:val="334155"/>
           <w:sz w:val="20"/>
         </w:rPr>
-        <w:t>Static analysis test. Recursively traverses apps/api/src, apps/ai-worker/src, and packages/contracts/aiops_contracts. Asserts that banned terms (order_id, cart, payment_status, checkout, inventory) do not appear in any source file.</w:t>
+        <w:t>Static analysis test. Recursively walks through apps/api/src, apps/ai-worker/src, and packages/contracts/aiops_contracts. Scans all .py files and asserts that none contain the strings: 'order_id', 'cart', 'payment_status', 'checkout', or 'inventory'.</w:t>
       </w:r>
     </w:p>
     <w:p>
       <w:pPr>
-        <w:spacing w:before="20" w:after="80"/>
-        <w:ind w:left="288"/>
+        <w:spacing w:before="40" w:after="100"/>
+        <w:ind w:left="360"/>
       </w:pPr>
       <w:r>
         <w:rPr>
@@ -4718,7 +4678,7 @@
           <w:color w:val="DC2626"/>
           <w:sz w:val="20"/>
         </w:rPr>
-        <w:t xml:space="preserve">• If Missing / Consequence: </w:t>
+        <w:t xml:space="preserve">• If Missing / Architectural Impact: </w:t>
       </w:r>
       <w:r>
         <w:rPr>
@@ -4726,13 +4686,13 @@
           <w:color w:val="334155"/>
           <w:sz w:val="20"/>
         </w:rPr>
-        <w:t>Domain-specific logic could leak into generic platform code unnoticed, violating the fundamental architectural directive.</w:t>
+        <w:t>Domain-specific logic could silently creep into the core platform code, violating the repository's foundational architectural rule.</w:t>
       </w:r>
     </w:p>
     <w:p>
       <w:pPr>
         <w:keepNext/>
-        <w:spacing w:before="160" w:after="40"/>
+        <w:spacing w:before="180" w:after="40"/>
       </w:pPr>
       <w:r>
         <w:rPr>
@@ -4746,8 +4706,8 @@
     </w:p>
     <w:p>
       <w:pPr>
-        <w:spacing w:before="20" w:after="40"/>
-        <w:ind w:left="288"/>
+        <w:spacing w:before="40" w:after="60" w:line="276" w:lineRule="auto"/>
+        <w:ind w:left="360"/>
       </w:pPr>
       <w:r>
         <w:rPr>
@@ -4756,7 +4716,7 @@
           <w:color w:val="059669"/>
           <w:sz w:val="20"/>
         </w:rPr>
-        <w:t xml:space="preserve">• In Simple Words: </w:t>
+        <w:t xml:space="preserve">• Detailed Simple Explanation (For Evaluator &amp; Viva): </w:t>
       </w:r>
       <w:r>
         <w:rPr>
@@ -4764,13 +4724,13 @@
           <w:color w:val="334155"/>
           <w:sz w:val="20"/>
         </w:rPr>
-        <w:t>A test verifying that the backend API boots cleanly and correctly reports its health and readiness status.</w:t>
+        <w:t>This file tests that the backend API boots cleanly and that its health and readiness probes accurately report database availability.</w:t>
       </w:r>
     </w:p>
     <w:p>
       <w:pPr>
-        <w:spacing w:before="20" w:after="40"/>
-        <w:ind w:left="288"/>
+        <w:spacing w:before="40" w:after="60" w:line="276" w:lineRule="auto"/>
+        <w:ind w:left="360"/>
       </w:pPr>
       <w:r>
         <w:rPr>
@@ -4779,7 +4739,7 @@
           <w:color w:val="1E293B"/>
           <w:sz w:val="20"/>
         </w:rPr>
-        <w:t xml:space="preserve">• Technical Implementation: </w:t>
+        <w:t xml:space="preserve">• Detailed Technical Implementation: </w:t>
       </w:r>
       <w:r>
         <w:rPr>
@@ -4787,13 +4747,13 @@
           <w:color w:val="334155"/>
           <w:sz w:val="20"/>
         </w:rPr>
-        <w:t>Pytest suite testing the API root, /health, and /ready endpoints under both healthy and simulated database failure conditions.</w:t>
+        <w:t>Pytest suite testing the API root, /health, and /ready endpoints under both normal conditions and simulated database connection failure.</w:t>
       </w:r>
     </w:p>
     <w:p>
       <w:pPr>
-        <w:spacing w:before="20" w:after="80"/>
-        <w:ind w:left="288"/>
+        <w:spacing w:before="40" w:after="100"/>
+        <w:ind w:left="360"/>
       </w:pPr>
       <w:r>
         <w:rPr>
@@ -4802,7 +4762,7 @@
           <w:color w:val="DC2626"/>
           <w:sz w:val="20"/>
         </w:rPr>
-        <w:t xml:space="preserve">• If Missing / Consequence: </w:t>
+        <w:t xml:space="preserve">• If Missing / Architectural Impact: </w:t>
       </w:r>
       <w:r>
         <w:rPr>
@@ -4810,13 +4770,13 @@
           <w:color w:val="334155"/>
           <w:sz w:val="20"/>
         </w:rPr>
-        <w:t>Server startup regressions or database connection probe failures would go undetected.</w:t>
+        <w:t>Startup regressions in the API gateway would not be detected until integration tests fail with obscure errors.</w:t>
       </w:r>
     </w:p>
     <w:p>
       <w:pPr>
         <w:keepNext/>
-        <w:spacing w:before="160" w:after="40"/>
+        <w:spacing w:before="180" w:after="40"/>
       </w:pPr>
       <w:r>
         <w:rPr>
@@ -4830,8 +4790,8 @@
     </w:p>
     <w:p>
       <w:pPr>
-        <w:spacing w:before="20" w:after="40"/>
-        <w:ind w:left="288"/>
+        <w:spacing w:before="40" w:after="60" w:line="276" w:lineRule="auto"/>
+        <w:ind w:left="360"/>
       </w:pPr>
       <w:r>
         <w:rPr>
@@ -4840,7 +4800,7 @@
           <w:color w:val="059669"/>
           <w:sz w:val="20"/>
         </w:rPr>
-        <w:t xml:space="preserve">• In Simple Words: </w:t>
+        <w:t xml:space="preserve">• Detailed Simple Explanation (For Evaluator &amp; Viva): </w:t>
       </w:r>
       <w:r>
         <w:rPr>
@@ -4848,13 +4808,13 @@
           <w:color w:val="334155"/>
           <w:sz w:val="20"/>
         </w:rPr>
-        <w:t>A test verifying that the AI diagnostic worker starts and confirms that LangChain is ready.</w:t>
+        <w:t>This file tests that the AI diagnostic worker starts properly and confirms that LangChain and the vector store are operational.</w:t>
       </w:r>
     </w:p>
     <w:p>
       <w:pPr>
-        <w:spacing w:before="20" w:after="40"/>
-        <w:ind w:left="288"/>
+        <w:spacing w:before="40" w:after="60" w:line="276" w:lineRule="auto"/>
+        <w:ind w:left="360"/>
       </w:pPr>
       <w:r>
         <w:rPr>
@@ -4863,7 +4823,7 @@
           <w:color w:val="1E293B"/>
           <w:sz w:val="20"/>
         </w:rPr>
-        <w:t xml:space="preserve">• Technical Implementation: </w:t>
+        <w:t xml:space="preserve">• Detailed Technical Implementation: </w:t>
       </w:r>
       <w:r>
         <w:rPr>
@@ -4871,13 +4831,13 @@
           <w:color w:val="334155"/>
           <w:sz w:val="20"/>
         </w:rPr>
-        <w:t>Pytest suite verifying the AI worker's root endpoint and health check, ensuring all diagnostic libraries are initialized.</w:t>
+        <w:t>Pytest suite verifying the AI worker's root endpoint and health check, confirming the service reports status 'online' and langchain_available=True.</w:t>
       </w:r>
     </w:p>
     <w:p>
       <w:pPr>
-        <w:spacing w:before="20" w:after="80"/>
-        <w:ind w:left="288"/>
+        <w:spacing w:before="40" w:after="100"/>
+        <w:ind w:left="360"/>
       </w:pPr>
       <w:r>
         <w:rPr>
@@ -4886,7 +4846,7 @@
           <w:color w:val="DC2626"/>
           <w:sz w:val="20"/>
         </w:rPr>
-        <w:t xml:space="preserve">• If Missing / Consequence: </w:t>
+        <w:t xml:space="preserve">• If Missing / Architectural Impact: </w:t>
       </w:r>
       <w:r>
         <w:rPr>
@@ -4894,13 +4854,13 @@
           <w:color w:val="334155"/>
           <w:sz w:val="20"/>
         </w:rPr>
-        <w:t>AI service startup failures would only be discovered when an active incident diagnosis is attempted.</w:t>
+        <w:t>AI worker startup issues would only be discovered when an active incident diagnosis is requested.</w:t>
       </w:r>
     </w:p>
     <w:p>
       <w:pPr>
         <w:keepNext/>
-        <w:spacing w:before="160" w:after="40"/>
+        <w:spacing w:before="180" w:after="40"/>
       </w:pPr>
       <w:r>
         <w:rPr>
@@ -4914,8 +4874,8 @@
     </w:p>
     <w:p>
       <w:pPr>
-        <w:spacing w:before="20" w:after="40"/>
-        <w:ind w:left="288"/>
+        <w:spacing w:before="40" w:after="60" w:line="276" w:lineRule="auto"/>
+        <w:ind w:left="360"/>
       </w:pPr>
       <w:r>
         <w:rPr>
@@ -4924,7 +4884,7 @@
           <w:color w:val="059669"/>
           <w:sz w:val="20"/>
         </w:rPr>
-        <w:t xml:space="preserve">• In Simple Words: </w:t>
+        <w:t xml:space="preserve">• Detailed Simple Explanation (For Evaluator &amp; Viva): </w:t>
       </w:r>
       <w:r>
         <w:rPr>
@@ -4932,13 +4892,13 @@
           <w:color w:val="334155"/>
           <w:sz w:val="20"/>
         </w:rPr>
-        <w:t>A test checking that the background task worker can connect to Redis and gracefully handles network timeouts.</w:t>
+        <w:t>This file tests that the background task worker can connect to Redis and gracefully handles network connection drops.</w:t>
       </w:r>
     </w:p>
     <w:p>
       <w:pPr>
-        <w:spacing w:before="20" w:after="40"/>
-        <w:ind w:left="288"/>
+        <w:spacing w:before="40" w:after="60" w:line="276" w:lineRule="auto"/>
+        <w:ind w:left="360"/>
       </w:pPr>
       <w:r>
         <w:rPr>
@@ -4947,7 +4907,7 @@
           <w:color w:val="1E293B"/>
           <w:sz w:val="20"/>
         </w:rPr>
-        <w:t xml:space="preserve">• Technical Implementation: </w:t>
+        <w:t xml:space="preserve">• Detailed Technical Implementation: </w:t>
       </w:r>
       <w:r>
         <w:rPr>
@@ -4955,13 +4915,13 @@
           <w:color w:val="334155"/>
           <w:sz w:val="20"/>
         </w:rPr>
-        <w:t>Pytest suite testing Redis connectivity and error handling in the background worker using unit test mocks.</w:t>
+        <w:t>Pytest suite verifying Redis connection establishment and exception handling in the background worker using unit test mocks.</w:t>
       </w:r>
     </w:p>
     <w:p>
       <w:pPr>
-        <w:spacing w:before="20" w:after="80"/>
-        <w:ind w:left="288"/>
+        <w:spacing w:before="40" w:after="100"/>
+        <w:ind w:left="360"/>
       </w:pPr>
       <w:r>
         <w:rPr>
@@ -4970,7 +4930,7 @@
           <w:color w:val="DC2626"/>
           <w:sz w:val="20"/>
         </w:rPr>
-        <w:t xml:space="preserve">• If Missing / Consequence: </w:t>
+        <w:t xml:space="preserve">• If Missing / Architectural Impact: </w:t>
       </w:r>
       <w:r>
         <w:rPr>
@@ -4978,13 +4938,13 @@
           <w:color w:val="334155"/>
           <w:sz w:val="20"/>
         </w:rPr>
-        <w:t>Worker disconnection from Redis would lead to unhandled crash loops instead of clean retries.</w:t>
+        <w:t>Redis connection drops would cause worker crash loops instead of clean, retryable errors.</w:t>
       </w:r>
     </w:p>
     <w:p>
       <w:pPr>
         <w:keepNext/>
-        <w:spacing w:before="160" w:after="40"/>
+        <w:spacing w:before="180" w:after="40"/>
       </w:pPr>
       <w:r>
         <w:rPr>
@@ -4998,8 +4958,8 @@
     </w:p>
     <w:p>
       <w:pPr>
-        <w:spacing w:before="20" w:after="40"/>
-        <w:ind w:left="288"/>
+        <w:spacing w:before="40" w:after="60" w:line="276" w:lineRule="auto"/>
+        <w:ind w:left="360"/>
       </w:pPr>
       <w:r>
         <w:rPr>
@@ -5008,7 +4968,7 @@
           <w:color w:val="059669"/>
           <w:sz w:val="20"/>
         </w:rPr>
-        <w:t xml:space="preserve">• In Simple Words: </w:t>
+        <w:t xml:space="preserve">• Detailed Simple Explanation (For Evaluator &amp; Viva): </w:t>
       </w:r>
       <w:r>
         <w:rPr>
@@ -5016,13 +4976,13 @@
           <w:color w:val="334155"/>
           <w:sz w:val="20"/>
         </w:rPr>
-        <w:t>A command-line tool that simulates an entire server failure live on screen in 2 seconds, showing detection, AI diagnosis, and healing.</w:t>
+        <w:t>This file is an interactive command-line simulator built specifically for project presentations, viva examinations, and release tests. With one command, it simulates an entire server outage live on screen in 2 seconds—showing event ingestion, AI runbook diagnosis, confidence scoring, human approval, and automated resolution with colored terminal output.</w:t>
       </w:r>
     </w:p>
     <w:p>
       <w:pPr>
-        <w:spacing w:before="20" w:after="40"/>
-        <w:ind w:left="288"/>
+        <w:spacing w:before="40" w:after="60" w:line="276" w:lineRule="auto"/>
+        <w:ind w:left="360"/>
       </w:pPr>
       <w:r>
         <w:rPr>
@@ -5031,7 +4991,7 @@
           <w:color w:val="1E293B"/>
           <w:sz w:val="20"/>
         </w:rPr>
-        <w:t xml:space="preserve">• Technical Implementation: </w:t>
+        <w:t xml:space="preserve">• Detailed Technical Implementation: </w:t>
       </w:r>
       <w:r>
         <w:rPr>
@@ -5039,13 +4999,13 @@
           <w:color w:val="334155"/>
           <w:sz w:val="20"/>
         </w:rPr>
-        <w:t>Interactive CLI simulation harness. Runs a synthetic Database Pool Exhaustion failure scenario through all 8 lifecycle stages with formatted ANSI terminal output. Designed for live examiner demonstrations and pre-flight release verification.</w:t>
+        <w:t>CLI simulation harness. Executes a complete 8-stage synthetic Database Connection Pool failure scenario end-to-end. Features colored ANSI terminal output with Windows UTF-8 fallback. Performs live vector runbook matching, LangChain prompt formatting, remediation plan drafting, human approval simulation, and a final automated domain-agnosticity audit scanning output strings for banned terms.</w:t>
       </w:r>
     </w:p>
     <w:p>
       <w:pPr>
-        <w:spacing w:before="20" w:after="80"/>
-        <w:ind w:left="288"/>
+        <w:spacing w:before="40" w:after="100"/>
+        <w:ind w:left="360"/>
       </w:pPr>
       <w:r>
         <w:rPr>
@@ -5054,7 +5014,7 @@
           <w:color w:val="DC2626"/>
           <w:sz w:val="20"/>
         </w:rPr>
-        <w:t xml:space="preserve">• If Missing / Consequence: </w:t>
+        <w:t xml:space="preserve">• If Missing / Architectural Impact: </w:t>
       </w:r>
       <w:r>
         <w:rPr>
@@ -5062,13 +5022,13 @@
           <w:color w:val="334155"/>
           <w:sz w:val="20"/>
         </w:rPr>
-        <w:t>Live demonstrations would require triggering real production outages or manual API calls, creating high risk and slow presentations.</w:t>
+        <w:t>Live demonstrations would require triggering real production outages or manually crafting complex HTTP requests during timed presentations.</w:t>
       </w:r>
     </w:p>
     <w:p>
       <w:pPr>
         <w:keepNext/>
-        <w:spacing w:before="160" w:after="40"/>
+        <w:spacing w:before="180" w:after="40"/>
       </w:pPr>
       <w:r>
         <w:rPr>
@@ -5082,8 +5042,8 @@
     </w:p>
     <w:p>
       <w:pPr>
-        <w:spacing w:before="20" w:after="40"/>
-        <w:ind w:left="288"/>
+        <w:spacing w:before="40" w:after="60" w:line="276" w:lineRule="auto"/>
+        <w:ind w:left="360"/>
       </w:pPr>
       <w:r>
         <w:rPr>
@@ -5092,7 +5052,7 @@
           <w:color w:val="059669"/>
           <w:sz w:val="20"/>
         </w:rPr>
-        <w:t xml:space="preserve">• In Simple Words: </w:t>
+        <w:t xml:space="preserve">• Detailed Simple Explanation (For Evaluator &amp; Viva): </w:t>
       </w:r>
       <w:r>
         <w:rPr>
@@ -5100,13 +5060,13 @@
           <w:color w:val="334155"/>
           <w:sz w:val="20"/>
         </w:rPr>
-        <w:t>A comprehensive architectural and legal compliance manual proving our platform is ready for enterprise enterprise deployment.</w:t>
+        <w:t>This file is the enterprise architecture and legal compliance manual for the platform. It proves that our platform is not just a prototype, but an enterprise-ready SaaS product with multi-tenancy, $0.00 cloud cost economics, and complete SOC-2 readiness.</w:t>
       </w:r>
     </w:p>
     <w:p>
       <w:pPr>
-        <w:spacing w:before="20" w:after="40"/>
-        <w:ind w:left="288"/>
+        <w:spacing w:before="40" w:after="60" w:line="276" w:lineRule="auto"/>
+        <w:ind w:left="360"/>
       </w:pPr>
       <w:r>
         <w:rPr>
@@ -5115,7 +5075,7 @@
           <w:color w:val="1E293B"/>
           <w:sz w:val="20"/>
         </w:rPr>
-        <w:t xml:space="preserve">• Technical Implementation: </w:t>
+        <w:t xml:space="preserve">• Detailed Technical Implementation: </w:t>
       </w:r>
       <w:r>
         <w:rPr>
@@ -5123,13 +5083,13 @@
           <w:color w:val="334155"/>
           <w:sz w:val="20"/>
         </w:rPr>
-        <w:t>Detailed enterprise manual covering SaaS vs PaaS taxonomy, multi-tenant isolation, $0.00 cloud economics, and 10 pre-live enterprise policies (SLA, Privacy, Security, Disaster Recovery, Change Management, API Docs, Runbooks, Onboarding, Billing, SOC-2).</w:t>
+        <w:t>Enterprise technical guide covering: SaaS vs PaaS taxonomy, multi-tenant isolation models, $0.00 cost economics justification, and 10 comprehensive pre-live enterprise policies (Service Level Agreement, Privacy Policy, Security Policy, Disaster Recovery Plan, Change Management, API Documentation, Incident Response Runbooks, Onboarding Guide, Billing Policy, and SOC-2 Compliance Attestation).</w:t>
       </w:r>
     </w:p>
     <w:p>
       <w:pPr>
-        <w:spacing w:before="20" w:after="80"/>
-        <w:ind w:left="288"/>
+        <w:spacing w:before="40" w:after="100"/>
+        <w:ind w:left="360"/>
       </w:pPr>
       <w:r>
         <w:rPr>
@@ -5138,7 +5098,7 @@
           <w:color w:val="DC2626"/>
           <w:sz w:val="20"/>
         </w:rPr>
-        <w:t xml:space="preserve">• If Missing / Consequence: </w:t>
+        <w:t xml:space="preserve">• If Missing / Architectural Impact: </w:t>
       </w:r>
       <w:r>
         <w:rPr>
@@ -5146,13 +5106,13 @@
           <w:color w:val="334155"/>
           <w:sz w:val="20"/>
         </w:rPr>
-        <w:t>The project would appear as an unverified prototype rather than an enterprise-grade SaaS platform.</w:t>
+        <w:t>The project would appear as an unverified academic script rather than an enterprise-grade SaaS platform ready for deployment.</w:t>
       </w:r>
     </w:p>
     <w:p>
       <w:pPr>
         <w:keepNext/>
-        <w:spacing w:before="160" w:after="40"/>
+        <w:spacing w:before="180" w:after="40"/>
       </w:pPr>
       <w:r>
         <w:rPr>
@@ -5166,8 +5126,8 @@
     </w:p>
     <w:p>
       <w:pPr>
-        <w:spacing w:before="20" w:after="40"/>
-        <w:ind w:left="288"/>
+        <w:spacing w:before="40" w:after="60" w:line="276" w:lineRule="auto"/>
+        <w:ind w:left="360"/>
       </w:pPr>
       <w:r>
         <w:rPr>
@@ -5176,7 +5136,7 @@
           <w:color w:val="059669"/>
           <w:sz w:val="20"/>
         </w:rPr>
-        <w:t xml:space="preserve">• In Simple Words: </w:t>
+        <w:t xml:space="preserve">• Detailed Simple Explanation (For Evaluator &amp; Viva): </w:t>
       </w:r>
       <w:r>
         <w:rPr>
@@ -5184,13 +5144,13 @@
           <w:color w:val="334155"/>
           <w:sz w:val="20"/>
         </w:rPr>
-        <w:t>The definitive master Word document preserving the complete technical knowledge, architecture decisions, and phase signoffs of the project.</w:t>
+        <w:t>This file is the comprehensive master engineering knowledge transfer document in Word format. It preserves the complete technical memory of the project from Phase P0 to Phase P3, including architecture cards, individual lead contributions, and viva Q&amp;A.</w:t>
       </w:r>
     </w:p>
     <w:p>
       <w:pPr>
-        <w:spacing w:before="20" w:after="40"/>
-        <w:ind w:left="288"/>
+        <w:spacing w:before="40" w:after="60" w:line="276" w:lineRule="auto"/>
+        <w:ind w:left="360"/>
       </w:pPr>
       <w:r>
         <w:rPr>
@@ -5199,7 +5159,7 @@
           <w:color w:val="1E293B"/>
           <w:sz w:val="20"/>
         </w:rPr>
-        <w:t xml:space="preserve">• Technical Implementation: </w:t>
+        <w:t xml:space="preserve">• Detailed Technical Implementation: </w:t>
       </w:r>
       <w:r>
         <w:rPr>
@@ -5207,13 +5167,13 @@
           <w:color w:val="334155"/>
           <w:sz w:val="20"/>
         </w:rPr>
-        <w:t>Master technical transfer document containing full Phase P0 to P3 records, individual lead work summaries, architecture diagrams, and the complete 16-question Viva Defense Guide.</w:t>
+        <w:t>Master technical document covering: Executive Architecture, Phase P0-P3 technical scorecards, individual lead contribution sections, the complete 16-question Viva Defense Guide, Saurav's DevOps execution log, and the Phase P3 formal signoff certification.</w:t>
       </w:r>
     </w:p>
     <w:p>
       <w:pPr>
-        <w:spacing w:before="20" w:after="80"/>
-        <w:ind w:left="288"/>
+        <w:spacing w:before="40" w:after="100"/>
+        <w:ind w:left="360"/>
       </w:pPr>
       <w:r>
         <w:rPr>
@@ -5222,7 +5182,7 @@
           <w:color w:val="DC2626"/>
           <w:sz w:val="20"/>
         </w:rPr>
-        <w:t xml:space="preserve">• If Missing / Consequence: </w:t>
+        <w:t xml:space="preserve">• If Missing / Architectural Impact: </w:t>
       </w:r>
       <w:r>
         <w:rPr>
@@ -5230,13 +5190,13 @@
           <w:color w:val="334155"/>
           <w:sz w:val="20"/>
         </w:rPr>
-        <w:t>Critical technical knowledge and design decisions would be lost whenever team members rotate.</w:t>
+        <w:t>Critical technical knowledge and design decisions would be lost whenever team members rotate or hand over the project.</w:t>
       </w:r>
     </w:p>
     <w:p>
       <w:pPr>
         <w:keepNext/>
-        <w:spacing w:before="160" w:after="40"/>
+        <w:spacing w:before="180" w:after="40"/>
       </w:pPr>
       <w:r>
         <w:rPr>
@@ -5250,8 +5210,8 @@
     </w:p>
     <w:p>
       <w:pPr>
-        <w:spacing w:before="20" w:after="40"/>
-        <w:ind w:left="288"/>
+        <w:spacing w:before="40" w:after="60" w:line="276" w:lineRule="auto"/>
+        <w:ind w:left="360"/>
       </w:pPr>
       <w:r>
         <w:rPr>
@@ -5260,7 +5220,7 @@
           <w:color w:val="059669"/>
           <w:sz w:val="20"/>
         </w:rPr>
-        <w:t xml:space="preserve">• In Simple Words: </w:t>
+        <w:t xml:space="preserve">• Detailed Simple Explanation (For Evaluator &amp; Viva): </w:t>
       </w:r>
       <w:r>
         <w:rPr>
@@ -5268,13 +5228,13 @@
           <w:color w:val="334155"/>
           <w:sz w:val="20"/>
         </w:rPr>
-        <w:t>The executive Word document formatted for academic examiners and business investors detailing our SaaS compliance readiness.</w:t>
+        <w:t>This file is the executive-ready Word document detailing our SaaS compliance readiness, formatted for submission to university examiners, corporate investors, and compliance auditors.</w:t>
       </w:r>
     </w:p>
     <w:p>
       <w:pPr>
-        <w:spacing w:before="20" w:after="40"/>
-        <w:ind w:left="288"/>
+        <w:spacing w:before="40" w:after="60" w:line="276" w:lineRule="auto"/>
+        <w:ind w:left="360"/>
       </w:pPr>
       <w:r>
         <w:rPr>
@@ -5283,7 +5243,7 @@
           <w:color w:val="1E293B"/>
           <w:sz w:val="20"/>
         </w:rPr>
-        <w:t xml:space="preserve">• Technical Implementation: </w:t>
+        <w:t xml:space="preserve">• Detailed Technical Implementation: </w:t>
       </w:r>
       <w:r>
         <w:rPr>
@@ -5291,13 +5251,13 @@
           <w:color w:val="334155"/>
           <w:sz w:val="20"/>
         </w:rPr>
-        <w:t>Executive presentation document rendering the complete SaaS architecture, cloud cost justification, and compliance attestation in an executive-ready format.</w:t>
+        <w:t>Executive presentation document rendering the complete SaaS architecture, multi-tenancy model, zero-cost economics, and compliance attestation in a formal executive style.</w:t>
       </w:r>
     </w:p>
     <w:p>
       <w:pPr>
-        <w:spacing w:before="20" w:after="80"/>
-        <w:ind w:left="288"/>
+        <w:spacing w:before="40" w:after="100"/>
+        <w:ind w:left="360"/>
       </w:pPr>
       <w:r>
         <w:rPr>
@@ -5306,7 +5266,7 @@
           <w:color w:val="DC2626"/>
           <w:sz w:val="20"/>
         </w:rPr>
-        <w:t xml:space="preserve">• If Missing / Consequence: </w:t>
+        <w:t xml:space="preserve">• If Missing / Architectural Impact: </w:t>
       </w:r>
       <w:r>
         <w:rPr>
@@ -5314,7 +5274,7 @@
           <w:color w:val="334155"/>
           <w:sz w:val="20"/>
         </w:rPr>
-        <w:t>Enterprise compliance materials would only exist in developer Markdown rather than in an executive-ready format.</w:t>
+        <w:t>Enterprise compliance documentation would only exist in developer Markdown rather than in an executive-ready format suitable for academic or investor review.</w:t>
       </w:r>
     </w:p>
     <w:p>
@@ -5334,7 +5294,7 @@
           <w:color w:val="0F172A"/>
           <w:sz w:val="32"/>
         </w:rPr>
-        <w:t>4. Examiner Viva &amp; Technical Defense Guide</w:t>
+        <w:t>4. Examiner Viva &amp; Technical Defense Master Guide</w:t>
       </w:r>
     </w:p>
     <w:p>
@@ -5347,13 +5307,13 @@
           <w:color w:val="334155"/>
           <w:sz w:val="21"/>
         </w:rPr>
-        <w:t>This section prepares the team for academic evaluation, project viva examinations, and technical reviews. Each question represents a core architectural decision likely to be asked by evaluators, along with the precise, technically sound answer.</w:t>
+        <w:t>This chapter prepares the team for academic viva examinations, project defense panels, and technical evaluations. Below are the top 10 most critical architectural questions evaluators will ask, along with authoritative, high-scoring answers:</w:t>
       </w:r>
     </w:p>
     <w:p>
       <w:pPr>
         <w:keepNext/>
-        <w:spacing w:before="180" w:after="40"/>
+        <w:spacing w:before="200" w:after="60"/>
       </w:pPr>
       <w:r>
         <w:rPr>
@@ -5375,13 +5335,13 @@
           <w:color w:val="334155"/>
           <w:sz w:val="21"/>
         </w:rPr>
-        <w:t>Traditional cloud incident management is slow, manual, and stressful. When distributed microservices experience issues at 3:00 AM, human SREs spend hours reading logs and running manual commands to identify the problem. Our Autonomous AIOps Platform automates this entire cycle: it detects telemetry anomalies, uses a RAG-powered AI engine to diagnose the root cause against verified runbooks, formulates a precise remediation plan, and provides a Human-in-the-Loop web cockpit for one-click approval and verification within seconds.</w:t>
+        <w:t>Traditional cloud incident management is slow, manual, and reactive. When distributed microservices fail at 3:00 AM, human SREs spend hours sifting through scattered logs, searching for outdated wiki runbooks, and guessing root causes. Our Autonomous AIOps Self-Healing Platform automates this entire loop: it detects telemetry anomalies, correlates them into incidents, uses an in-memory RAG AI engine to diagnose root causes against verified runbooks, drafts a safe remediation plan, and provides an interactive Next.js web cockpit for one-click human approval and automated verification within seconds.</w:t>
       </w:r>
     </w:p>
     <w:p>
       <w:pPr>
         <w:keepNext/>
-        <w:spacing w:before="180" w:after="40"/>
+        <w:spacing w:before="200" w:after="60"/>
       </w:pPr>
       <w:r>
         <w:rPr>
@@ -5390,7 +5350,7 @@
           <w:color w:val="1E293B"/>
           <w:sz w:val="23"/>
         </w:rPr>
-        <w:t>Q2: What does 'Domain-Agnostic' mean and why is it important?</w:t>
+        <w:t>Q2: What does 'Domain-Agnostic' mean and why is it a core design rule?</w:t>
       </w:r>
     </w:p>
     <w:p>
@@ -5403,13 +5363,13 @@
           <w:color w:val="334155"/>
           <w:sz w:val="21"/>
         </w:rPr>
-        <w:t>Domain-agnostic means the core platform has zero knowledge of any specific business sector. It does not contain concepts like 'cart', 'order_id', 'flight_number', or 'patient_record'. Instead, it deals strictly with generic operational entities: Event, Incident, Evidence, Diagnosis, RemediationAction, and Verification. This allows our platform to monitor an e-commerce website, a banking API, or a healthcare portal without changing a single line of core code. Domain-specific data stays behind external adapters.</w:t>
+        <w:t>Domain-agnostic means the core platform has zero dependency on any specific commercial business sector. It contains no concepts like 'cart', 'order_id', 'flight_number', or 'patient_record'. Instead, it operates strictly on generic engineering primitives: Event, Incident, Evidence, Diagnosis, RemediationAction, and Verification. This allows the exact same platform core to monitor an e-commerce website, a banking API, or a hospital registry without modifying a single line of core platform code. Domain-specific logic lives exclusively behind external webhook adapters.</w:t>
       </w:r>
     </w:p>
     <w:p>
       <w:pPr>
         <w:keepNext/>
-        <w:spacing w:before="180" w:after="40"/>
+        <w:spacing w:before="200" w:after="60"/>
       </w:pPr>
       <w:r>
         <w:rPr>
@@ -5431,13 +5391,13 @@
           <w:color w:val="334155"/>
           <w:sz w:val="21"/>
         </w:rPr>
-        <w:t>Raw LLMs frequently suffer from hallucinations, have no awareness of company-specific operational procedures, and change their outputs unpredictably. Fine-tuning is computationally expensive and quickly becomes obsolete when systems change. RAG provides the optimal solution: we retrieve exact, verified engineering runbooks from a vector store based on mathematical text similarity and inject them directly into the prompt. This grounds the AI's diagnosis in factual documentation, eliminates hallucinations, and ensures deterministic, calibrated confidence scores.</w:t>
+        <w:t>Raw LLMs suffer from hallucinations, have no awareness of company-specific operational procedures, and output non-deterministic responses. Fine-tuning is computationally expensive and quickly becomes outdated when systems change. RAG provides the optimal engineering solution: we retrieve exact, verified operational runbooks from an in-memory vector store based on mathematical text similarity and inject them directly into the prompt. This grounds the AI's diagnosis in factual documentation, eliminates hallucinations, and ensures deterministic, calibrated confidence scores.</w:t>
       </w:r>
     </w:p>
     <w:p>
       <w:pPr>
         <w:keepNext/>
-        <w:spacing w:before="180" w:after="40"/>
+        <w:spacing w:before="200" w:after="60"/>
       </w:pPr>
       <w:r>
         <w:rPr>
@@ -5459,13 +5419,13 @@
           <w:color w:val="334155"/>
           <w:sz w:val="21"/>
         </w:rPr>
-        <w:t>We deliberately engineered local, zero-cost implementations for every tier. Instead of paying for expensive cloud vector databases like Pinecone, Rudra built an in-memory TF-IDF vector store using scikit-learn. PostgreSQL 16 and Redis 7 run in local Docker containers. The API and AI-worker run locally via FastAPI and Uvicorn, and the frontend runs on Next.js 14. All 31 tests and end-to-end simulations execute completely offline without spending a single dollar.</w:t>
+        <w:t>We deliberately engineered local, zero-cost implementations for every tier. Instead of paying for expensive cloud vector databases like Pinecone, Rudra built an in-memory TF-IDF vector store using scikit-learn. PostgreSQL 16 and Redis 7 run in local Docker containers. The API and AI-worker run locally via FastAPI, and the frontend runs on Next.js 14. All 31 tests and end-to-end simulations execute completely offline without spending a single dollar.</w:t>
       </w:r>
     </w:p>
     <w:p>
       <w:pPr>
         <w:keepNext/>
-        <w:spacing w:before="180" w:after="40"/>
+        <w:spacing w:before="200" w:after="60"/>
       </w:pPr>
       <w:r>
         <w:rPr>
@@ -5487,13 +5447,13 @@
           <w:color w:val="334155"/>
           <w:sz w:val="21"/>
         </w:rPr>
-        <w:t>In enterprise production environments, fully autonomous systems that modify infrastructure without human oversight pose severe operational risks (e.g., unintended data loss or cascading restarts). Our platform implements 'Human-in-the-Loop' (HITL) governance. The AI performs 99% of the cognitive burden—detecting, gathering evidence, diagnosing, and drafting the fix—but requires an authorized human SRE to click 'Approve &amp; Heal'. This guarantees human accountability, safety, and compliance with SOC-2 audit requirements.</w:t>
+        <w:t>In enterprise production environments, fully autonomous systems that modify infrastructure without human oversight pose severe operational risks (e.g., accidental data deletion or cascading restarts). Our platform implements 'Human-in-the-Loop' (HITL) governance. The AI performs 99% of the cognitive burden—detecting, gathering evidence, diagnosing, and drafting the fix—but requires an authorized human SRE to click 'Approve &amp; Heal'. This guarantees human accountability, safety, and compliance with SOC-2 audit requirements.</w:t>
       </w:r>
     </w:p>
     <w:p>
       <w:pPr>
         <w:keepNext/>
-        <w:spacing w:before="180" w:after="40"/>
+        <w:spacing w:before="200" w:after="60"/>
       </w:pPr>
       <w:r>
         <w:rPr>
@@ -5502,7 +5462,7 @@
           <w:color w:val="1E293B"/>
           <w:sz w:val="23"/>
         </w:rPr>
-        <w:t>Q6: How do your data contracts prevent domain leaks?</w:t>
+        <w:t>Q6: How do your shared data contracts prevent domain leaks?</w:t>
       </w:r>
     </w:p>
     <w:p>
@@ -5521,7 +5481,7 @@
     <w:p>
       <w:pPr>
         <w:keepNext/>
-        <w:spacing w:before="180" w:after="40"/>
+        <w:spacing w:before="200" w:after="60"/>
       </w:pPr>
       <w:r>
         <w:rPr>
@@ -5549,7 +5509,7 @@
     <w:p>
       <w:pPr>
         <w:keepNext/>
-        <w:spacing w:before="180" w:after="40"/>
+        <w:spacing w:before="200" w:after="60"/>
       </w:pPr>
       <w:r>
         <w:rPr>
@@ -5558,7 +5518,63 @@
           <w:color w:val="1E293B"/>
           <w:sz w:val="23"/>
         </w:rPr>
-        <w:t>Q8: What is next in Phase P4?</w:t>
+        <w:t>Q8: How does the AI worker calculate its confidence score?</w:t>
+      </w:r>
+    </w:p>
+    <w:p>
+      <w:pPr>
+        <w:spacing w:before="40" w:after="80" w:line="276" w:lineRule="auto"/>
+      </w:pPr>
+      <w:r>
+        <w:rPr>
+          <w:rFonts w:ascii="Calibri" w:hAnsi="Calibri"/>
+          <w:color w:val="334155"/>
+          <w:sz w:val="21"/>
+        </w:rPr>
+        <w:t>The confidence score is not a random number. It is mathematically calculated by combining the cosine similarity score from the TF-IDF vector search with an evidence weight bonus (proportional to the number of factual evidence items provided). The resulting score is strictly clamped between 0.65 (minimum threshold for an action to be proposed) and 0.98 (to prevent false certainty), ensuring reliable calibration.</w:t>
+      </w:r>
+    </w:p>
+    <w:p>
+      <w:pPr>
+        <w:keepNext/>
+        <w:spacing w:before="200" w:after="60"/>
+      </w:pPr>
+      <w:r>
+        <w:rPr>
+          <w:rFonts w:ascii="Calibri" w:hAnsi="Calibri"/>
+          <w:b/>
+          <w:color w:val="1E293B"/>
+          <w:sz w:val="23"/>
+        </w:rPr>
+        <w:t>Q9: What happens if an external service sends an event while Redis or the database is down?</w:t>
+      </w:r>
+    </w:p>
+    <w:p>
+      <w:pPr>
+        <w:spacing w:before="40" w:after="80" w:line="276" w:lineRule="auto"/>
+      </w:pPr>
+      <w:r>
+        <w:rPr>
+          <w:rFonts w:ascii="Calibri" w:hAnsi="Calibri"/>
+          <w:color w:val="334155"/>
+          <w:sz w:val="21"/>
+        </w:rPr>
+        <w:t>In apps/api/src/routers/events.py, the Redis queue push is wrapped in a try/except block. If Redis is temporarily unreachable, the event is still safely committed to PostgreSQL and an HTTP 201 Created is returned, preventing caller dropouts. During readiness probes (/ready), database connectivity is actively pinged, returning HTTP 503 if the database is unavailable.</w:t>
+      </w:r>
+    </w:p>
+    <w:p>
+      <w:pPr>
+        <w:keepNext/>
+        <w:spacing w:before="200" w:after="60"/>
+      </w:pPr>
+      <w:r>
+        <w:rPr>
+          <w:rFonts w:ascii="Calibri" w:hAnsi="Calibri"/>
+          <w:b/>
+          <w:color w:val="1E293B"/>
+          <w:sz w:val="23"/>
+        </w:rPr>
+        <w:t>Q10: What is next in Phase P4?</w:t>
       </w:r>
     </w:p>
     <w:p>
@@ -5591,7 +5607,7 @@
           <w:color w:val="0F172A"/>
           <w:sz w:val="32"/>
         </w:rPr>
-        <w:t>5. Phase P3 Signoff &amp; Quality Certification</w:t>
+        <w:t>5. Phase P3 Formal Signoff &amp; Quality Certification</w:t>
       </w:r>
     </w:p>
     <w:tbl>
@@ -5617,7 +5633,7 @@
           </w:tcPr>
           <w:p>
             <w:pPr>
-              <w:spacing w:before="100" w:after="100"/>
+              <w:spacing w:before="120" w:after="120"/>
             </w:pPr>
             <w:r>
               <w:rPr>
@@ -5626,7 +5642,7 @@
                 <w:color w:val="0284C7"/>
                 <w:sz w:val="21"/>
               </w:rPr>
-              <w:t>[FINAL SIGN-OFF VERIFICATION]</w:t>
+              <w:t>[FINAL PHASE P3 QUALITY CERTIFICATION]</w:t>
               <w:br/>
             </w:r>
             <w:r>
@@ -5638,16 +5654,16 @@
               <w:t>PHASE P3 OFFICIALLY CERTIFIED AND COMPLETE</w:t>
               <w:br/>
               <w:br/>
-              <w:t>1. Backend (apps/api): Relational ORM models, connection pooling, and event/incident routers verified.</w:t>
+              <w:t>1. Backend Tier (apps/api): Relational ORM models, connection pooling, and event/incident routers verified.</w:t>
               <w:br/>
-              <w:t>2. AI Worker (apps/ai-worker): Vector runbook store, LangChain RAG diagnosis, and confidence calibration verified.</w:t>
+              <w:t>2. AI Diagnostic Core (apps/ai-worker): In-memory vector store, LangChain RAG diagnosis, and confidence calibration verified.</w:t>
               <w:br/>
-              <w:t>3. Frontend (apps/web): Next.js 14 Developer Cockpit, 3D skeuomorphic styling, and HITL console verified (0 TS errors).</w:t>
+              <w:t>3. SRE Cockpit (apps/web): Next.js 14 Developer Cockpit, 3D skeuomorphic styling, and HITL console verified (0 TS errors).</w:t>
               <w:br/>
-              <w:t>4. DevOps &amp; Governance: 31/31 automated tests passing, clean working tree, domain agnosticity audited, $0.00 cloud cost.</w:t>
+              <w:t>4. DevOps &amp; Governance: 31/31 automated tests passing, clean git working tree, domain agnosticity audited, $0.00 cloud cost.</w:t>
               <w:br/>
               <w:br/>
-              <w:t>Ready to begin Phase P4 (Webhook Adapters &amp; Live Target Monitoring).</w:t>
+              <w:t>The repository is production-ready and fully prepared to begin Phase P4 (Webhook Adapters &amp; Live Target Monitoring).</w:t>
             </w:r>
           </w:p>
         </w:tc>
